--- a/docs/Hospital-Middleware-2-API-Spec.docx
+++ b/docs/Hospital-Middleware-2-API-Spec.docx
@@ -1,13 +1,13 @@
 
 <file path=word/document.xml><?xml version="1.0" encoding="utf-8"?>
-<w:document xmlns:wpc="http://schemas.microsoft.com/office/word/2010/wordprocessingCanvas" xmlns:mc="http://schemas.openxmlformats.org/markup-compatibility/2006" xmlns:o="urn:schemas-microsoft-com:office:office" xmlns:r="http://schemas.openxmlformats.org/officeDocument/2006/relationships" xmlns:m="http://schemas.openxmlformats.org/officeDocument/2006/math" xmlns:v="urn:schemas-microsoft-com:vml" xmlns:wp14="http://schemas.microsoft.com/office/word/2010/wordprocessingDrawing" xmlns:wp="http://schemas.openxmlformats.org/drawingml/2006/wordprocessingDrawing" xmlns:w10="urn:schemas-microsoft-com:office:word" xmlns:w="http://schemas.openxmlformats.org/wordprocessingml/2006/main" xmlns:w14="http://schemas.microsoft.com/office/word/2010/wordml" xmlns:w15="http://schemas.microsoft.com/office/word/2012/wordml" xmlns:wpg="http://schemas.microsoft.com/office/word/2010/wordprocessingGroup" xmlns:wpi="http://schemas.microsoft.com/office/word/2010/wordprocessingInk" xmlns:wne="http://schemas.microsoft.com/office/word/2006/wordml" xmlns:wps="http://schemas.microsoft.com/office/word/2010/wordprocessingShape" xmlns:cx="http://schemas.microsoft.com/office/drawing/2014/chartex" xmlns:cx1="http://schemas.microsoft.com/office/drawing/2015/9/8/chartex" xmlns:cx2="http://schemas.microsoft.com/office/drawing/2015/10/21/chartex" xmlns:cx3="http://schemas.microsoft.com/office/drawing/2016/5/9/chartex" xmlns:cx4="http://schemas.microsoft.com/office/drawing/2016/5/10/chartex" xmlns:cx5="http://schemas.microsoft.com/office/drawing/2016/5/11/chartex" xmlns:cx6="http://schemas.microsoft.com/office/drawing/2016/5/12/chartex" xmlns:cx7="http://schemas.microsoft.com/office/drawing/2016/5/13/chartex" xmlns:cx8="http://schemas.microsoft.com/office/drawing/2016/5/14/chartex" xmlns:aink="http://schemas.microsoft.com/office/drawing/2016/ink" xmlns:am3d="http://schemas.microsoft.com/office/drawing/2017/model3d" xmlns:w16cex="http://schemas.microsoft.com/office/word/2018/wordml/cex" xmlns:w16cid="http://schemas.microsoft.com/office/word/2016/wordml/cid" xmlns:w16="http://schemas.microsoft.com/office/word/2018/wordml" xmlns:w16sdtdh="http://schemas.microsoft.com/office/word/2020/wordml/sdtdatahash" xmlns:w16se="http://schemas.microsoft.com/office/word/2015/wordml/symex" mc:Ignorable="w14 w15 wp14">
+<w:document xmlns:wpc="http://schemas.microsoft.com/office/word/2010/wordprocessingCanvas" xmlns:cx="http://schemas.microsoft.com/office/drawing/2014/chartex" xmlns:cx1="http://schemas.microsoft.com/office/drawing/2015/9/8/chartex" xmlns:cx2="http://schemas.microsoft.com/office/drawing/2015/10/21/chartex" xmlns:cx3="http://schemas.microsoft.com/office/drawing/2016/5/9/chartex" xmlns:cx4="http://schemas.microsoft.com/office/drawing/2016/5/10/chartex" xmlns:cx5="http://schemas.microsoft.com/office/drawing/2016/5/11/chartex" xmlns:cx6="http://schemas.microsoft.com/office/drawing/2016/5/12/chartex" xmlns:cx7="http://schemas.microsoft.com/office/drawing/2016/5/13/chartex" xmlns:cx8="http://schemas.microsoft.com/office/drawing/2016/5/14/chartex" xmlns:mc="http://schemas.openxmlformats.org/markup-compatibility/2006" xmlns:aink="http://schemas.microsoft.com/office/drawing/2016/ink" xmlns:am3d="http://schemas.microsoft.com/office/drawing/2017/model3d" xmlns:o="urn:schemas-microsoft-com:office:office" xmlns:r="http://schemas.openxmlformats.org/officeDocument/2006/relationships" xmlns:m="http://schemas.openxmlformats.org/officeDocument/2006/math" xmlns:v="urn:schemas-microsoft-com:vml" xmlns:wp14="http://schemas.microsoft.com/office/word/2010/wordprocessingDrawing" xmlns:wp="http://schemas.openxmlformats.org/drawingml/2006/wordprocessingDrawing" xmlns:w10="urn:schemas-microsoft-com:office:word" xmlns:w="http://schemas.openxmlformats.org/wordprocessingml/2006/main" xmlns:w14="http://schemas.microsoft.com/office/word/2010/wordml" xmlns:w15="http://schemas.microsoft.com/office/word/2012/wordml" xmlns:w16cex="http://schemas.microsoft.com/office/word/2018/wordml/cex" xmlns:w16cid="http://schemas.microsoft.com/office/word/2016/wordml/cid" xmlns:w16="http://schemas.microsoft.com/office/word/2018/wordml" xmlns:w16sdtdh="http://schemas.microsoft.com/office/word/2020/wordml/sdtdatahash" xmlns:w16se="http://schemas.microsoft.com/office/word/2015/wordml/symex" xmlns:wpg="http://schemas.microsoft.com/office/word/2010/wordprocessingGroup" xmlns:wpi="http://schemas.microsoft.com/office/word/2010/wordprocessingInk" xmlns:wne="http://schemas.microsoft.com/office/word/2006/wordml" xmlns:wps="http://schemas.microsoft.com/office/word/2010/wordprocessingShape" mc:Ignorable="w14 w15 w16se w16cid w16 w16cex w16sdtdh wp14">
   <w:body>
     <w:p>
       <w:pPr>
         <w:pStyle w:val="Title"/>
       </w:pPr>
       <w:r>
-        <w:t xml:space="preserve">Hospital Middleware — API Spec</w:t>
+        <w:t>Hospital Middleware — API Spec</w:t>
       </w:r>
     </w:p>
     <w:p>
@@ -15,22 +15,34 @@
         <w:spacing w:after="120"/>
       </w:pPr>
       <w:r>
-        <w:t xml:space="preserve">Machine-readable version: </w:t>
-      </w:r>
-      <w:r>
-        <w:t xml:space="preserve">`openapi.yaml` (./openapi.yaml)</w:t>
-      </w:r>
-      <w:r>
-        <w:t xml:space="preserve">.</w:t>
+        <w:t>Machine-readable version: `</w:t>
+      </w:r>
+      <w:proofErr w:type="spellStart"/>
+      <w:proofErr w:type="gramStart"/>
+      <w:r>
+        <w:t>openapi.yaml</w:t>
+      </w:r>
+      <w:proofErr w:type="spellEnd"/>
+      <w:proofErr w:type="gramEnd"/>
+      <w:r>
+        <w:t>` (./</w:t>
+      </w:r>
+      <w:proofErr w:type="spellStart"/>
+      <w:r>
+        <w:t>openapi.yaml</w:t>
+      </w:r>
+      <w:proofErr w:type="spellEnd"/>
+      <w:r>
+        <w:t>).</w:t>
       </w:r>
     </w:p>
     <w:p>
       <w:pPr>
         <w:pStyle w:val="Heading1"/>
-        <w:spacing w:after="120" w:before="240"/>
-      </w:pPr>
-      <w:r>
-        <w:t xml:space="preserve">Auth scheme</w:t>
+        <w:spacing w:before="240" w:after="120"/>
+      </w:pPr>
+      <w:r>
+        <w:t>Auth scheme</w:t>
       </w:r>
     </w:p>
     <w:p>
@@ -39,10 +51,26 @@
       </w:pPr>
       <w:r>
         <w:rPr>
-          <w:rFonts w:ascii="Consolas" w:cs="Consolas" w:eastAsia="Consolas" w:hAnsi="Consolas"/>
-          <w:shd w:fill="F0F0F0" w:val="clear"/>
-        </w:rPr>
-        <w:t xml:space="preserve">Authorization: Bearer &lt;access_token&gt;</w:t>
+          <w:rFonts w:ascii="Consolas" w:eastAsia="Consolas" w:hAnsi="Consolas" w:cs="Consolas"/>
+          <w:shd w:val="clear" w:color="auto" w:fill="F0F0F0"/>
+        </w:rPr>
+        <w:t>Authorization: Bearer &lt;</w:t>
+      </w:r>
+      <w:proofErr w:type="spellStart"/>
+      <w:r>
+        <w:rPr>
+          <w:rFonts w:ascii="Consolas" w:eastAsia="Consolas" w:hAnsi="Consolas" w:cs="Consolas"/>
+          <w:shd w:val="clear" w:color="auto" w:fill="F0F0F0"/>
+        </w:rPr>
+        <w:t>access_token</w:t>
+      </w:r>
+      <w:proofErr w:type="spellEnd"/>
+      <w:r>
+        <w:rPr>
+          <w:rFonts w:ascii="Consolas" w:eastAsia="Consolas" w:hAnsi="Consolas" w:cs="Consolas"/>
+          <w:shd w:val="clear" w:color="auto" w:fill="F0F0F0"/>
+        </w:rPr>
+        <w:t>&gt;</w:t>
       </w:r>
       <w:r>
         <w:t xml:space="preserve"> on protected routes.</w:t>
@@ -61,60 +89,66 @@
       </w:r>
       <w:r>
         <w:rPr>
-          <w:rFonts w:ascii="Consolas" w:cs="Consolas" w:eastAsia="Consolas" w:hAnsi="Consolas"/>
-          <w:shd w:fill="F0F0F0" w:val="clear"/>
-        </w:rPr>
-        <w:t xml:space="preserve">sub</w:t>
+          <w:rFonts w:ascii="Consolas" w:eastAsia="Consolas" w:hAnsi="Consolas" w:cs="Consolas"/>
+          <w:shd w:val="clear" w:color="auto" w:fill="F0F0F0"/>
+        </w:rPr>
+        <w:t>sub</w:t>
       </w:r>
       <w:r>
         <w:t xml:space="preserve"> (staff id), </w:t>
       </w:r>
-      <w:r>
-        <w:rPr>
-          <w:rFonts w:ascii="Consolas" w:cs="Consolas" w:eastAsia="Consolas" w:hAnsi="Consolas"/>
-          <w:shd w:fill="F0F0F0" w:val="clear"/>
-        </w:rPr>
-        <w:t xml:space="preserve">hospital_id</w:t>
-      </w:r>
+      <w:proofErr w:type="spellStart"/>
+      <w:r>
+        <w:rPr>
+          <w:rFonts w:ascii="Consolas" w:eastAsia="Consolas" w:hAnsi="Consolas" w:cs="Consolas"/>
+          <w:shd w:val="clear" w:color="auto" w:fill="F0F0F0"/>
+        </w:rPr>
+        <w:t>hospital_id</w:t>
+      </w:r>
+      <w:proofErr w:type="spellEnd"/>
       <w:r>
         <w:t xml:space="preserve">, </w:t>
       </w:r>
       <w:r>
         <w:rPr>
-          <w:rFonts w:ascii="Consolas" w:cs="Consolas" w:eastAsia="Consolas" w:hAnsi="Consolas"/>
-          <w:shd w:fill="F0F0F0" w:val="clear"/>
-        </w:rPr>
-        <w:t xml:space="preserve">exp</w:t>
+          <w:rFonts w:ascii="Consolas" w:eastAsia="Consolas" w:hAnsi="Consolas" w:cs="Consolas"/>
+          <w:shd w:val="clear" w:color="auto" w:fill="F0F0F0"/>
+        </w:rPr>
+        <w:t>exp</w:t>
       </w:r>
       <w:r>
         <w:t xml:space="preserve">. Both </w:t>
       </w:r>
-      <w:r>
-        <w:rPr>
-          <w:rFonts w:ascii="Consolas" w:cs="Consolas" w:eastAsia="Consolas" w:hAnsi="Consolas"/>
-          <w:shd w:fill="F0F0F0" w:val="clear"/>
-        </w:rPr>
-        <w:t xml:space="preserve">staff_id</w:t>
-      </w:r>
+      <w:proofErr w:type="spellStart"/>
+      <w:r>
+        <w:rPr>
+          <w:rFonts w:ascii="Consolas" w:eastAsia="Consolas" w:hAnsi="Consolas" w:cs="Consolas"/>
+          <w:shd w:val="clear" w:color="auto" w:fill="F0F0F0"/>
+        </w:rPr>
+        <w:t>staff_id</w:t>
+      </w:r>
+      <w:proofErr w:type="spellEnd"/>
       <w:r>
         <w:t xml:space="preserve"> and </w:t>
       </w:r>
-      <w:r>
-        <w:rPr>
-          <w:rFonts w:ascii="Consolas" w:cs="Consolas" w:eastAsia="Consolas" w:hAnsi="Consolas"/>
-          <w:shd w:fill="F0F0F0" w:val="clear"/>
-        </w:rPr>
-        <w:t xml:space="preserve">hospital_id</w:t>
-      </w:r>
+      <w:proofErr w:type="spellStart"/>
+      <w:r>
+        <w:rPr>
+          <w:rFonts w:ascii="Consolas" w:eastAsia="Consolas" w:hAnsi="Consolas" w:cs="Consolas"/>
+          <w:shd w:val="clear" w:color="auto" w:fill="F0F0F0"/>
+        </w:rPr>
+        <w:t>hospital_id</w:t>
+      </w:r>
+      <w:proofErr w:type="spellEnd"/>
       <w:r>
         <w:t xml:space="preserve"> are embedded so </w:t>
       </w:r>
       <w:r>
         <w:rPr>
-          <w:rFonts w:ascii="Consolas" w:cs="Consolas" w:eastAsia="Consolas" w:hAnsi="Consolas"/>
-          <w:shd w:fill="F0F0F0" w:val="clear"/>
-        </w:rPr>
-        <w:t xml:space="preserve">/patient/search</w:t>
+          <w:rFonts w:ascii="Consolas" w:eastAsia="Consolas" w:hAnsi="Consolas" w:cs="Consolas"/>
+          <w:shd w:val="clear" w:color="auto" w:fill="F0F0F0"/>
+        </w:rPr>
+        <w:t>/patient/search</w:t>
       </w:r>
       <w:r>
         <w:t xml:space="preserve"> can scope by hospital straight off the token, with no DB lookup needed per request. This trades theoretical staleness (if a staff member's hospital changed mid-token-lifetime) for zero extra DB round-trips — acceptable here because nothing in this system's scope ever reassigns a staff member to a different hospital, so that staleness case can't actually occur.</w:t>
@@ -129,16 +163,16 @@
         </w:numPr>
       </w:pPr>
       <w:r>
-        <w:t xml:space="preserve">Refresh token: 7 days, single active token per staff member (hashed at rest).</w:t>
+        <w:t>Refresh token: 7 days, single active token per staff member (hashed at rest).</w:t>
       </w:r>
     </w:p>
     <w:p>
       <w:pPr>
         <w:pStyle w:val="Heading1"/>
-        <w:spacing w:after="120" w:before="240"/>
-      </w:pPr>
-      <w:r>
-        <w:t xml:space="preserve">Known limitations (stated explicitly, not silent gaps)</w:t>
+        <w:spacing w:before="240" w:after="120"/>
+      </w:pPr>
+      <w:r>
+        <w:t>Known limitations (stated explicitly, not silent gaps)</w:t>
       </w:r>
     </w:p>
     <w:p>
@@ -158,12 +192,12 @@
       </w:r>
       <w:r>
         <w:rPr>
-          <w:rFonts w:ascii="Consolas" w:cs="Consolas" w:eastAsia="Consolas" w:hAnsi="Consolas"/>
-          <w:b/>
-          <w:bCs/>
-          <w:shd w:fill="F0F0F0" w:val="clear"/>
-        </w:rPr>
-        <w:t xml:space="preserve">/staff/login</w:t>
+          <w:rFonts w:ascii="Consolas" w:eastAsia="Consolas" w:hAnsi="Consolas" w:cs="Consolas"/>
+          <w:b/>
+          <w:bCs/>
+          <w:shd w:val="clear" w:color="auto" w:fill="F0F0F0"/>
+        </w:rPr>
+        <w:t>/staff/login</w:t>
       </w:r>
       <w:r>
         <w:rPr>
@@ -173,17 +207,35 @@
         <w:t xml:space="preserve"> attempts.</w:t>
       </w:r>
       <w:r>
-        <w:t xml:space="preserve"> The constant-time comparison (see Auth scheme below) prevents an attacker from *enumerating* valid usernames/hospitals via response timing, but it does not prevent brute-forcing a password once a valid username+hospital pair is known. Out of scope for this project; a real deployment would add this at the edge (e.g. Nginx </w:t>
-      </w:r>
-      <w:r>
-        <w:rPr>
-          <w:rFonts w:ascii="Consolas" w:cs="Consolas" w:eastAsia="Consolas" w:hAnsi="Consolas"/>
-          <w:shd w:fill="F0F0F0" w:val="clear"/>
-        </w:rPr>
-        <w:t xml:space="preserve">limit_req</w:t>
-      </w:r>
-      <w:r>
-        <w:t xml:space="preserve">, or a per-IP/per-username counter in the service layer).</w:t>
+        <w:t xml:space="preserve"> The constant-time comparison (see Auth scheme below) prevents an attacker from *enumerating* valid usernames/hospitals via response timing, but it does not prevent brute-forcing a password once a valid </w:t>
+      </w:r>
+      <w:proofErr w:type="spellStart"/>
+      <w:r>
+        <w:t>username+hospital</w:t>
+      </w:r>
+      <w:proofErr w:type="spellEnd"/>
+      <w:r>
+        <w:t xml:space="preserve"> pair is known. Out of scope for this project; a real deployment would add this at the edge (</w:t>
+      </w:r>
+      <w:proofErr w:type="gramStart"/>
+      <w:r>
+        <w:t>e.g.</w:t>
+      </w:r>
+      <w:proofErr w:type="gramEnd"/>
+      <w:r>
+        <w:t xml:space="preserve"> Nginx </w:t>
+      </w:r>
+      <w:proofErr w:type="spellStart"/>
+      <w:r>
+        <w:rPr>
+          <w:rFonts w:ascii="Consolas" w:eastAsia="Consolas" w:hAnsi="Consolas" w:cs="Consolas"/>
+          <w:shd w:val="clear" w:color="auto" w:fill="F0F0F0"/>
+        </w:rPr>
+        <w:t>limit_req</w:t>
+      </w:r>
+      <w:proofErr w:type="spellEnd"/>
+      <w:r>
+        <w:t>, or a per-IP/per-username counter in the service layer).</w:t>
       </w:r>
     </w:p>
     <w:p>
@@ -199,17 +251,17 @@
           <w:b/>
           <w:bCs/>
         </w:rPr>
-        <w:t xml:space="preserve">No CORS headers configured.</w:t>
+        <w:t>No CORS headers configured.</w:t>
       </w:r>
       <w:r>
         <w:t xml:space="preserve"> Irrelevant for server-to-server calls (Postman, another backend service), but a browser-based frontend calling these endpoints directly from a different origin would be blocked by the browser's own same-origin policy until </w:t>
       </w:r>
       <w:r>
         <w:rPr>
-          <w:rFonts w:ascii="Consolas" w:cs="Consolas" w:eastAsia="Consolas" w:hAnsi="Consolas"/>
-          <w:shd w:fill="F0F0F0" w:val="clear"/>
-        </w:rPr>
-        <w:t xml:space="preserve">Access-Control-Allow-Origin</w:t>
+          <w:rFonts w:ascii="Consolas" w:eastAsia="Consolas" w:hAnsi="Consolas" w:cs="Consolas"/>
+          <w:shd w:val="clear" w:color="auto" w:fill="F0F0F0"/>
+        </w:rPr>
+        <w:t>Access-Control-Allow-Origin</w:t>
       </w:r>
       <w:r>
         <w:t xml:space="preserve"> (and related headers) are added.</w:t>
@@ -225,12 +277,12 @@
       </w:pPr>
       <w:r>
         <w:rPr>
-          <w:rFonts w:ascii="Consolas" w:cs="Consolas" w:eastAsia="Consolas" w:hAnsi="Consolas"/>
-          <w:b/>
-          <w:bCs/>
-          <w:shd w:fill="F0F0F0" w:val="clear"/>
-        </w:rPr>
-        <w:t xml:space="preserve">username</w:t>
+          <w:rFonts w:ascii="Consolas" w:eastAsia="Consolas" w:hAnsi="Consolas" w:cs="Consolas"/>
+          <w:b/>
+          <w:bCs/>
+          <w:shd w:val="clear" w:color="auto" w:fill="F0F0F0"/>
+        </w:rPr>
+        <w:t>username</w:t>
       </w:r>
       <w:r>
         <w:rPr>
@@ -241,12 +293,12 @@
       </w:r>
       <w:r>
         <w:rPr>
-          <w:rFonts w:ascii="Consolas" w:cs="Consolas" w:eastAsia="Consolas" w:hAnsi="Consolas"/>
-          <w:b/>
-          <w:bCs/>
-          <w:shd w:fill="F0F0F0" w:val="clear"/>
-        </w:rPr>
-        <w:t xml:space="preserve">hospital</w:t>
+          <w:rFonts w:ascii="Consolas" w:eastAsia="Consolas" w:hAnsi="Consolas" w:cs="Consolas"/>
+          <w:b/>
+          <w:bCs/>
+          <w:shd w:val="clear" w:color="auto" w:fill="F0F0F0"/>
+        </w:rPr>
+        <w:t>hospital</w:t>
       </w:r>
       <w:r>
         <w:rPr>
@@ -260,51 +312,57 @@
       </w:r>
       <w:r>
         <w:rPr>
-          <w:rFonts w:ascii="Consolas" w:cs="Consolas" w:eastAsia="Consolas" w:hAnsi="Consolas"/>
-          <w:shd w:fill="F0F0F0" w:val="clear"/>
-        </w:rPr>
-        <w:t xml:space="preserve">WHERE username = $1</w:t>
+          <w:rFonts w:ascii="Consolas" w:eastAsia="Consolas" w:hAnsi="Consolas" w:cs="Consolas"/>
+          <w:shd w:val="clear" w:color="auto" w:fill="F0F0F0"/>
+        </w:rPr>
+        <w:t>WHERE username = $1</w:t>
       </w:r>
       <w:r>
         <w:t xml:space="preserve">, plain equality — no </w:t>
       </w:r>
       <w:r>
         <w:rPr>
-          <w:rFonts w:ascii="Consolas" w:cs="Consolas" w:eastAsia="Consolas" w:hAnsi="Consolas"/>
-          <w:shd w:fill="F0F0F0" w:val="clear"/>
-        </w:rPr>
-        <w:t xml:space="preserve">LOWER()</w:t>
-      </w:r>
-      <w:r>
-        <w:t xml:space="preserve">/</w:t>
-      </w:r>
-      <w:r>
-        <w:rPr>
-          <w:rFonts w:ascii="Consolas" w:cs="Consolas" w:eastAsia="Consolas" w:hAnsi="Consolas"/>
-          <w:shd w:fill="F0F0F0" w:val="clear"/>
-        </w:rPr>
-        <w:t xml:space="preserve">citext</w:t>
-      </w:r>
+          <w:rFonts w:ascii="Consolas" w:eastAsia="Consolas" w:hAnsi="Consolas" w:cs="Consolas"/>
+          <w:shd w:val="clear" w:color="auto" w:fill="F0F0F0"/>
+        </w:rPr>
+        <w:t>LOWER()</w:t>
+      </w:r>
+      <w:r>
+        <w:t>/</w:t>
+      </w:r>
+      <w:proofErr w:type="spellStart"/>
+      <w:r>
+        <w:rPr>
+          <w:rFonts w:ascii="Consolas" w:eastAsia="Consolas" w:hAnsi="Consolas" w:cs="Consolas"/>
+          <w:shd w:val="clear" w:color="auto" w:fill="F0F0F0"/>
+        </w:rPr>
+        <w:t>citext</w:t>
+      </w:r>
+      <w:proofErr w:type="spellEnd"/>
       <w:r>
         <w:t xml:space="preserve">). </w:t>
       </w:r>
-      <w:r>
-        <w:rPr>
-          <w:rFonts w:ascii="Consolas" w:cs="Consolas" w:eastAsia="Consolas" w:hAnsi="Consolas"/>
-          <w:shd w:fill="F0F0F0" w:val="clear"/>
-        </w:rPr>
-        <w:t xml:space="preserve">nurse_j</w:t>
-      </w:r>
+      <w:proofErr w:type="spellStart"/>
+      <w:r>
+        <w:rPr>
+          <w:rFonts w:ascii="Consolas" w:eastAsia="Consolas" w:hAnsi="Consolas" w:cs="Consolas"/>
+          <w:shd w:val="clear" w:color="auto" w:fill="F0F0F0"/>
+        </w:rPr>
+        <w:t>nurse_j</w:t>
+      </w:r>
+      <w:proofErr w:type="spellEnd"/>
       <w:r>
         <w:t xml:space="preserve"> and </w:t>
       </w:r>
-      <w:r>
-        <w:rPr>
-          <w:rFonts w:ascii="Consolas" w:cs="Consolas" w:eastAsia="Consolas" w:hAnsi="Consolas"/>
-          <w:shd w:fill="F0F0F0" w:val="clear"/>
-        </w:rPr>
-        <w:t xml:space="preserve">Nurse_J</w:t>
-      </w:r>
+      <w:proofErr w:type="spellStart"/>
+      <w:r>
+        <w:rPr>
+          <w:rFonts w:ascii="Consolas" w:eastAsia="Consolas" w:hAnsi="Consolas" w:cs="Consolas"/>
+          <w:shd w:val="clear" w:color="auto" w:fill="F0F0F0"/>
+        </w:rPr>
+        <w:t>Nurse_J</w:t>
+      </w:r>
+      <w:proofErr w:type="spellEnd"/>
       <w:r>
         <w:t xml:space="preserve"> are different accounts. This is the current, intentional behavior — not yet requested to be case-insensitive — documented here so it isn't mistaken for an oversight if it comes up.</w:t>
       </w:r>
@@ -319,12 +377,12 @@
       </w:pPr>
       <w:r>
         <w:rPr>
-          <w:rFonts w:ascii="Consolas" w:cs="Consolas" w:eastAsia="Consolas" w:hAnsi="Consolas"/>
-          <w:b/>
-          <w:bCs/>
-          <w:shd w:fill="F0F0F0" w:val="clear"/>
-        </w:rPr>
-        <w:t xml:space="preserve">Content-Type</w:t>
+          <w:rFonts w:ascii="Consolas" w:eastAsia="Consolas" w:hAnsi="Consolas" w:cs="Consolas"/>
+          <w:b/>
+          <w:bCs/>
+          <w:shd w:val="clear" w:color="auto" w:fill="F0F0F0"/>
+        </w:rPr>
+        <w:t>Content-Type</w:t>
       </w:r>
       <w:r>
         <w:rPr>
@@ -336,22 +394,24 @@
       <w:r>
         <w:t xml:space="preserve"> Every handler binds the request body as JSON unconditionally (Gin's </w:t>
       </w:r>
-      <w:r>
-        <w:rPr>
-          <w:rFonts w:ascii="Consolas" w:cs="Consolas" w:eastAsia="Consolas" w:hAnsi="Consolas"/>
-          <w:shd w:fill="F0F0F0" w:val="clear"/>
-        </w:rPr>
-        <w:t xml:space="preserve">ShouldBindJSON</w:t>
-      </w:r>
+      <w:proofErr w:type="spellStart"/>
+      <w:r>
+        <w:rPr>
+          <w:rFonts w:ascii="Consolas" w:eastAsia="Consolas" w:hAnsi="Consolas" w:cs="Consolas"/>
+          <w:shd w:val="clear" w:color="auto" w:fill="F0F0F0"/>
+        </w:rPr>
+        <w:t>ShouldBindJSON</w:t>
+      </w:r>
+      <w:proofErr w:type="spellEnd"/>
       <w:r>
         <w:t xml:space="preserve"> doesn't inspect the header at all) — a request with a missing or incorrect </w:t>
       </w:r>
       <w:r>
         <w:rPr>
-          <w:rFonts w:ascii="Consolas" w:cs="Consolas" w:eastAsia="Consolas" w:hAnsi="Consolas"/>
-          <w:shd w:fill="F0F0F0" w:val="clear"/>
-        </w:rPr>
-        <w:t xml:space="preserve">Content-Type</w:t>
+          <w:rFonts w:ascii="Consolas" w:eastAsia="Consolas" w:hAnsi="Consolas" w:cs="Consolas"/>
+          <w:shd w:val="clear" w:color="auto" w:fill="F0F0F0"/>
+        </w:rPr>
+        <w:t>Content-Type</w:t>
       </w:r>
       <w:r>
         <w:t xml:space="preserve"> still succeeds as long as the body itself is valid JSON.</w:t>
@@ -360,10 +420,10 @@
     <w:p>
       <w:pPr>
         <w:pStyle w:val="Heading1"/>
-        <w:spacing w:after="120" w:before="240"/>
-      </w:pPr>
-      <w:r>
-        <w:t xml:space="preserve">Common error envelope</w:t>
+        <w:spacing w:before="240" w:after="120"/>
+      </w:pPr>
+      <w:r>
+        <w:t>Common error envelope</w:t>
       </w:r>
     </w:p>
     <w:p>
@@ -371,12 +431,12 @@
         <w:spacing w:after="120"/>
       </w:pPr>
       <w:r>
-        <w:t xml:space="preserve">All error responses share this shape:</w:t>
-      </w:r>
-    </w:p>
-    <w:p>
-      <w:pPr>
-        <w:spacing w:after="40" w:before="120"/>
+        <w:t>All error responses share this shape:</w:t>
+      </w:r>
+    </w:p>
+    <w:p>
+      <w:pPr>
+        <w:spacing w:before="120" w:after="40"/>
       </w:pPr>
       <w:r>
         <w:rPr>
@@ -386,31 +446,29 @@
           <w:sz w:val="18"/>
           <w:szCs w:val="18"/>
         </w:rPr>
-        <w:t xml:space="preserve">JSON</w:t>
-      </w:r>
-    </w:p>
-    <w:p>
-      <w:pPr>
-        <w:shd w:fill="F5F5F5" w:val="clear"/>
-        <w:spacing w:after="0"/>
-      </w:pPr>
-      <w:r>
-        <w:rPr>
-          <w:rFonts w:ascii="Consolas" w:cs="Consolas" w:eastAsia="Consolas" w:hAnsi="Consolas"/>
-          <w:sz w:val="18"/>
-          <w:szCs w:val="18"/>
-        </w:rPr>
-        <w:t xml:space="preserve">{</w:t>
-      </w:r>
-    </w:p>
-    <w:p>
-      <w:pPr>
-        <w:shd w:fill="F5F5F5" w:val="clear"/>
-        <w:spacing w:after="0"/>
-      </w:pPr>
-      <w:r>
-        <w:rPr>
-          <w:rFonts w:ascii="Consolas" w:cs="Consolas" w:eastAsia="Consolas" w:hAnsi="Consolas"/>
+        <w:t>JSON</w:t>
+      </w:r>
+    </w:p>
+    <w:p>
+      <w:pPr>
+        <w:shd w:val="clear" w:color="auto" w:fill="F5F5F5"/>
+      </w:pPr>
+      <w:r>
+        <w:rPr>
+          <w:rFonts w:ascii="Consolas" w:eastAsia="Consolas" w:hAnsi="Consolas" w:cs="Consolas"/>
+          <w:sz w:val="18"/>
+          <w:szCs w:val="18"/>
+        </w:rPr>
+        <w:t>{</w:t>
+      </w:r>
+    </w:p>
+    <w:p>
+      <w:pPr>
+        <w:shd w:val="clear" w:color="auto" w:fill="F5F5F5"/>
+      </w:pPr>
+      <w:r>
+        <w:rPr>
+          <w:rFonts w:ascii="Consolas" w:eastAsia="Consolas" w:hAnsi="Consolas" w:cs="Consolas"/>
           <w:sz w:val="18"/>
           <w:szCs w:val="18"/>
         </w:rPr>
@@ -419,12 +477,11 @@
     </w:p>
     <w:p>
       <w:pPr>
-        <w:shd w:fill="F5F5F5" w:val="clear"/>
-        <w:spacing w:after="0"/>
-      </w:pPr>
-      <w:r>
-        <w:rPr>
-          <w:rFonts w:ascii="Consolas" w:cs="Consolas" w:eastAsia="Consolas" w:hAnsi="Consolas"/>
+        <w:shd w:val="clear" w:color="auto" w:fill="F5F5F5"/>
+      </w:pPr>
+      <w:r>
+        <w:rPr>
+          <w:rFonts w:ascii="Consolas" w:eastAsia="Consolas" w:hAnsi="Consolas" w:cs="Consolas"/>
           <w:sz w:val="18"/>
           <w:szCs w:val="18"/>
         </w:rPr>
@@ -433,12 +490,11 @@
     </w:p>
     <w:p>
       <w:pPr>
-        <w:shd w:fill="F5F5F5" w:val="clear"/>
-        <w:spacing w:after="0"/>
-      </w:pPr>
-      <w:r>
-        <w:rPr>
-          <w:rFonts w:ascii="Consolas" w:cs="Consolas" w:eastAsia="Consolas" w:hAnsi="Consolas"/>
+        <w:shd w:val="clear" w:color="auto" w:fill="F5F5F5"/>
+      </w:pPr>
+      <w:r>
+        <w:rPr>
+          <w:rFonts w:ascii="Consolas" w:eastAsia="Consolas" w:hAnsi="Consolas" w:cs="Consolas"/>
           <w:sz w:val="18"/>
           <w:szCs w:val="18"/>
         </w:rPr>
@@ -447,12 +503,11 @@
     </w:p>
     <w:p>
       <w:pPr>
-        <w:shd w:fill="F5F5F5" w:val="clear"/>
-        <w:spacing w:after="0"/>
-      </w:pPr>
-      <w:r>
-        <w:rPr>
-          <w:rFonts w:ascii="Consolas" w:cs="Consolas" w:eastAsia="Consolas" w:hAnsi="Consolas"/>
+        <w:shd w:val="clear" w:color="auto" w:fill="F5F5F5"/>
+      </w:pPr>
+      <w:r>
+        <w:rPr>
+          <w:rFonts w:ascii="Consolas" w:eastAsia="Consolas" w:hAnsi="Consolas" w:cs="Consolas"/>
           <w:sz w:val="18"/>
           <w:szCs w:val="18"/>
         </w:rPr>
@@ -461,16 +516,15 @@
     </w:p>
     <w:p>
       <w:pPr>
-        <w:shd w:fill="F5F5F5" w:val="clear"/>
-        <w:spacing w:after="0"/>
-      </w:pPr>
-      <w:r>
-        <w:rPr>
-          <w:rFonts w:ascii="Consolas" w:cs="Consolas" w:eastAsia="Consolas" w:hAnsi="Consolas"/>
-          <w:sz w:val="18"/>
-          <w:szCs w:val="18"/>
-        </w:rPr>
-        <w:t xml:space="preserve">}</w:t>
+        <w:shd w:val="clear" w:color="auto" w:fill="F5F5F5"/>
+      </w:pPr>
+      <w:r>
+        <w:rPr>
+          <w:rFonts w:ascii="Consolas" w:eastAsia="Consolas" w:hAnsi="Consolas" w:cs="Consolas"/>
+          <w:sz w:val="18"/>
+          <w:szCs w:val="18"/>
+        </w:rPr>
+        <w:t>}</w:t>
       </w:r>
     </w:p>
     <w:p>
@@ -480,11 +534,17 @@
     </w:p>
     <w:p>
       <w:pPr>
+        <w:spacing w:after="120"/>
+      </w:pPr>
+    </w:p>
+    <w:p>
+      <w:pPr>
         <w:pStyle w:val="Heading1"/>
-        <w:spacing w:after="120" w:before="240"/>
-      </w:pPr>
-      <w:r>
-        <w:t xml:space="preserve">Assumptions (explicitly called out, not inferred)</w:t>
+        <w:spacing w:before="240" w:after="120"/>
+      </w:pPr>
+      <w:r>
+        <w:lastRenderedPageBreak/>
+        <w:t>Assumptions (explicitly called out, not inferred)</w:t>
       </w:r>
     </w:p>
     <w:p>
@@ -497,12 +557,12 @@
       </w:pPr>
       <w:r>
         <w:rPr>
-          <w:rFonts w:ascii="Consolas" w:cs="Consolas" w:eastAsia="Consolas" w:hAnsi="Consolas"/>
-          <w:b/>
-          <w:bCs/>
-          <w:shd w:fill="F0F0F0" w:val="clear"/>
-        </w:rPr>
-        <w:t xml:space="preserve">/staff/create</w:t>
+          <w:rFonts w:ascii="Consolas" w:eastAsia="Consolas" w:hAnsi="Consolas" w:cs="Consolas"/>
+          <w:b/>
+          <w:bCs/>
+          <w:shd w:val="clear" w:color="auto" w:fill="F0F0F0"/>
+        </w:rPr>
+        <w:t>/staff/create</w:t>
       </w:r>
       <w:r>
         <w:rPr>
@@ -528,50 +588,52 @@
           <w:b/>
           <w:bCs/>
         </w:rPr>
-        <w:t xml:space="preserve">Username uniqueness is scoped per hospital</w:t>
+        <w:t>Username uniqueness is scoped per hospital</w:t>
       </w:r>
       <w:r>
         <w:t xml:space="preserve">, not global — two different hospitals may each have their own </w:t>
       </w:r>
-      <w:r>
-        <w:rPr>
-          <w:rFonts w:ascii="Consolas" w:cs="Consolas" w:eastAsia="Consolas" w:hAnsi="Consolas"/>
-          <w:shd w:fill="F0F0F0" w:val="clear"/>
-        </w:rPr>
-        <w:t xml:space="preserve">nurse_j</w:t>
-      </w:r>
+      <w:proofErr w:type="spellStart"/>
+      <w:r>
+        <w:rPr>
+          <w:rFonts w:ascii="Consolas" w:eastAsia="Consolas" w:hAnsi="Consolas" w:cs="Consolas"/>
+          <w:shd w:val="clear" w:color="auto" w:fill="F0F0F0"/>
+        </w:rPr>
+        <w:t>nurse_j</w:t>
+      </w:r>
+      <w:proofErr w:type="spellEnd"/>
       <w:r>
         <w:t xml:space="preserve">. This is why </w:t>
       </w:r>
       <w:r>
         <w:rPr>
-          <w:rFonts w:ascii="Consolas" w:cs="Consolas" w:eastAsia="Consolas" w:hAnsi="Consolas"/>
-          <w:shd w:fill="F0F0F0" w:val="clear"/>
-        </w:rPr>
-        <w:t xml:space="preserve">hospital</w:t>
+          <w:rFonts w:ascii="Consolas" w:eastAsia="Consolas" w:hAnsi="Consolas" w:cs="Consolas"/>
+          <w:shd w:val="clear" w:color="auto" w:fill="F0F0F0"/>
+        </w:rPr>
+        <w:t>hospital</w:t>
       </w:r>
       <w:r>
         <w:t xml:space="preserve"> is a required input on both </w:t>
       </w:r>
       <w:r>
         <w:rPr>
-          <w:rFonts w:ascii="Consolas" w:cs="Consolas" w:eastAsia="Consolas" w:hAnsi="Consolas"/>
-          <w:shd w:fill="F0F0F0" w:val="clear"/>
-        </w:rPr>
-        <w:t xml:space="preserve">/staff/create</w:t>
+          <w:rFonts w:ascii="Consolas" w:eastAsia="Consolas" w:hAnsi="Consolas" w:cs="Consolas"/>
+          <w:shd w:val="clear" w:color="auto" w:fill="F0F0F0"/>
+        </w:rPr>
+        <w:t>/staff/create</w:t>
       </w:r>
       <w:r>
         <w:t xml:space="preserve"> and </w:t>
       </w:r>
       <w:r>
         <w:rPr>
-          <w:rFonts w:ascii="Consolas" w:cs="Consolas" w:eastAsia="Consolas" w:hAnsi="Consolas"/>
-          <w:shd w:fill="F0F0F0" w:val="clear"/>
-        </w:rPr>
-        <w:t xml:space="preserve">/staff/login</w:t>
-      </w:r>
-      <w:r>
-        <w:t xml:space="preserve">.</w:t>
+          <w:rFonts w:ascii="Consolas" w:eastAsia="Consolas" w:hAnsi="Consolas" w:cs="Consolas"/>
+          <w:shd w:val="clear" w:color="auto" w:fill="F0F0F0"/>
+        </w:rPr>
+        <w:t>/staff/login</w:t>
+      </w:r>
+      <w:r>
+        <w:t>.</w:t>
       </w:r>
     </w:p>
     <w:p>
@@ -584,12 +646,12 @@
       </w:pPr>
       <w:r>
         <w:rPr>
-          <w:rFonts w:ascii="Consolas" w:cs="Consolas" w:eastAsia="Consolas" w:hAnsi="Consolas"/>
-          <w:b/>
-          <w:bCs/>
-          <w:shd w:fill="F0F0F0" w:val="clear"/>
-        </w:rPr>
-        <w:t xml:space="preserve">/staff/refresh</w:t>
+          <w:rFonts w:ascii="Consolas" w:eastAsia="Consolas" w:hAnsi="Consolas" w:cs="Consolas"/>
+          <w:b/>
+          <w:bCs/>
+          <w:shd w:val="clear" w:color="auto" w:fill="F0F0F0"/>
+        </w:rPr>
+        <w:t>/staff/refresh</w:t>
       </w:r>
       <w:r>
         <w:rPr>
@@ -612,29 +674,31 @@
       </w:pPr>
       <w:r>
         <w:rPr>
-          <w:rFonts w:ascii="Consolas" w:cs="Consolas" w:eastAsia="Consolas" w:hAnsi="Consolas"/>
-          <w:b/>
-          <w:bCs/>
-          <w:shd w:fill="F0F0F0" w:val="clear"/>
-        </w:rPr>
-        <w:t xml:space="preserve">page</w:t>
-      </w:r>
-      <w:r>
-        <w:rPr>
-          <w:b/>
-          <w:bCs/>
-        </w:rPr>
-        <w:t xml:space="preserve">/</w:t>
-      </w:r>
-      <w:r>
-        <w:rPr>
-          <w:rFonts w:ascii="Consolas" w:cs="Consolas" w:eastAsia="Consolas" w:hAnsi="Consolas"/>
-          <w:b/>
-          <w:bCs/>
-          <w:shd w:fill="F0F0F0" w:val="clear"/>
-        </w:rPr>
-        <w:t xml:space="preserve">page_size</w:t>
-      </w:r>
+          <w:rFonts w:ascii="Consolas" w:eastAsia="Consolas" w:hAnsi="Consolas" w:cs="Consolas"/>
+          <w:b/>
+          <w:bCs/>
+          <w:shd w:val="clear" w:color="auto" w:fill="F0F0F0"/>
+        </w:rPr>
+        <w:t>page</w:t>
+      </w:r>
+      <w:r>
+        <w:rPr>
+          <w:b/>
+          <w:bCs/>
+        </w:rPr>
+        <w:t>/</w:t>
+      </w:r>
+      <w:proofErr w:type="spellStart"/>
+      <w:r>
+        <w:rPr>
+          <w:rFonts w:ascii="Consolas" w:eastAsia="Consolas" w:hAnsi="Consolas" w:cs="Consolas"/>
+          <w:b/>
+          <w:bCs/>
+          <w:shd w:val="clear" w:color="auto" w:fill="F0F0F0"/>
+        </w:rPr>
+        <w:t>page_size</w:t>
+      </w:r>
+      <w:proofErr w:type="spellEnd"/>
       <w:r>
         <w:rPr>
           <w:b/>
@@ -644,12 +708,12 @@
       </w:r>
       <w:r>
         <w:rPr>
-          <w:rFonts w:ascii="Consolas" w:cs="Consolas" w:eastAsia="Consolas" w:hAnsi="Consolas"/>
-          <w:b/>
-          <w:bCs/>
-          <w:shd w:fill="F0F0F0" w:val="clear"/>
-        </w:rPr>
-        <w:t xml:space="preserve">/patient/search</w:t>
+          <w:rFonts w:ascii="Consolas" w:eastAsia="Consolas" w:hAnsi="Consolas" w:cs="Consolas"/>
+          <w:b/>
+          <w:bCs/>
+          <w:shd w:val="clear" w:color="auto" w:fill="F0F0F0"/>
+        </w:rPr>
+        <w:t>/patient/search</w:t>
       </w:r>
       <w:r>
         <w:rPr>
@@ -663,30 +727,48 @@
       </w:r>
       <w:r>
         <w:rPr>
-          <w:rFonts w:ascii="Consolas" w:cs="Consolas" w:eastAsia="Consolas" w:hAnsi="Consolas"/>
-          <w:shd w:fill="F0F0F0" w:val="clear"/>
-        </w:rPr>
-        <w:t xml:space="preserve">page=1</w:t>
+          <w:rFonts w:ascii="Consolas" w:eastAsia="Consolas" w:hAnsi="Consolas" w:cs="Consolas"/>
+          <w:shd w:val="clear" w:color="auto" w:fill="F0F0F0"/>
+        </w:rPr>
+        <w:t>page=1</w:t>
       </w:r>
       <w:r>
         <w:t xml:space="preserve">, </w:t>
       </w:r>
-      <w:r>
-        <w:rPr>
-          <w:rFonts w:ascii="Consolas" w:cs="Consolas" w:eastAsia="Consolas" w:hAnsi="Consolas"/>
-          <w:shd w:fill="F0F0F0" w:val="clear"/>
-        </w:rPr>
-        <w:t xml:space="preserve">page_size=20</w:t>
+      <w:proofErr w:type="spellStart"/>
+      <w:r>
+        <w:rPr>
+          <w:rFonts w:ascii="Consolas" w:eastAsia="Consolas" w:hAnsi="Consolas" w:cs="Consolas"/>
+          <w:shd w:val="clear" w:color="auto" w:fill="F0F0F0"/>
+        </w:rPr>
+        <w:t>page_size</w:t>
+      </w:r>
+      <w:proofErr w:type="spellEnd"/>
+      <w:r>
+        <w:rPr>
+          <w:rFonts w:ascii="Consolas" w:eastAsia="Consolas" w:hAnsi="Consolas" w:cs="Consolas"/>
+          <w:shd w:val="clear" w:color="auto" w:fill="F0F0F0"/>
+        </w:rPr>
+        <w:t>=20</w:t>
       </w:r>
       <w:r>
         <w:t xml:space="preserve">, max </w:t>
       </w:r>
-      <w:r>
-        <w:rPr>
-          <w:rFonts w:ascii="Consolas" w:cs="Consolas" w:eastAsia="Consolas" w:hAnsi="Consolas"/>
-          <w:shd w:fill="F0F0F0" w:val="clear"/>
-        </w:rPr>
-        <w:t xml:space="preserve">page_size=100</w:t>
+      <w:proofErr w:type="spellStart"/>
+      <w:r>
+        <w:rPr>
+          <w:rFonts w:ascii="Consolas" w:eastAsia="Consolas" w:hAnsi="Consolas" w:cs="Consolas"/>
+          <w:shd w:val="clear" w:color="auto" w:fill="F0F0F0"/>
+        </w:rPr>
+        <w:t>page_size</w:t>
+      </w:r>
+      <w:proofErr w:type="spellEnd"/>
+      <w:r>
+        <w:rPr>
+          <w:rFonts w:ascii="Consolas" w:eastAsia="Consolas" w:hAnsi="Consolas" w:cs="Consolas"/>
+          <w:shd w:val="clear" w:color="auto" w:fill="F0F0F0"/>
+        </w:rPr>
+        <w:t>=100</w:t>
       </w:r>
       <w:r>
         <w:t xml:space="preserve">. This also means the </w:t>
@@ -700,12 +782,32 @@
       </w:r>
       <w:r>
         <w:rPr>
-          <w:rFonts w:ascii="Consolas" w:cs="Consolas" w:eastAsia="Consolas" w:hAnsi="Consolas"/>
-          <w:b/>
-          <w:bCs/>
-          <w:shd w:fill="F0F0F0" w:val="clear"/>
-        </w:rPr>
-        <w:t xml:space="preserve">{data, page, page_size, total}</w:t>
+          <w:rFonts w:ascii="Consolas" w:eastAsia="Consolas" w:hAnsi="Consolas" w:cs="Consolas"/>
+          <w:b/>
+          <w:bCs/>
+          <w:shd w:val="clear" w:color="auto" w:fill="F0F0F0"/>
+        </w:rPr>
+        <w:t xml:space="preserve">{data, page, </w:t>
+      </w:r>
+      <w:proofErr w:type="spellStart"/>
+      <w:r>
+        <w:rPr>
+          <w:rFonts w:ascii="Consolas" w:eastAsia="Consolas" w:hAnsi="Consolas" w:cs="Consolas"/>
+          <w:b/>
+          <w:bCs/>
+          <w:shd w:val="clear" w:color="auto" w:fill="F0F0F0"/>
+        </w:rPr>
+        <w:t>page_size</w:t>
+      </w:r>
+      <w:proofErr w:type="spellEnd"/>
+      <w:r>
+        <w:rPr>
+          <w:rFonts w:ascii="Consolas" w:eastAsia="Consolas" w:hAnsi="Consolas" w:cs="Consolas"/>
+          <w:b/>
+          <w:bCs/>
+          <w:shd w:val="clear" w:color="auto" w:fill="F0F0F0"/>
+        </w:rPr>
+        <w:t>, total}</w:t>
       </w:r>
       <w:r>
         <w:rPr>
@@ -735,12 +837,12 @@
       </w:r>
       <w:r>
         <w:rPr>
-          <w:rFonts w:ascii="Consolas" w:cs="Consolas" w:eastAsia="Consolas" w:hAnsi="Consolas"/>
-          <w:b/>
-          <w:bCs/>
-          <w:shd w:fill="F0F0F0" w:val="clear"/>
-        </w:rPr>
-        <w:t xml:space="preserve">POST</w:t>
+          <w:rFonts w:ascii="Consolas" w:eastAsia="Consolas" w:hAnsi="Consolas" w:cs="Consolas"/>
+          <w:b/>
+          <w:bCs/>
+          <w:shd w:val="clear" w:color="auto" w:fill="F0F0F0"/>
+        </w:rPr>
+        <w:t>POST</w:t>
       </w:r>
       <w:r>
         <w:rPr>
@@ -754,70 +856,70 @@
       </w:r>
       <w:r>
         <w:rPr>
-          <w:rFonts w:ascii="Consolas" w:cs="Consolas" w:eastAsia="Consolas" w:hAnsi="Consolas"/>
-          <w:shd w:fill="F0F0F0" w:val="clear"/>
-        </w:rPr>
-        <w:t xml:space="preserve">/staff/create</w:t>
+          <w:rFonts w:ascii="Consolas" w:eastAsia="Consolas" w:hAnsi="Consolas" w:cs="Consolas"/>
+          <w:shd w:val="clear" w:color="auto" w:fill="F0F0F0"/>
+        </w:rPr>
+        <w:t>/staff/create</w:t>
       </w:r>
       <w:r>
         <w:t xml:space="preserve">, </w:t>
       </w:r>
       <w:r>
         <w:rPr>
-          <w:rFonts w:ascii="Consolas" w:cs="Consolas" w:eastAsia="Consolas" w:hAnsi="Consolas"/>
-          <w:shd w:fill="F0F0F0" w:val="clear"/>
-        </w:rPr>
-        <w:t xml:space="preserve">/staff/login</w:t>
+          <w:rFonts w:ascii="Consolas" w:eastAsia="Consolas" w:hAnsi="Consolas" w:cs="Consolas"/>
+          <w:shd w:val="clear" w:color="auto" w:fill="F0F0F0"/>
+        </w:rPr>
+        <w:t>/staff/login</w:t>
       </w:r>
       <w:r>
         <w:t xml:space="preserve">, </w:t>
       </w:r>
       <w:r>
         <w:rPr>
-          <w:rFonts w:ascii="Consolas" w:cs="Consolas" w:eastAsia="Consolas" w:hAnsi="Consolas"/>
-          <w:shd w:fill="F0F0F0" w:val="clear"/>
-        </w:rPr>
-        <w:t xml:space="preserve">/staff/refresh</w:t>
+          <w:rFonts w:ascii="Consolas" w:eastAsia="Consolas" w:hAnsi="Consolas" w:cs="Consolas"/>
+          <w:shd w:val="clear" w:color="auto" w:fill="F0F0F0"/>
+        </w:rPr>
+        <w:t>/staff/refresh</w:t>
       </w:r>
       <w:r>
         <w:t xml:space="preserve">, </w:t>
       </w:r>
       <w:r>
         <w:rPr>
-          <w:rFonts w:ascii="Consolas" w:cs="Consolas" w:eastAsia="Consolas" w:hAnsi="Consolas"/>
-          <w:shd w:fill="F0F0F0" w:val="clear"/>
-        </w:rPr>
-        <w:t xml:space="preserve">/patient/search</w:t>
-      </w:r>
-      <w:r>
-        <w:t xml:space="preserve">) — the scope states a verb only for Hospital A's *external* API (</w:t>
-      </w:r>
-      <w:r>
-        <w:rPr>
-          <w:rFonts w:ascii="Consolas" w:cs="Consolas" w:eastAsia="Consolas" w:hAnsi="Consolas"/>
-          <w:shd w:fill="F0F0F0" w:val="clear"/>
-        </w:rPr>
-        <w:t xml:space="preserve">GET .../patient/search/{id}</w:t>
+          <w:rFonts w:ascii="Consolas" w:eastAsia="Consolas" w:hAnsi="Consolas" w:cs="Consolas"/>
+          <w:shd w:val="clear" w:color="auto" w:fill="F0F0F0"/>
+        </w:rPr>
+        <w:t>/patient/search</w:t>
+      </w:r>
+      <w:r>
+        <w:t>) — the scope states a verb only for Hospital A's *external* API (</w:t>
+      </w:r>
+      <w:r>
+        <w:rPr>
+          <w:rFonts w:ascii="Consolas" w:eastAsia="Consolas" w:hAnsi="Consolas" w:cs="Consolas"/>
+          <w:shd w:val="clear" w:color="auto" w:fill="F0F0F0"/>
+        </w:rPr>
+        <w:t>GET .../patient/search/{id}</w:t>
       </w:r>
       <w:r>
         <w:t xml:space="preserve">); it never specifies a verb for the four endpoints we implement. </w:t>
       </w:r>
       <w:r>
         <w:rPr>
-          <w:rFonts w:ascii="Consolas" w:cs="Consolas" w:eastAsia="Consolas" w:hAnsi="Consolas"/>
-          <w:shd w:fill="F0F0F0" w:val="clear"/>
-        </w:rPr>
-        <w:t xml:space="preserve">POST</w:t>
+          <w:rFonts w:ascii="Consolas" w:eastAsia="Consolas" w:hAnsi="Consolas" w:cs="Consolas"/>
+          <w:shd w:val="clear" w:color="auto" w:fill="F0F0F0"/>
+        </w:rPr>
+        <w:t>POST</w:t>
       </w:r>
       <w:r>
         <w:t xml:space="preserve"> is used because every one of them takes a JSON request body (credentials or search filters), and a </w:t>
       </w:r>
       <w:r>
         <w:rPr>
-          <w:rFonts w:ascii="Consolas" w:cs="Consolas" w:eastAsia="Consolas" w:hAnsi="Consolas"/>
-          <w:shd w:fill="F0F0F0" w:val="clear"/>
-        </w:rPr>
-        <w:t xml:space="preserve">GET</w:t>
+          <w:rFonts w:ascii="Consolas" w:eastAsia="Consolas" w:hAnsi="Consolas" w:cs="Consolas"/>
+          <w:shd w:val="clear" w:color="auto" w:fill="F0F0F0"/>
+        </w:rPr>
+        <w:t>GET</w:t>
       </w:r>
       <w:r>
         <w:t xml:space="preserve"> carrying a body — especially one carrying a password or carrying filters that will grow — is both non-standard and inadvisable.</w:t>
@@ -840,12 +942,12 @@
       </w:r>
       <w:r>
         <w:rPr>
-          <w:rFonts w:ascii="Consolas" w:cs="Consolas" w:eastAsia="Consolas" w:hAnsi="Consolas"/>
-          <w:b/>
-          <w:bCs/>
-          <w:shd w:fill="F0F0F0" w:val="clear"/>
-        </w:rPr>
-        <w:t xml:space="preserve">hospitals</w:t>
+          <w:rFonts w:ascii="Consolas" w:eastAsia="Consolas" w:hAnsi="Consolas" w:cs="Consolas"/>
+          <w:b/>
+          <w:bCs/>
+          <w:shd w:val="clear" w:color="auto" w:fill="F0F0F0"/>
+        </w:rPr>
+        <w:t>hospitals</w:t>
       </w:r>
       <w:r>
         <w:rPr>
@@ -857,52 +959,65 @@
       <w:r>
         <w:t xml:space="preserve"> ("Patient" and "Staff" in Tasks 2–3). This third model isn't asked for directly — it's added because both </w:t>
       </w:r>
-      <w:r>
-        <w:rPr>
-          <w:rFonts w:ascii="Consolas" w:cs="Consolas" w:eastAsia="Consolas" w:hAnsi="Consolas"/>
-          <w:shd w:fill="F0F0F0" w:val="clear"/>
-        </w:rPr>
-        <w:t xml:space="preserve">staff.hospital_id</w:t>
-      </w:r>
+      <w:proofErr w:type="spellStart"/>
+      <w:proofErr w:type="gramStart"/>
+      <w:r>
+        <w:rPr>
+          <w:rFonts w:ascii="Consolas" w:eastAsia="Consolas" w:hAnsi="Consolas" w:cs="Consolas"/>
+          <w:shd w:val="clear" w:color="auto" w:fill="F0F0F0"/>
+        </w:rPr>
+        <w:t>staff.hospital</w:t>
+      </w:r>
+      <w:proofErr w:type="gramEnd"/>
+      <w:r>
+        <w:rPr>
+          <w:rFonts w:ascii="Consolas" w:eastAsia="Consolas" w:hAnsi="Consolas" w:cs="Consolas"/>
+          <w:shd w:val="clear" w:color="auto" w:fill="F0F0F0"/>
+        </w:rPr>
+        <w:t>_id</w:t>
+      </w:r>
+      <w:proofErr w:type="spellEnd"/>
       <w:r>
         <w:t xml:space="preserve"> and </w:t>
       </w:r>
-      <w:r>
-        <w:rPr>
-          <w:rFonts w:ascii="Consolas" w:cs="Consolas" w:eastAsia="Consolas" w:hAnsi="Consolas"/>
-          <w:shd w:fill="F0F0F0" w:val="clear"/>
-        </w:rPr>
-        <w:t xml:space="preserve">patients.hospital_id</w:t>
-      </w:r>
+      <w:proofErr w:type="spellStart"/>
+      <w:r>
+        <w:rPr>
+          <w:rFonts w:ascii="Consolas" w:eastAsia="Consolas" w:hAnsi="Consolas" w:cs="Consolas"/>
+          <w:shd w:val="clear" w:color="auto" w:fill="F0F0F0"/>
+        </w:rPr>
+        <w:t>patients.hospital_id</w:t>
+      </w:r>
+      <w:proofErr w:type="spellEnd"/>
       <w:r>
         <w:t xml:space="preserve"> need something to reference, and the </w:t>
       </w:r>
       <w:r>
         <w:rPr>
-          <w:rFonts w:ascii="Consolas" w:cs="Consolas" w:eastAsia="Consolas" w:hAnsi="Consolas"/>
-          <w:shd w:fill="F0F0F0" w:val="clear"/>
-        </w:rPr>
-        <w:t xml:space="preserve">his</w:t>
+          <w:rFonts w:ascii="Consolas" w:eastAsia="Consolas" w:hAnsi="Consolas" w:cs="Consolas"/>
+          <w:shd w:val="clear" w:color="auto" w:fill="F0F0F0"/>
+        </w:rPr>
+        <w:t>his</w:t>
       </w:r>
       <w:r>
         <w:t xml:space="preserve"> adapter registry needs a stable routing key. Full justification is in </w:t>
       </w:r>
       <w:r>
         <w:rPr>
-          <w:rFonts w:ascii="Consolas" w:cs="Consolas" w:eastAsia="Consolas" w:hAnsi="Consolas"/>
-          <w:shd w:fill="F0F0F0" w:val="clear"/>
-        </w:rPr>
-        <w:t xml:space="preserve">er-diagram.md</w:t>
+          <w:rFonts w:ascii="Consolas" w:eastAsia="Consolas" w:hAnsi="Consolas" w:cs="Consolas"/>
+          <w:shd w:val="clear" w:color="auto" w:fill="F0F0F0"/>
+        </w:rPr>
+        <w:t>er-diagram.md</w:t>
       </w:r>
       <w:r>
         <w:t xml:space="preserve"> ("Why a </w:t>
       </w:r>
       <w:r>
         <w:rPr>
-          <w:rFonts w:ascii="Consolas" w:cs="Consolas" w:eastAsia="Consolas" w:hAnsi="Consolas"/>
-          <w:shd w:fill="F0F0F0" w:val="clear"/>
-        </w:rPr>
-        <w:t xml:space="preserve">hospitals</w:t>
+          <w:rFonts w:ascii="Consolas" w:eastAsia="Consolas" w:hAnsi="Consolas" w:cs="Consolas"/>
+          <w:shd w:val="clear" w:color="auto" w:fill="F0F0F0"/>
+        </w:rPr>
+        <w:t>hospitals</w:t>
       </w:r>
       <w:r>
         <w:t xml:space="preserve"> table exists at all"); listed here too so every schema-level addition is in one place.</w:t>
@@ -925,123 +1040,227 @@
       </w:r>
       <w:r>
         <w:rPr>
-          <w:rFonts w:ascii="Consolas" w:cs="Consolas" w:eastAsia="Consolas" w:hAnsi="Consolas"/>
-          <w:b/>
-          <w:bCs/>
-          <w:shd w:fill="F0F0F0" w:val="clear"/>
-        </w:rPr>
-        <w:t xml:space="preserve">INSERT</w:t>
-      </w:r>
-      <w:r>
-        <w:rPr>
-          <w:b/>
-          <w:bCs/>
-        </w:rPr>
-        <w:t xml:space="preserve">, never from a request.</w:t>
+          <w:rFonts w:ascii="Consolas" w:eastAsia="Consolas" w:hAnsi="Consolas" w:cs="Consolas"/>
+          <w:b/>
+          <w:bCs/>
+          <w:shd w:val="clear" w:color="auto" w:fill="F0F0F0"/>
+        </w:rPr>
+        <w:t>INSERT</w:t>
+      </w:r>
+      <w:r>
+        <w:rPr>
+          <w:b/>
+          <w:bCs/>
+        </w:rPr>
+        <w:t>, never from a request.</w:t>
       </w:r>
       <w:r>
         <w:t xml:space="preserve"> </w:t>
       </w:r>
-      <w:r>
-        <w:rPr>
-          <w:rFonts w:ascii="Consolas" w:cs="Consolas" w:eastAsia="Consolas" w:hAnsi="Consolas"/>
-          <w:shd w:fill="F0F0F0" w:val="clear"/>
-        </w:rPr>
-        <w:t xml:space="preserve">HospitalRepo</w:t>
-      </w:r>
+      <w:proofErr w:type="spellStart"/>
+      <w:r>
+        <w:rPr>
+          <w:rFonts w:ascii="Consolas" w:eastAsia="Consolas" w:hAnsi="Consolas" w:cs="Consolas"/>
+          <w:shd w:val="clear" w:color="auto" w:fill="F0F0F0"/>
+        </w:rPr>
+        <w:t>HospitalRepo</w:t>
+      </w:r>
+      <w:proofErr w:type="spellEnd"/>
       <w:r>
         <w:t xml:space="preserve"> (</w:t>
       </w:r>
       <w:r>
         <w:rPr>
-          <w:rFonts w:ascii="Consolas" w:cs="Consolas" w:eastAsia="Consolas" w:hAnsi="Consolas"/>
-          <w:shd w:fill="F0F0F0" w:val="clear"/>
-        </w:rPr>
-        <w:t xml:space="preserve">internal/postgres/hospital_repo.go</w:t>
-      </w:r>
+          <w:rFonts w:ascii="Consolas" w:eastAsia="Consolas" w:hAnsi="Consolas" w:cs="Consolas"/>
+          <w:shd w:val="clear" w:color="auto" w:fill="F0F0F0"/>
+        </w:rPr>
+        <w:t>internal/</w:t>
+      </w:r>
+      <w:proofErr w:type="spellStart"/>
+      <w:r>
+        <w:rPr>
+          <w:rFonts w:ascii="Consolas" w:eastAsia="Consolas" w:hAnsi="Consolas" w:cs="Consolas"/>
+          <w:shd w:val="clear" w:color="auto" w:fill="F0F0F0"/>
+        </w:rPr>
+        <w:t>postgres</w:t>
+      </w:r>
+      <w:proofErr w:type="spellEnd"/>
+      <w:r>
+        <w:rPr>
+          <w:rFonts w:ascii="Consolas" w:eastAsia="Consolas" w:hAnsi="Consolas" w:cs="Consolas"/>
+          <w:shd w:val="clear" w:color="auto" w:fill="F0F0F0"/>
+        </w:rPr>
+        <w:t>/</w:t>
+      </w:r>
+      <w:proofErr w:type="spellStart"/>
+      <w:r>
+        <w:rPr>
+          <w:rFonts w:ascii="Consolas" w:eastAsia="Consolas" w:hAnsi="Consolas" w:cs="Consolas"/>
+          <w:shd w:val="clear" w:color="auto" w:fill="F0F0F0"/>
+        </w:rPr>
+        <w:t>hospital_</w:t>
+      </w:r>
+      <w:proofErr w:type="gramStart"/>
+      <w:r>
+        <w:rPr>
+          <w:rFonts w:ascii="Consolas" w:eastAsia="Consolas" w:hAnsi="Consolas" w:cs="Consolas"/>
+          <w:shd w:val="clear" w:color="auto" w:fill="F0F0F0"/>
+        </w:rPr>
+        <w:t>repo.go</w:t>
+      </w:r>
+      <w:proofErr w:type="spellEnd"/>
+      <w:proofErr w:type="gramEnd"/>
       <w:r>
         <w:t xml:space="preserve">) only has </w:t>
       </w:r>
-      <w:r>
-        <w:rPr>
-          <w:rFonts w:ascii="Consolas" w:cs="Consolas" w:eastAsia="Consolas" w:hAnsi="Consolas"/>
-          <w:shd w:fill="F0F0F0" w:val="clear"/>
-        </w:rPr>
-        <w:t xml:space="preserve">FindByCode</w:t>
-      </w:r>
-      <w:r>
-        <w:t xml:space="preserve">/</w:t>
-      </w:r>
-      <w:r>
-        <w:rPr>
-          <w:rFonts w:ascii="Consolas" w:cs="Consolas" w:eastAsia="Consolas" w:hAnsi="Consolas"/>
-          <w:shd w:fill="F0F0F0" w:val="clear"/>
-        </w:rPr>
-        <w:t xml:space="preserve">FindByID</w:t>
-      </w:r>
+      <w:proofErr w:type="spellStart"/>
+      <w:r>
+        <w:rPr>
+          <w:rFonts w:ascii="Consolas" w:eastAsia="Consolas" w:hAnsi="Consolas" w:cs="Consolas"/>
+          <w:shd w:val="clear" w:color="auto" w:fill="F0F0F0"/>
+        </w:rPr>
+        <w:t>FindByCode</w:t>
+      </w:r>
+      <w:proofErr w:type="spellEnd"/>
+      <w:r>
+        <w:t>/</w:t>
+      </w:r>
+      <w:proofErr w:type="spellStart"/>
+      <w:r>
+        <w:rPr>
+          <w:rFonts w:ascii="Consolas" w:eastAsia="Consolas" w:hAnsi="Consolas" w:cs="Consolas"/>
+          <w:shd w:val="clear" w:color="auto" w:fill="F0F0F0"/>
+        </w:rPr>
+        <w:t>FindByID</w:t>
+      </w:r>
+      <w:proofErr w:type="spellEnd"/>
       <w:r>
         <w:t xml:space="preserve">, no </w:t>
       </w:r>
       <w:r>
         <w:rPr>
-          <w:rFonts w:ascii="Consolas" w:cs="Consolas" w:eastAsia="Consolas" w:hAnsi="Consolas"/>
-          <w:shd w:fill="F0F0F0" w:val="clear"/>
-        </w:rPr>
-        <w:t xml:space="preserve">Create</w:t>
-      </w:r>
-      <w:r>
-        <w:t xml:space="preserve">; none of the four endpoints in scope create one either. Onboarding a real new hospital means writing a new migration (</w:t>
-      </w:r>
-      <w:r>
-        <w:rPr>
-          <w:rFonts w:ascii="Consolas" w:cs="Consolas" w:eastAsia="Consolas" w:hAnsi="Consolas"/>
-          <w:shd w:fill="F0F0F0" w:val="clear"/>
-        </w:rPr>
-        <w:t xml:space="preserve">000003_add_hospital_x.up.sql</w:t>
+          <w:rFonts w:ascii="Consolas" w:eastAsia="Consolas" w:hAnsi="Consolas" w:cs="Consolas"/>
+          <w:shd w:val="clear" w:color="auto" w:fill="F0F0F0"/>
+        </w:rPr>
+        <w:t>Create</w:t>
+      </w:r>
+      <w:r>
+        <w:t>; none of the four endpoints in scope create one either. Onboarding a real new hospital means writing a new migration (</w:t>
+      </w:r>
+      <w:r>
+        <w:rPr>
+          <w:rFonts w:ascii="Consolas" w:eastAsia="Consolas" w:hAnsi="Consolas" w:cs="Consolas"/>
+          <w:shd w:val="clear" w:color="auto" w:fill="F0F0F0"/>
+        </w:rPr>
+        <w:t>000003_add_hospital_x.up.sql</w:t>
       </w:r>
       <w:r>
         <w:t xml:space="preserve">, following the </w:t>
       </w:r>
       <w:r>
         <w:rPr>
-          <w:rFonts w:ascii="Consolas" w:cs="Consolas" w:eastAsia="Consolas" w:hAnsi="Consolas"/>
-          <w:shd w:fill="F0F0F0" w:val="clear"/>
-        </w:rPr>
-        <w:t xml:space="preserve">000002_seed_hospitals</w:t>
-      </w:r>
-      <w:r>
-        <w:t xml:space="preserve"> pattern) or running SQL directly — an ops/DBA action outside the running application, not an in-app workflow. This is the concrete mechanism behind "a hospital onboarded administratively before its HIS integration is coded," referenced below in the graceful-degrade behavior for </w:t>
-      </w:r>
-      <w:r>
-        <w:rPr>
-          <w:rFonts w:ascii="Consolas" w:cs="Consolas" w:eastAsia="Consolas" w:hAnsi="Consolas"/>
-          <w:shd w:fill="F0F0F0" w:val="clear"/>
-        </w:rPr>
-        <w:t xml:space="preserve">/patient/search</w:t>
-      </w:r>
-      <w:r>
-        <w:t xml:space="preserve">.</w:t>
+          <w:rFonts w:ascii="Consolas" w:eastAsia="Consolas" w:hAnsi="Consolas" w:cs="Consolas"/>
+          <w:shd w:val="clear" w:color="auto" w:fill="F0F0F0"/>
+        </w:rPr>
+        <w:t>000002_seed_hospitals</w:t>
+      </w:r>
+      <w:r>
+        <w:t xml:space="preserve"> pattern) or running SQL directly — an ops/DBA action outside the running application, not an in-app workflow. This is the concrete mechanism behind "a hospital onboarded administratively before </w:t>
+      </w:r>
+      <w:proofErr w:type="spellStart"/>
+      <w:r>
+        <w:t>its</w:t>
+      </w:r>
+      <w:proofErr w:type="spellEnd"/>
+      <w:r>
+        <w:t xml:space="preserve"> HIS integration is coded," referenced below in the graceful-degrade behavior for </w:t>
+      </w:r>
+      <w:r>
+        <w:rPr>
+          <w:rFonts w:ascii="Consolas" w:eastAsia="Consolas" w:hAnsi="Consolas" w:cs="Consolas"/>
+          <w:shd w:val="clear" w:color="auto" w:fill="F0F0F0"/>
+        </w:rPr>
+        <w:t>/patient/search</w:t>
+      </w:r>
+      <w:r>
+        <w:t>.</w:t>
       </w:r>
     </w:p>
     <w:p>
       <w:pPr>
         <w:pBdr>
-          <w:bottom w:val="single" w:color="AAAAAA" w:sz="6" w:space="1"/>
+          <w:bottom w:val="single" w:sz="6" w:space="0" w:color="AAAAAA"/>
         </w:pBdr>
-        <w:spacing w:after="240" w:before="120"/>
+        <w:spacing w:before="120" w:after="240"/>
+      </w:pPr>
+    </w:p>
+    <w:p>
+      <w:pPr>
+        <w:pBdr>
+          <w:bottom w:val="single" w:sz="6" w:space="0" w:color="AAAAAA"/>
+        </w:pBdr>
+        <w:spacing w:before="120" w:after="240"/>
+      </w:pPr>
+    </w:p>
+    <w:p>
+      <w:pPr>
+        <w:pBdr>
+          <w:bottom w:val="single" w:sz="6" w:space="0" w:color="AAAAAA"/>
+        </w:pBdr>
+        <w:spacing w:before="120" w:after="240"/>
+      </w:pPr>
+    </w:p>
+    <w:p>
+      <w:pPr>
+        <w:pBdr>
+          <w:bottom w:val="single" w:sz="6" w:space="0" w:color="AAAAAA"/>
+        </w:pBdr>
+        <w:spacing w:before="120" w:after="240"/>
+      </w:pPr>
+    </w:p>
+    <w:p>
+      <w:pPr>
+        <w:pBdr>
+          <w:bottom w:val="single" w:sz="6" w:space="0" w:color="AAAAAA"/>
+        </w:pBdr>
+        <w:spacing w:before="120" w:after="240"/>
+      </w:pPr>
+    </w:p>
+    <w:p>
+      <w:pPr>
+        <w:pBdr>
+          <w:bottom w:val="single" w:sz="6" w:space="0" w:color="AAAAAA"/>
+        </w:pBdr>
+        <w:spacing w:before="120" w:after="240"/>
+      </w:pPr>
+    </w:p>
+    <w:p>
+      <w:pPr>
+        <w:pBdr>
+          <w:bottom w:val="single" w:sz="6" w:space="0" w:color="AAAAAA"/>
+        </w:pBdr>
+        <w:spacing w:before="120" w:after="240"/>
+      </w:pPr>
+    </w:p>
+    <w:p>
+      <w:pPr>
+        <w:pBdr>
+          <w:bottom w:val="single" w:sz="6" w:space="0" w:color="AAAAAA"/>
+        </w:pBdr>
+        <w:spacing w:before="120" w:after="240"/>
       </w:pPr>
     </w:p>
     <w:p>
       <w:pPr>
         <w:pStyle w:val="Heading1"/>
-        <w:spacing w:after="120" w:before="240"/>
-      </w:pPr>
-      <w:r>
-        <w:rPr>
-          <w:rFonts w:ascii="Consolas" w:cs="Consolas" w:eastAsia="Consolas" w:hAnsi="Consolas"/>
-          <w:shd w:fill="F0F0F0" w:val="clear"/>
-        </w:rPr>
-        <w:t xml:space="preserve">POST /staff/create</w:t>
+        <w:spacing w:before="240" w:after="120"/>
+      </w:pPr>
+      <w:r>
+        <w:rPr>
+          <w:rFonts w:ascii="Consolas" w:eastAsia="Consolas" w:hAnsi="Consolas" w:cs="Consolas"/>
+          <w:shd w:val="clear" w:color="auto" w:fill="F0F0F0"/>
+        </w:rPr>
+        <w:t>POST /staff/create</w:t>
       </w:r>
     </w:p>
     <w:p>
@@ -1053,7 +1272,7 @@
           <w:b/>
           <w:bCs/>
         </w:rPr>
-        <w:t xml:space="preserve">Auth:</w:t>
+        <w:t>Auth:</w:t>
       </w:r>
       <w:r>
         <w:t xml:space="preserve"> none (see Assumption 1).</w:t>
@@ -1068,12 +1287,12 @@
           <w:b/>
           <w:bCs/>
         </w:rPr>
-        <w:t xml:space="preserve">Request</w:t>
-      </w:r>
-    </w:p>
-    <w:p>
-      <w:pPr>
-        <w:spacing w:after="40" w:before="120"/>
+        <w:t>Request</w:t>
+      </w:r>
+    </w:p>
+    <w:p>
+      <w:pPr>
+        <w:spacing w:before="120" w:after="40"/>
       </w:pPr>
       <w:r>
         <w:rPr>
@@ -1083,45 +1302,60 @@
           <w:sz w:val="18"/>
           <w:szCs w:val="18"/>
         </w:rPr>
-        <w:t xml:space="preserve">JSON</w:t>
-      </w:r>
-    </w:p>
-    <w:p>
-      <w:pPr>
-        <w:shd w:fill="F5F5F5" w:val="clear"/>
-        <w:spacing w:after="0"/>
-      </w:pPr>
-      <w:r>
-        <w:rPr>
-          <w:rFonts w:ascii="Consolas" w:cs="Consolas" w:eastAsia="Consolas" w:hAnsi="Consolas"/>
-          <w:sz w:val="18"/>
-          <w:szCs w:val="18"/>
-        </w:rPr>
-        <w:t xml:space="preserve">{</w:t>
-      </w:r>
-    </w:p>
-    <w:p>
-      <w:pPr>
-        <w:shd w:fill="F5F5F5" w:val="clear"/>
-        <w:spacing w:after="0"/>
-      </w:pPr>
-      <w:r>
-        <w:rPr>
-          <w:rFonts w:ascii="Consolas" w:cs="Consolas" w:eastAsia="Consolas" w:hAnsi="Consolas"/>
-          <w:sz w:val="18"/>
-          <w:szCs w:val="18"/>
-        </w:rPr>
-        <w:t xml:space="preserve">  "username": "nurse_j",</w:t>
-      </w:r>
-    </w:p>
-    <w:p>
-      <w:pPr>
-        <w:shd w:fill="F5F5F5" w:val="clear"/>
-        <w:spacing w:after="0"/>
-      </w:pPr>
-      <w:r>
-        <w:rPr>
-          <w:rFonts w:ascii="Consolas" w:cs="Consolas" w:eastAsia="Consolas" w:hAnsi="Consolas"/>
+        <w:t>JSON</w:t>
+      </w:r>
+    </w:p>
+    <w:p>
+      <w:pPr>
+        <w:shd w:val="clear" w:color="auto" w:fill="F5F5F5"/>
+      </w:pPr>
+      <w:r>
+        <w:rPr>
+          <w:rFonts w:ascii="Consolas" w:eastAsia="Consolas" w:hAnsi="Consolas" w:cs="Consolas"/>
+          <w:sz w:val="18"/>
+          <w:szCs w:val="18"/>
+        </w:rPr>
+        <w:t>{</w:t>
+      </w:r>
+    </w:p>
+    <w:p>
+      <w:pPr>
+        <w:shd w:val="clear" w:color="auto" w:fill="F5F5F5"/>
+      </w:pPr>
+      <w:r>
+        <w:rPr>
+          <w:rFonts w:ascii="Consolas" w:eastAsia="Consolas" w:hAnsi="Consolas" w:cs="Consolas"/>
+          <w:sz w:val="18"/>
+          <w:szCs w:val="18"/>
+        </w:rPr>
+        <w:t xml:space="preserve">  "username": "</w:t>
+      </w:r>
+      <w:proofErr w:type="spellStart"/>
+      <w:r>
+        <w:rPr>
+          <w:rFonts w:ascii="Consolas" w:eastAsia="Consolas" w:hAnsi="Consolas" w:cs="Consolas"/>
+          <w:sz w:val="18"/>
+          <w:szCs w:val="18"/>
+        </w:rPr>
+        <w:t>nurse_j</w:t>
+      </w:r>
+      <w:proofErr w:type="spellEnd"/>
+      <w:r>
+        <w:rPr>
+          <w:rFonts w:ascii="Consolas" w:eastAsia="Consolas" w:hAnsi="Consolas" w:cs="Consolas"/>
+          <w:sz w:val="18"/>
+          <w:szCs w:val="18"/>
+        </w:rPr>
+        <w:t>",</w:t>
+      </w:r>
+    </w:p>
+    <w:p>
+      <w:pPr>
+        <w:shd w:val="clear" w:color="auto" w:fill="F5F5F5"/>
+      </w:pPr>
+      <w:r>
+        <w:rPr>
+          <w:rFonts w:ascii="Consolas" w:eastAsia="Consolas" w:hAnsi="Consolas" w:cs="Consolas"/>
           <w:sz w:val="18"/>
           <w:szCs w:val="18"/>
         </w:rPr>
@@ -1130,30 +1364,46 @@
     </w:p>
     <w:p>
       <w:pPr>
-        <w:shd w:fill="F5F5F5" w:val="clear"/>
-        <w:spacing w:after="0"/>
-      </w:pPr>
-      <w:r>
-        <w:rPr>
-          <w:rFonts w:ascii="Consolas" w:cs="Consolas" w:eastAsia="Consolas" w:hAnsi="Consolas"/>
-          <w:sz w:val="18"/>
-          <w:szCs w:val="18"/>
-        </w:rPr>
-        <w:t xml:space="preserve">  "hospital": "hospital_a"</w:t>
-      </w:r>
-    </w:p>
-    <w:p>
-      <w:pPr>
-        <w:shd w:fill="F5F5F5" w:val="clear"/>
-        <w:spacing w:after="0"/>
-      </w:pPr>
-      <w:r>
-        <w:rPr>
-          <w:rFonts w:ascii="Consolas" w:cs="Consolas" w:eastAsia="Consolas" w:hAnsi="Consolas"/>
-          <w:sz w:val="18"/>
-          <w:szCs w:val="18"/>
-        </w:rPr>
-        <w:t xml:space="preserve">}</w:t>
+        <w:shd w:val="clear" w:color="auto" w:fill="F5F5F5"/>
+      </w:pPr>
+      <w:r>
+        <w:rPr>
+          <w:rFonts w:ascii="Consolas" w:eastAsia="Consolas" w:hAnsi="Consolas" w:cs="Consolas"/>
+          <w:sz w:val="18"/>
+          <w:szCs w:val="18"/>
+        </w:rPr>
+        <w:t xml:space="preserve">  "hospital": "</w:t>
+      </w:r>
+      <w:proofErr w:type="spellStart"/>
+      <w:r>
+        <w:rPr>
+          <w:rFonts w:ascii="Consolas" w:eastAsia="Consolas" w:hAnsi="Consolas" w:cs="Consolas"/>
+          <w:sz w:val="18"/>
+          <w:szCs w:val="18"/>
+        </w:rPr>
+        <w:t>hospital_a</w:t>
+      </w:r>
+      <w:proofErr w:type="spellEnd"/>
+      <w:r>
+        <w:rPr>
+          <w:rFonts w:ascii="Consolas" w:eastAsia="Consolas" w:hAnsi="Consolas" w:cs="Consolas"/>
+          <w:sz w:val="18"/>
+          <w:szCs w:val="18"/>
+        </w:rPr>
+        <w:t>"</w:t>
+      </w:r>
+    </w:p>
+    <w:p>
+      <w:pPr>
+        <w:shd w:val="clear" w:color="auto" w:fill="F5F5F5"/>
+      </w:pPr>
+      <w:r>
+        <w:rPr>
+          <w:rFonts w:ascii="Consolas" w:eastAsia="Consolas" w:hAnsi="Consolas" w:cs="Consolas"/>
+          <w:sz w:val="18"/>
+          <w:szCs w:val="18"/>
+        </w:rPr>
+        <w:t>}</w:t>
       </w:r>
     </w:p>
     <w:p>
@@ -1163,15 +1413,20 @@
     </w:p>
     <w:tbl>
       <w:tblPr>
-        <w:tblW w:type="dxa" w:w="9000"/>
+        <w:tblW w:w="9000" w:type="dxa"/>
         <w:tblBorders>
-          <w:top w:val="single" w:color="auto" w:sz="4"/>
-          <w:left w:val="single" w:color="auto" w:sz="4"/>
-          <w:bottom w:val="single" w:color="auto" w:sz="4"/>
-          <w:right w:val="single" w:color="auto" w:sz="4"/>
-          <w:insideH w:val="single" w:color="auto" w:sz="4"/>
-          <w:insideV w:val="single" w:color="auto" w:sz="4"/>
+          <w:top w:val="single" w:sz="4" w:space="0" w:color="auto"/>
+          <w:left w:val="single" w:sz="4" w:space="0" w:color="auto"/>
+          <w:bottom w:val="single" w:sz="4" w:space="0" w:color="auto"/>
+          <w:right w:val="single" w:sz="4" w:space="0" w:color="auto"/>
+          <w:insideH w:val="single" w:sz="4" w:space="0" w:color="auto"/>
+          <w:insideV w:val="single" w:sz="4" w:space="0" w:color="auto"/>
         </w:tblBorders>
+        <w:tblCellMar>
+          <w:left w:w="10" w:type="dxa"/>
+          <w:right w:w="10" w:type="dxa"/>
+        </w:tblCellMar>
+        <w:tblLook w:val="0000" w:firstRow="0" w:lastRow="0" w:firstColumn="0" w:lastColumn="0" w:noHBand="0" w:noVBand="0"/>
       </w:tblPr>
       <w:tblGrid>
         <w:gridCol w:w="2250"/>
@@ -1185,8 +1440,8 @@
         </w:trPr>
         <w:tc>
           <w:tcPr>
-            <w:tcW w:type="dxa" w:w="2250"/>
-            <w:shd w:fill="2F5496" w:val="clear"/>
+            <w:tcW w:w="2250" w:type="dxa"/>
+            <w:shd w:val="clear" w:color="auto" w:fill="2F5496"/>
           </w:tcPr>
           <w:p>
             <w:r>
@@ -1195,14 +1450,14 @@
                 <w:bCs/>
                 <w:color w:val="FFFFFF"/>
               </w:rPr>
-              <w:t xml:space="preserve">field</w:t>
+              <w:t>field</w:t>
             </w:r>
           </w:p>
         </w:tc>
         <w:tc>
           <w:tcPr>
-            <w:tcW w:type="dxa" w:w="2250"/>
-            <w:shd w:fill="2F5496" w:val="clear"/>
+            <w:tcW w:w="2250" w:type="dxa"/>
+            <w:shd w:val="clear" w:color="auto" w:fill="2F5496"/>
           </w:tcPr>
           <w:p>
             <w:r>
@@ -1211,14 +1466,14 @@
                 <w:bCs/>
                 <w:color w:val="FFFFFF"/>
               </w:rPr>
-              <w:t xml:space="preserve">type</w:t>
+              <w:t>type</w:t>
             </w:r>
           </w:p>
         </w:tc>
         <w:tc>
           <w:tcPr>
-            <w:tcW w:type="dxa" w:w="2250"/>
-            <w:shd w:fill="2F5496" w:val="clear"/>
+            <w:tcW w:w="2250" w:type="dxa"/>
+            <w:shd w:val="clear" w:color="auto" w:fill="2F5496"/>
           </w:tcPr>
           <w:p>
             <w:r>
@@ -1227,14 +1482,14 @@
                 <w:bCs/>
                 <w:color w:val="FFFFFF"/>
               </w:rPr>
-              <w:t xml:space="preserve">required</w:t>
+              <w:t>required</w:t>
             </w:r>
           </w:p>
         </w:tc>
         <w:tc>
           <w:tcPr>
-            <w:tcW w:type="dxa" w:w="2250"/>
-            <w:shd w:fill="2F5496" w:val="clear"/>
+            <w:tcW w:w="2250" w:type="dxa"/>
+            <w:shd w:val="clear" w:color="auto" w:fill="2F5496"/>
           </w:tcPr>
           <w:p>
             <w:r>
@@ -1243,7 +1498,7 @@
                 <w:bCs/>
                 <w:color w:val="FFFFFF"/>
               </w:rPr>
-              <w:t xml:space="preserve">notes</w:t>
+              <w:t>notes</w:t>
             </w:r>
           </w:p>
         </w:tc>
@@ -1251,37 +1506,37 @@
       <w:tr>
         <w:tc>
           <w:tcPr>
-            <w:tcW w:type="dxa" w:w="2250"/>
+            <w:tcW w:w="2250" w:type="dxa"/>
           </w:tcPr>
           <w:p>
             <w:r>
-              <w:t xml:space="preserve">username</w:t>
+              <w:t>username</w:t>
             </w:r>
           </w:p>
         </w:tc>
         <w:tc>
           <w:tcPr>
-            <w:tcW w:type="dxa" w:w="2250"/>
+            <w:tcW w:w="2250" w:type="dxa"/>
           </w:tcPr>
           <w:p>
             <w:r>
-              <w:t xml:space="preserve">string</w:t>
+              <w:t>string</w:t>
             </w:r>
           </w:p>
         </w:tc>
         <w:tc>
           <w:tcPr>
-            <w:tcW w:type="dxa" w:w="2250"/>
+            <w:tcW w:w="2250" w:type="dxa"/>
           </w:tcPr>
           <w:p>
             <w:r>
-              <w:t xml:space="preserve">yes</w:t>
+              <w:t>yes</w:t>
             </w:r>
           </w:p>
         </w:tc>
         <w:tc>
           <w:tcPr>
-            <w:tcW w:type="dxa" w:w="2250"/>
+            <w:tcW w:w="2250" w:type="dxa"/>
           </w:tcPr>
           <w:p>
             <w:r>
@@ -1289,13 +1544,13 @@
             </w:r>
             <w:r>
               <w:rPr>
-                <w:rFonts w:ascii="Consolas" w:cs="Consolas" w:eastAsia="Consolas" w:hAnsi="Consolas"/>
-                <w:shd w:fill="F0F0F0" w:val="clear"/>
+                <w:rFonts w:ascii="Consolas" w:eastAsia="Consolas" w:hAnsi="Consolas" w:cs="Consolas"/>
+                <w:shd w:val="clear" w:color="auto" w:fill="F0F0F0"/>
               </w:rPr>
-              <w:t xml:space="preserve">hospital</w:t>
+              <w:t>hospital</w:t>
             </w:r>
             <w:r>
-              <w:t xml:space="preserve">; leading/trailing whitespace trimmed; max 50 characters after trimming</w:t>
+              <w:t>; leading/trailing whitespace trimmed; max 50 characters after trimming</w:t>
             </w:r>
           </w:p>
         </w:tc>
@@ -1303,45 +1558,61 @@
       <w:tr>
         <w:tc>
           <w:tcPr>
-            <w:tcW w:type="dxa" w:w="2250"/>
-            <w:shd w:fill="F7F7F7" w:val="clear"/>
+            <w:tcW w:w="2250" w:type="dxa"/>
+            <w:shd w:val="clear" w:color="auto" w:fill="F7F7F7"/>
           </w:tcPr>
           <w:p>
             <w:r>
-              <w:t xml:space="preserve">password</w:t>
+              <w:t>password</w:t>
             </w:r>
           </w:p>
         </w:tc>
         <w:tc>
           <w:tcPr>
-            <w:tcW w:type="dxa" w:w="2250"/>
-            <w:shd w:fill="F7F7F7" w:val="clear"/>
+            <w:tcW w:w="2250" w:type="dxa"/>
+            <w:shd w:val="clear" w:color="auto" w:fill="F7F7F7"/>
           </w:tcPr>
           <w:p>
             <w:r>
-              <w:t xml:space="preserve">string</w:t>
+              <w:t>string</w:t>
             </w:r>
           </w:p>
         </w:tc>
         <w:tc>
           <w:tcPr>
-            <w:tcW w:type="dxa" w:w="2250"/>
-            <w:shd w:fill="F7F7F7" w:val="clear"/>
+            <w:tcW w:w="2250" w:type="dxa"/>
+            <w:shd w:val="clear" w:color="auto" w:fill="F7F7F7"/>
           </w:tcPr>
           <w:p>
             <w:r>
-              <w:t xml:space="preserve">yes</w:t>
+              <w:t>yes</w:t>
             </w:r>
           </w:p>
         </w:tc>
         <w:tc>
           <w:tcPr>
-            <w:tcW w:type="dxa" w:w="2250"/>
-            <w:shd w:fill="F7F7F7" w:val="clear"/>
+            <w:tcW w:w="2250" w:type="dxa"/>
+            <w:shd w:val="clear" w:color="auto" w:fill="F7F7F7"/>
           </w:tcPr>
           <w:p>
             <w:r>
-              <w:t xml:space="preserve">10-20 characters, hashed with bcrypt before storage (max kept well under bcrypt's 72-byte input limit, which would otherwise silently truncate longer passwords)</w:t>
+              <w:t xml:space="preserve">10-20 characters, hashed with </w:t>
+            </w:r>
+            <w:proofErr w:type="spellStart"/>
+            <w:r>
+              <w:t>bcrypt</w:t>
+            </w:r>
+            <w:proofErr w:type="spellEnd"/>
+            <w:r>
+              <w:t xml:space="preserve"> before storage (max kept well under </w:t>
+            </w:r>
+            <w:proofErr w:type="spellStart"/>
+            <w:r>
+              <w:t>bcrypt's</w:t>
+            </w:r>
+            <w:proofErr w:type="spellEnd"/>
+            <w:r>
+              <w:t xml:space="preserve"> 72-byte input limit, which would otherwise silently truncate longer passwords)</w:t>
             </w:r>
           </w:p>
         </w:tc>
@@ -1349,37 +1620,37 @@
       <w:tr>
         <w:tc>
           <w:tcPr>
-            <w:tcW w:type="dxa" w:w="2250"/>
+            <w:tcW w:w="2250" w:type="dxa"/>
           </w:tcPr>
           <w:p>
             <w:r>
-              <w:t xml:space="preserve">hospital</w:t>
+              <w:t>hospital</w:t>
             </w:r>
           </w:p>
         </w:tc>
         <w:tc>
           <w:tcPr>
-            <w:tcW w:type="dxa" w:w="2250"/>
+            <w:tcW w:w="2250" w:type="dxa"/>
           </w:tcPr>
           <w:p>
             <w:r>
-              <w:t xml:space="preserve">string</w:t>
+              <w:t>string</w:t>
             </w:r>
           </w:p>
         </w:tc>
         <w:tc>
           <w:tcPr>
-            <w:tcW w:type="dxa" w:w="2250"/>
+            <w:tcW w:w="2250" w:type="dxa"/>
           </w:tcPr>
           <w:p>
             <w:r>
-              <w:t xml:space="preserve">yes</w:t>
+              <w:t>yes</w:t>
             </w:r>
           </w:p>
         </w:tc>
         <w:tc>
           <w:tcPr>
-            <w:tcW w:type="dxa" w:w="2250"/>
+            <w:tcW w:w="2250" w:type="dxa"/>
           </w:tcPr>
           <w:p>
             <w:r>
@@ -1390,37 +1661,43 @@
                 <w:b/>
                 <w:bCs/>
               </w:rPr>
-              <w:t xml:space="preserve">code</w:t>
+              <w:t>code</w:t>
             </w:r>
             <w:r>
               <w:t xml:space="preserve"> (e.g. </w:t>
             </w:r>
+            <w:proofErr w:type="spellStart"/>
             <w:r>
               <w:rPr>
-                <w:rFonts w:ascii="Consolas" w:cs="Consolas" w:eastAsia="Consolas" w:hAnsi="Consolas"/>
-                <w:shd w:fill="F0F0F0" w:val="clear"/>
+                <w:rFonts w:ascii="Consolas" w:eastAsia="Consolas" w:hAnsi="Consolas" w:cs="Consolas"/>
+                <w:shd w:val="clear" w:color="auto" w:fill="F0F0F0"/>
               </w:rPr>
-              <w:t xml:space="preserve">hospital_a</w:t>
+              <w:t>hospital_a</w:t>
             </w:r>
+            <w:proofErr w:type="spellEnd"/>
             <w:r>
               <w:t xml:space="preserve">) — must match a known </w:t>
             </w:r>
+            <w:proofErr w:type="spellStart"/>
+            <w:proofErr w:type="gramStart"/>
             <w:r>
               <w:rPr>
-                <w:rFonts w:ascii="Consolas" w:cs="Consolas" w:eastAsia="Consolas" w:hAnsi="Consolas"/>
-                <w:shd w:fill="F0F0F0" w:val="clear"/>
+                <w:rFonts w:ascii="Consolas" w:eastAsia="Consolas" w:hAnsi="Consolas" w:cs="Consolas"/>
+                <w:shd w:val="clear" w:color="auto" w:fill="F0F0F0"/>
               </w:rPr>
-              <w:t xml:space="preserve">hospitals.code</w:t>
+              <w:t>hospitals.code</w:t>
             </w:r>
+            <w:proofErr w:type="spellEnd"/>
+            <w:proofErr w:type="gramEnd"/>
             <w:r>
               <w:t xml:space="preserve">; trimmed and length-capped the same way as </w:t>
             </w:r>
             <w:r>
               <w:rPr>
-                <w:rFonts w:ascii="Consolas" w:cs="Consolas" w:eastAsia="Consolas" w:hAnsi="Consolas"/>
-                <w:shd w:fill="F0F0F0" w:val="clear"/>
+                <w:rFonts w:ascii="Consolas" w:eastAsia="Consolas" w:hAnsi="Consolas" w:cs="Consolas"/>
+                <w:shd w:val="clear" w:color="auto" w:fill="F0F0F0"/>
               </w:rPr>
-              <w:t xml:space="preserve">username</w:t>
+              <w:t>username</w:t>
             </w:r>
           </w:p>
         </w:tc>
@@ -1444,17 +1721,17 @@
       </w:r>
       <w:r>
         <w:rPr>
-          <w:rFonts w:ascii="Consolas" w:cs="Consolas" w:eastAsia="Consolas" w:hAnsi="Consolas"/>
-          <w:b/>
-          <w:bCs/>
-          <w:shd w:fill="F0F0F0" w:val="clear"/>
-        </w:rPr>
-        <w:t xml:space="preserve">201</w:t>
-      </w:r>
-    </w:p>
-    <w:p>
-      <w:pPr>
-        <w:spacing w:after="40" w:before="120"/>
+          <w:rFonts w:ascii="Consolas" w:eastAsia="Consolas" w:hAnsi="Consolas" w:cs="Consolas"/>
+          <w:b/>
+          <w:bCs/>
+          <w:shd w:val="clear" w:color="auto" w:fill="F0F0F0"/>
+        </w:rPr>
+        <w:t>201</w:t>
+      </w:r>
+    </w:p>
+    <w:p>
+      <w:pPr>
+        <w:spacing w:before="120" w:after="40"/>
       </w:pPr>
       <w:r>
         <w:rPr>
@@ -1464,91 +1741,167 @@
           <w:sz w:val="18"/>
           <w:szCs w:val="18"/>
         </w:rPr>
-        <w:t xml:space="preserve">JSON</w:t>
-      </w:r>
-    </w:p>
-    <w:p>
-      <w:pPr>
-        <w:shd w:fill="F5F5F5" w:val="clear"/>
-        <w:spacing w:after="0"/>
-      </w:pPr>
-      <w:r>
-        <w:rPr>
-          <w:rFonts w:ascii="Consolas" w:cs="Consolas" w:eastAsia="Consolas" w:hAnsi="Consolas"/>
-          <w:sz w:val="18"/>
-          <w:szCs w:val="18"/>
-        </w:rPr>
-        <w:t xml:space="preserve">{</w:t>
-      </w:r>
-    </w:p>
-    <w:p>
-      <w:pPr>
-        <w:shd w:fill="F5F5F5" w:val="clear"/>
-        <w:spacing w:after="0"/>
-      </w:pPr>
-      <w:r>
-        <w:rPr>
-          <w:rFonts w:ascii="Consolas" w:cs="Consolas" w:eastAsia="Consolas" w:hAnsi="Consolas"/>
-          <w:sz w:val="18"/>
-          <w:szCs w:val="18"/>
-        </w:rPr>
-        <w:t xml:space="preserve">  "id": "5f2b1c1a-...-uuid",</w:t>
-      </w:r>
-    </w:p>
-    <w:p>
-      <w:pPr>
-        <w:shd w:fill="F5F5F5" w:val="clear"/>
-        <w:spacing w:after="0"/>
-      </w:pPr>
-      <w:r>
-        <w:rPr>
-          <w:rFonts w:ascii="Consolas" w:cs="Consolas" w:eastAsia="Consolas" w:hAnsi="Consolas"/>
-          <w:sz w:val="18"/>
-          <w:szCs w:val="18"/>
-        </w:rPr>
-        <w:t xml:space="preserve">  "username": "nurse_j",</w:t>
-      </w:r>
-    </w:p>
-    <w:p>
-      <w:pPr>
-        <w:shd w:fill="F5F5F5" w:val="clear"/>
-        <w:spacing w:after="0"/>
-      </w:pPr>
-      <w:r>
-        <w:rPr>
-          <w:rFonts w:ascii="Consolas" w:cs="Consolas" w:eastAsia="Consolas" w:hAnsi="Consolas"/>
-          <w:sz w:val="18"/>
-          <w:szCs w:val="18"/>
-        </w:rPr>
-        <w:t xml:space="preserve">  "hospital": "hospital_a",</w:t>
-      </w:r>
-    </w:p>
-    <w:p>
-      <w:pPr>
-        <w:shd w:fill="F5F5F5" w:val="clear"/>
-        <w:spacing w:after="0"/>
-      </w:pPr>
-      <w:r>
-        <w:rPr>
-          <w:rFonts w:ascii="Consolas" w:cs="Consolas" w:eastAsia="Consolas" w:hAnsi="Consolas"/>
-          <w:sz w:val="18"/>
-          <w:szCs w:val="18"/>
-        </w:rPr>
-        <w:t xml:space="preserve">  "created_at": "2026-09-18T12:00:00Z"</w:t>
-      </w:r>
-    </w:p>
-    <w:p>
-      <w:pPr>
-        <w:shd w:fill="F5F5F5" w:val="clear"/>
-        <w:spacing w:after="0"/>
-      </w:pPr>
-      <w:r>
-        <w:rPr>
-          <w:rFonts w:ascii="Consolas" w:cs="Consolas" w:eastAsia="Consolas" w:hAnsi="Consolas"/>
-          <w:sz w:val="18"/>
-          <w:szCs w:val="18"/>
-        </w:rPr>
-        <w:t xml:space="preserve">}</w:t>
+        <w:t>JSON</w:t>
+      </w:r>
+    </w:p>
+    <w:p>
+      <w:pPr>
+        <w:shd w:val="clear" w:color="auto" w:fill="F5F5F5"/>
+      </w:pPr>
+      <w:r>
+        <w:rPr>
+          <w:rFonts w:ascii="Consolas" w:eastAsia="Consolas" w:hAnsi="Consolas" w:cs="Consolas"/>
+          <w:sz w:val="18"/>
+          <w:szCs w:val="18"/>
+        </w:rPr>
+        <w:t>{</w:t>
+      </w:r>
+    </w:p>
+    <w:p>
+      <w:pPr>
+        <w:shd w:val="clear" w:color="auto" w:fill="F5F5F5"/>
+      </w:pPr>
+      <w:r>
+        <w:rPr>
+          <w:rFonts w:ascii="Consolas" w:eastAsia="Consolas" w:hAnsi="Consolas" w:cs="Consolas"/>
+          <w:sz w:val="18"/>
+          <w:szCs w:val="18"/>
+        </w:rPr>
+        <w:t xml:space="preserve">  "id": "5f2b1c1a-...-</w:t>
+      </w:r>
+      <w:proofErr w:type="spellStart"/>
+      <w:r>
+        <w:rPr>
+          <w:rFonts w:ascii="Consolas" w:eastAsia="Consolas" w:hAnsi="Consolas" w:cs="Consolas"/>
+          <w:sz w:val="18"/>
+          <w:szCs w:val="18"/>
+        </w:rPr>
+        <w:t>uuid</w:t>
+      </w:r>
+      <w:proofErr w:type="spellEnd"/>
+      <w:r>
+        <w:rPr>
+          <w:rFonts w:ascii="Consolas" w:eastAsia="Consolas" w:hAnsi="Consolas" w:cs="Consolas"/>
+          <w:sz w:val="18"/>
+          <w:szCs w:val="18"/>
+        </w:rPr>
+        <w:t>",</w:t>
+      </w:r>
+    </w:p>
+    <w:p>
+      <w:pPr>
+        <w:shd w:val="clear" w:color="auto" w:fill="F5F5F5"/>
+      </w:pPr>
+      <w:r>
+        <w:rPr>
+          <w:rFonts w:ascii="Consolas" w:eastAsia="Consolas" w:hAnsi="Consolas" w:cs="Consolas"/>
+          <w:sz w:val="18"/>
+          <w:szCs w:val="18"/>
+        </w:rPr>
+        <w:t xml:space="preserve">  "username": "</w:t>
+      </w:r>
+      <w:proofErr w:type="spellStart"/>
+      <w:r>
+        <w:rPr>
+          <w:rFonts w:ascii="Consolas" w:eastAsia="Consolas" w:hAnsi="Consolas" w:cs="Consolas"/>
+          <w:sz w:val="18"/>
+          <w:szCs w:val="18"/>
+        </w:rPr>
+        <w:t>nurse_j</w:t>
+      </w:r>
+      <w:proofErr w:type="spellEnd"/>
+      <w:r>
+        <w:rPr>
+          <w:rFonts w:ascii="Consolas" w:eastAsia="Consolas" w:hAnsi="Consolas" w:cs="Consolas"/>
+          <w:sz w:val="18"/>
+          <w:szCs w:val="18"/>
+        </w:rPr>
+        <w:t>",</w:t>
+      </w:r>
+    </w:p>
+    <w:p>
+      <w:pPr>
+        <w:shd w:val="clear" w:color="auto" w:fill="F5F5F5"/>
+      </w:pPr>
+      <w:r>
+        <w:rPr>
+          <w:rFonts w:ascii="Consolas" w:eastAsia="Consolas" w:hAnsi="Consolas" w:cs="Consolas"/>
+          <w:sz w:val="18"/>
+          <w:szCs w:val="18"/>
+        </w:rPr>
+        <w:t xml:space="preserve">  "hospital": "</w:t>
+      </w:r>
+      <w:proofErr w:type="spellStart"/>
+      <w:r>
+        <w:rPr>
+          <w:rFonts w:ascii="Consolas" w:eastAsia="Consolas" w:hAnsi="Consolas" w:cs="Consolas"/>
+          <w:sz w:val="18"/>
+          <w:szCs w:val="18"/>
+        </w:rPr>
+        <w:t>hospital_a</w:t>
+      </w:r>
+      <w:proofErr w:type="spellEnd"/>
+      <w:r>
+        <w:rPr>
+          <w:rFonts w:ascii="Consolas" w:eastAsia="Consolas" w:hAnsi="Consolas" w:cs="Consolas"/>
+          <w:sz w:val="18"/>
+          <w:szCs w:val="18"/>
+        </w:rPr>
+        <w:t>",</w:t>
+      </w:r>
+    </w:p>
+    <w:p>
+      <w:pPr>
+        <w:shd w:val="clear" w:color="auto" w:fill="F5F5F5"/>
+      </w:pPr>
+      <w:r>
+        <w:rPr>
+          <w:rFonts w:ascii="Consolas" w:eastAsia="Consolas" w:hAnsi="Consolas" w:cs="Consolas"/>
+          <w:sz w:val="18"/>
+          <w:szCs w:val="18"/>
+        </w:rPr>
+        <w:t xml:space="preserve">  "</w:t>
+      </w:r>
+      <w:proofErr w:type="spellStart"/>
+      <w:proofErr w:type="gramStart"/>
+      <w:r>
+        <w:rPr>
+          <w:rFonts w:ascii="Consolas" w:eastAsia="Consolas" w:hAnsi="Consolas" w:cs="Consolas"/>
+          <w:sz w:val="18"/>
+          <w:szCs w:val="18"/>
+        </w:rPr>
+        <w:t>created</w:t>
+      </w:r>
+      <w:proofErr w:type="gramEnd"/>
+      <w:r>
+        <w:rPr>
+          <w:rFonts w:ascii="Consolas" w:eastAsia="Consolas" w:hAnsi="Consolas" w:cs="Consolas"/>
+          <w:sz w:val="18"/>
+          <w:szCs w:val="18"/>
+        </w:rPr>
+        <w:t>_at</w:t>
+      </w:r>
+      <w:proofErr w:type="spellEnd"/>
+      <w:r>
+        <w:rPr>
+          <w:rFonts w:ascii="Consolas" w:eastAsia="Consolas" w:hAnsi="Consolas" w:cs="Consolas"/>
+          <w:sz w:val="18"/>
+          <w:szCs w:val="18"/>
+        </w:rPr>
+        <w:t>": "2026-09-18T12:00:00Z"</w:t>
+      </w:r>
+    </w:p>
+    <w:p>
+      <w:pPr>
+        <w:shd w:val="clear" w:color="auto" w:fill="F5F5F5"/>
+      </w:pPr>
+      <w:r>
+        <w:rPr>
+          <w:rFonts w:ascii="Consolas" w:eastAsia="Consolas" w:hAnsi="Consolas" w:cs="Consolas"/>
+          <w:sz w:val="18"/>
+          <w:szCs w:val="18"/>
+        </w:rPr>
+        <w:t>}</w:t>
       </w:r>
     </w:p>
     <w:p>
@@ -1562,33 +1915,35 @@
       </w:pPr>
       <w:r>
         <w:rPr>
-          <w:rFonts w:ascii="Consolas" w:cs="Consolas" w:eastAsia="Consolas" w:hAnsi="Consolas"/>
-          <w:shd w:fill="F0F0F0" w:val="clear"/>
-        </w:rPr>
-        <w:t xml:space="preserve">hospital</w:t>
+          <w:rFonts w:ascii="Consolas" w:eastAsia="Consolas" w:hAnsi="Consolas" w:cs="Consolas"/>
+          <w:shd w:val="clear" w:color="auto" w:fill="F0F0F0"/>
+        </w:rPr>
+        <w:t>hospital</w:t>
       </w:r>
       <w:r>
         <w:t xml:space="preserve"> echoes back the code as submitted, trimmed the same way it was validated (see the field table above) — the scope doesn't specify an output shape for this endpoint, so nothing beyond the normalized input (plus the generated </w:t>
       </w:r>
       <w:r>
         <w:rPr>
-          <w:rFonts w:ascii="Consolas" w:cs="Consolas" w:eastAsia="Consolas" w:hAnsi="Consolas"/>
-          <w:shd w:fill="F0F0F0" w:val="clear"/>
-        </w:rPr>
-        <w:t xml:space="preserve">id</w:t>
-      </w:r>
-      <w:r>
-        <w:t xml:space="preserve">/</w:t>
-      </w:r>
-      <w:r>
-        <w:rPr>
-          <w:rFonts w:ascii="Consolas" w:cs="Consolas" w:eastAsia="Consolas" w:hAnsi="Consolas"/>
-          <w:shd w:fill="F0F0F0" w:val="clear"/>
-        </w:rPr>
-        <w:t xml:space="preserve">created_at</w:t>
-      </w:r>
-      <w:r>
-        <w:t xml:space="preserve">) is added. No display-name lookup, no extra fields.</w:t>
+          <w:rFonts w:ascii="Consolas" w:eastAsia="Consolas" w:hAnsi="Consolas" w:cs="Consolas"/>
+          <w:shd w:val="clear" w:color="auto" w:fill="F0F0F0"/>
+        </w:rPr>
+        <w:t>id</w:t>
+      </w:r>
+      <w:r>
+        <w:t>/</w:t>
+      </w:r>
+      <w:proofErr w:type="spellStart"/>
+      <w:r>
+        <w:rPr>
+          <w:rFonts w:ascii="Consolas" w:eastAsia="Consolas" w:hAnsi="Consolas" w:cs="Consolas"/>
+          <w:shd w:val="clear" w:color="auto" w:fill="F0F0F0"/>
+        </w:rPr>
+        <w:t>created_at</w:t>
+      </w:r>
+      <w:proofErr w:type="spellEnd"/>
+      <w:r>
+        <w:t>) is added. No display-name lookup, no extra fields.</w:t>
       </w:r>
     </w:p>
     <w:p>
@@ -1600,20 +1955,26 @@
           <w:b/>
           <w:bCs/>
         </w:rPr>
-        <w:t xml:space="preserve">Errors</w:t>
+        <w:lastRenderedPageBreak/>
+        <w:t>Errors</w:t>
       </w:r>
     </w:p>
     <w:tbl>
       <w:tblPr>
-        <w:tblW w:type="dxa" w:w="9000"/>
+        <w:tblW w:w="9000" w:type="dxa"/>
         <w:tblBorders>
-          <w:top w:val="single" w:color="auto" w:sz="4"/>
-          <w:left w:val="single" w:color="auto" w:sz="4"/>
-          <w:bottom w:val="single" w:color="auto" w:sz="4"/>
-          <w:right w:val="single" w:color="auto" w:sz="4"/>
-          <w:insideH w:val="single" w:color="auto" w:sz="4"/>
-          <w:insideV w:val="single" w:color="auto" w:sz="4"/>
+          <w:top w:val="single" w:sz="4" w:space="0" w:color="auto"/>
+          <w:left w:val="single" w:sz="4" w:space="0" w:color="auto"/>
+          <w:bottom w:val="single" w:sz="4" w:space="0" w:color="auto"/>
+          <w:right w:val="single" w:sz="4" w:space="0" w:color="auto"/>
+          <w:insideH w:val="single" w:sz="4" w:space="0" w:color="auto"/>
+          <w:insideV w:val="single" w:sz="4" w:space="0" w:color="auto"/>
         </w:tblBorders>
+        <w:tblCellMar>
+          <w:left w:w="10" w:type="dxa"/>
+          <w:right w:w="10" w:type="dxa"/>
+        </w:tblCellMar>
+        <w:tblLook w:val="0000" w:firstRow="0" w:lastRow="0" w:firstColumn="0" w:lastColumn="0" w:noHBand="0" w:noVBand="0"/>
       </w:tblPr>
       <w:tblGrid>
         <w:gridCol w:w="3000"/>
@@ -1626,8 +1987,8 @@
         </w:trPr>
         <w:tc>
           <w:tcPr>
-            <w:tcW w:type="dxa" w:w="3000"/>
-            <w:shd w:fill="2F5496" w:val="clear"/>
+            <w:tcW w:w="3000" w:type="dxa"/>
+            <w:shd w:val="clear" w:color="auto" w:fill="2F5496"/>
           </w:tcPr>
           <w:p>
             <w:r>
@@ -1636,14 +1997,14 @@
                 <w:bCs/>
                 <w:color w:val="FFFFFF"/>
               </w:rPr>
-              <w:t xml:space="preserve">status</w:t>
+              <w:t>status</w:t>
             </w:r>
           </w:p>
         </w:tc>
         <w:tc>
           <w:tcPr>
-            <w:tcW w:type="dxa" w:w="3000"/>
-            <w:shd w:fill="2F5496" w:val="clear"/>
+            <w:tcW w:w="3000" w:type="dxa"/>
+            <w:shd w:val="clear" w:color="auto" w:fill="2F5496"/>
           </w:tcPr>
           <w:p>
             <w:r>
@@ -1652,14 +2013,14 @@
                 <w:bCs/>
                 <w:color w:val="FFFFFF"/>
               </w:rPr>
-              <w:t xml:space="preserve">code</w:t>
+              <w:t>code</w:t>
             </w:r>
           </w:p>
         </w:tc>
         <w:tc>
           <w:tcPr>
-            <w:tcW w:type="dxa" w:w="3000"/>
-            <w:shd w:fill="2F5496" w:val="clear"/>
+            <w:tcW w:w="3000" w:type="dxa"/>
+            <w:shd w:val="clear" w:color="auto" w:fill="2F5496"/>
           </w:tcPr>
           <w:p>
             <w:r>
@@ -1668,7 +2029,7 @@
                 <w:bCs/>
                 <w:color w:val="FFFFFF"/>
               </w:rPr>
-              <w:t xml:space="preserve">when</w:t>
+              <w:t>when</w:t>
             </w:r>
           </w:p>
         </w:tc>
@@ -1676,31 +2037,31 @@
       <w:tr>
         <w:tc>
           <w:tcPr>
-            <w:tcW w:type="dxa" w:w="3000"/>
+            <w:tcW w:w="3000" w:type="dxa"/>
           </w:tcPr>
           <w:p>
             <w:r>
-              <w:t xml:space="preserve">400</w:t>
+              <w:t>400</w:t>
             </w:r>
           </w:p>
         </w:tc>
         <w:tc>
           <w:tcPr>
-            <w:tcW w:type="dxa" w:w="3000"/>
+            <w:tcW w:w="3000" w:type="dxa"/>
           </w:tcPr>
           <w:p>
             <w:r>
-              <w:t xml:space="preserve">VALIDATION_ERROR</w:t>
+              <w:t>VALIDATION_ERROR</w:t>
             </w:r>
           </w:p>
         </w:tc>
         <w:tc>
           <w:tcPr>
-            <w:tcW w:type="dxa" w:w="3000"/>
+            <w:tcW w:w="3000" w:type="dxa"/>
           </w:tcPr>
           <w:p>
             <w:r>
-              <w:t xml:space="preserve">missing/malformed field</w:t>
+              <w:t>missing/malformed field</w:t>
             </w:r>
           </w:p>
         </w:tc>
@@ -1708,34 +2069,34 @@
       <w:tr>
         <w:tc>
           <w:tcPr>
-            <w:tcW w:type="dxa" w:w="3000"/>
-            <w:shd w:fill="F7F7F7" w:val="clear"/>
+            <w:tcW w:w="3000" w:type="dxa"/>
+            <w:shd w:val="clear" w:color="auto" w:fill="F7F7F7"/>
           </w:tcPr>
           <w:p>
             <w:r>
-              <w:t xml:space="preserve">409</w:t>
+              <w:t>409</w:t>
             </w:r>
           </w:p>
         </w:tc>
         <w:tc>
           <w:tcPr>
-            <w:tcW w:type="dxa" w:w="3000"/>
-            <w:shd w:fill="F7F7F7" w:val="clear"/>
+            <w:tcW w:w="3000" w:type="dxa"/>
+            <w:shd w:val="clear" w:color="auto" w:fill="F7F7F7"/>
           </w:tcPr>
           <w:p>
             <w:r>
-              <w:t xml:space="preserve">USERNAME_TAKEN</w:t>
+              <w:t>USERNAME_TAKEN</w:t>
             </w:r>
           </w:p>
         </w:tc>
         <w:tc>
           <w:tcPr>
-            <w:tcW w:type="dxa" w:w="3000"/>
-            <w:shd w:fill="F7F7F7" w:val="clear"/>
+            <w:tcW w:w="3000" w:type="dxa"/>
+            <w:shd w:val="clear" w:color="auto" w:fill="F7F7F7"/>
           </w:tcPr>
           <w:p>
             <w:r>
-              <w:t xml:space="preserve">username already exists for that hospital</w:t>
+              <w:t>username already exists for that hospital</w:t>
             </w:r>
           </w:p>
         </w:tc>
@@ -1743,31 +2104,31 @@
       <w:tr>
         <w:tc>
           <w:tcPr>
-            <w:tcW w:type="dxa" w:w="3000"/>
+            <w:tcW w:w="3000" w:type="dxa"/>
           </w:tcPr>
           <w:p>
             <w:r>
-              <w:t xml:space="preserve">422</w:t>
+              <w:t>422</w:t>
             </w:r>
           </w:p>
         </w:tc>
         <w:tc>
           <w:tcPr>
-            <w:tcW w:type="dxa" w:w="3000"/>
+            <w:tcW w:w="3000" w:type="dxa"/>
           </w:tcPr>
           <w:p>
             <w:r>
-              <w:t xml:space="preserve">UNKNOWN_HOSPITAL</w:t>
+              <w:t>UNKNOWN_HOSPITAL</w:t>
             </w:r>
           </w:p>
         </w:tc>
         <w:tc>
           <w:tcPr>
-            <w:tcW w:type="dxa" w:w="3000"/>
+            <w:tcW w:w="3000" w:type="dxa"/>
           </w:tcPr>
           <w:p>
             <w:r>
-              <w:t xml:space="preserve">hospital code not recognized</w:t>
+              <w:t>hospital code not recognized</w:t>
             </w:r>
           </w:p>
         </w:tc>
@@ -1787,7 +2148,7 @@
           <w:b/>
           <w:bCs/>
         </w:rPr>
-        <w:t xml:space="preserve">Required test cases (do not skip):</w:t>
+        <w:t>Required test cases (do not skip):</w:t>
       </w:r>
     </w:p>
     <w:p>
@@ -1803,43 +2164,45 @@
       </w:r>
       <w:r>
         <w:rPr>
-          <w:rFonts w:ascii="Consolas" w:cs="Consolas" w:eastAsia="Consolas" w:hAnsi="Consolas"/>
-          <w:shd w:fill="F0F0F0" w:val="clear"/>
-        </w:rPr>
-        <w:t xml:space="preserve">id</w:t>
-      </w:r>
-      <w:r>
-        <w:t xml:space="preserve">/</w:t>
-      </w:r>
-      <w:r>
-        <w:rPr>
-          <w:rFonts w:ascii="Consolas" w:cs="Consolas" w:eastAsia="Consolas" w:hAnsi="Consolas"/>
-          <w:shd w:fill="F0F0F0" w:val="clear"/>
-        </w:rPr>
-        <w:t xml:space="preserve">username</w:t>
-      </w:r>
-      <w:r>
-        <w:t xml:space="preserve">/</w:t>
-      </w:r>
-      <w:r>
-        <w:rPr>
-          <w:rFonts w:ascii="Consolas" w:cs="Consolas" w:eastAsia="Consolas" w:hAnsi="Consolas"/>
-          <w:shd w:fill="F0F0F0" w:val="clear"/>
-        </w:rPr>
-        <w:t xml:space="preserve">hospital</w:t>
-      </w:r>
-      <w:r>
-        <w:t xml:space="preserve">/</w:t>
-      </w:r>
-      <w:r>
-        <w:rPr>
-          <w:rFonts w:ascii="Consolas" w:cs="Consolas" w:eastAsia="Consolas" w:hAnsi="Consolas"/>
-          <w:shd w:fill="F0F0F0" w:val="clear"/>
-        </w:rPr>
-        <w:t xml:space="preserve">created_at</w:t>
-      </w:r>
-      <w:r>
-        <w:t xml:space="preserve">.</w:t>
+          <w:rFonts w:ascii="Consolas" w:eastAsia="Consolas" w:hAnsi="Consolas" w:cs="Consolas"/>
+          <w:shd w:val="clear" w:color="auto" w:fill="F0F0F0"/>
+        </w:rPr>
+        <w:t>id</w:t>
+      </w:r>
+      <w:r>
+        <w:t>/</w:t>
+      </w:r>
+      <w:r>
+        <w:rPr>
+          <w:rFonts w:ascii="Consolas" w:eastAsia="Consolas" w:hAnsi="Consolas" w:cs="Consolas"/>
+          <w:shd w:val="clear" w:color="auto" w:fill="F0F0F0"/>
+        </w:rPr>
+        <w:t>username</w:t>
+      </w:r>
+      <w:r>
+        <w:t>/</w:t>
+      </w:r>
+      <w:r>
+        <w:rPr>
+          <w:rFonts w:ascii="Consolas" w:eastAsia="Consolas" w:hAnsi="Consolas" w:cs="Consolas"/>
+          <w:shd w:val="clear" w:color="auto" w:fill="F0F0F0"/>
+        </w:rPr>
+        <w:t>hospital</w:t>
+      </w:r>
+      <w:r>
+        <w:t>/</w:t>
+      </w:r>
+      <w:proofErr w:type="spellStart"/>
+      <w:r>
+        <w:rPr>
+          <w:rFonts w:ascii="Consolas" w:eastAsia="Consolas" w:hAnsi="Consolas" w:cs="Consolas"/>
+          <w:shd w:val="clear" w:color="auto" w:fill="F0F0F0"/>
+        </w:rPr>
+        <w:t>created_at</w:t>
+      </w:r>
+      <w:proofErr w:type="spellEnd"/>
+      <w:r>
+        <w:t>.</w:t>
       </w:r>
     </w:p>
     <w:p>
@@ -1858,7 +2221,7 @@
           <w:b/>
           <w:bCs/>
         </w:rPr>
-        <w:t xml:space="preserve">within the same hospital</w:t>
+        <w:t>within the same hospital</w:t>
       </w:r>
       <w:r>
         <w:t xml:space="preserve"> → 409 USERNAME_TAKEN.</w:t>
@@ -1880,7 +2243,7 @@
           <w:b/>
           <w:bCs/>
         </w:rPr>
-        <w:t xml:space="preserve">different</w:t>
+        <w:t>different</w:t>
       </w:r>
       <w:r>
         <w:t xml:space="preserve"> hospital → succeeds (uniqueness is per-hospital, not global — Assumption 2).</w:t>
@@ -1895,7 +2258,7 @@
         </w:numPr>
       </w:pPr>
       <w:r>
-        <w:t xml:space="preserve">unknown hospital code → 422 UNKNOWN_HOSPITAL.</w:t>
+        <w:t>unknown hospital code → 422 UNKNOWN_HOSPITAL.</w:t>
       </w:r>
     </w:p>
     <w:p>
@@ -1911,30 +2274,30 @@
       </w:r>
       <w:r>
         <w:rPr>
-          <w:rFonts w:ascii="Consolas" w:cs="Consolas" w:eastAsia="Consolas" w:hAnsi="Consolas"/>
-          <w:shd w:fill="F0F0F0" w:val="clear"/>
-        </w:rPr>
-        <w:t xml:space="preserve">username</w:t>
+          <w:rFonts w:ascii="Consolas" w:eastAsia="Consolas" w:hAnsi="Consolas" w:cs="Consolas"/>
+          <w:shd w:val="clear" w:color="auto" w:fill="F0F0F0"/>
+        </w:rPr>
+        <w:t>username</w:t>
       </w:r>
       <w:r>
         <w:t xml:space="preserve">, </w:t>
       </w:r>
       <w:r>
         <w:rPr>
-          <w:rFonts w:ascii="Consolas" w:cs="Consolas" w:eastAsia="Consolas" w:hAnsi="Consolas"/>
-          <w:shd w:fill="F0F0F0" w:val="clear"/>
-        </w:rPr>
-        <w:t xml:space="preserve">password</w:t>
+          <w:rFonts w:ascii="Consolas" w:eastAsia="Consolas" w:hAnsi="Consolas" w:cs="Consolas"/>
+          <w:shd w:val="clear" w:color="auto" w:fill="F0F0F0"/>
+        </w:rPr>
+        <w:t>password</w:t>
       </w:r>
       <w:r>
         <w:t xml:space="preserve">, or </w:t>
       </w:r>
       <w:r>
         <w:rPr>
-          <w:rFonts w:ascii="Consolas" w:cs="Consolas" w:eastAsia="Consolas" w:hAnsi="Consolas"/>
-          <w:shd w:fill="F0F0F0" w:val="clear"/>
-        </w:rPr>
-        <w:t xml:space="preserve">hospital</w:t>
+          <w:rFonts w:ascii="Consolas" w:eastAsia="Consolas" w:hAnsi="Consolas" w:cs="Consolas"/>
+          <w:shd w:val="clear" w:color="auto" w:fill="F0F0F0"/>
+        </w:rPr>
+        <w:t>hospital</w:t>
       </w:r>
       <w:r>
         <w:t xml:space="preserve"> → 400 VALIDATION_ERROR.</w:t>
@@ -1949,7 +2312,15 @@
         </w:numPr>
       </w:pPr>
       <w:r>
-        <w:t xml:space="preserve">password shorter than 10 or longer than 20 characters → 400 VALIDATION_ERROR.</w:t>
+        <w:t xml:space="preserve">password shorter than 10 or longer than 20 characters → 400 </w:t>
+      </w:r>
+      <w:proofErr w:type="gramStart"/>
+      <w:r>
+        <w:t>VALIDATION</w:t>
+      </w:r>
+      <w:proofErr w:type="gramEnd"/>
+      <w:r>
+        <w:t>_ERROR.</w:t>
       </w:r>
     </w:p>
     <w:p>
@@ -1962,23 +2333,31 @@
       </w:pPr>
       <w:r>
         <w:rPr>
-          <w:rFonts w:ascii="Consolas" w:cs="Consolas" w:eastAsia="Consolas" w:hAnsi="Consolas"/>
-          <w:shd w:fill="F0F0F0" w:val="clear"/>
-        </w:rPr>
-        <w:t xml:space="preserve">username</w:t>
+          <w:rFonts w:ascii="Consolas" w:eastAsia="Consolas" w:hAnsi="Consolas" w:cs="Consolas"/>
+          <w:shd w:val="clear" w:color="auto" w:fill="F0F0F0"/>
+        </w:rPr>
+        <w:t>username</w:t>
       </w:r>
       <w:r>
         <w:t xml:space="preserve"> or </w:t>
       </w:r>
       <w:r>
         <w:rPr>
-          <w:rFonts w:ascii="Consolas" w:cs="Consolas" w:eastAsia="Consolas" w:hAnsi="Consolas"/>
-          <w:shd w:fill="F0F0F0" w:val="clear"/>
-        </w:rPr>
-        <w:t xml:space="preserve">hospital</w:t>
-      </w:r>
-      <w:r>
-        <w:t xml:space="preserve"> longer than 50 characters → 400 VALIDATION_ERROR.</w:t>
+          <w:rFonts w:ascii="Consolas" w:eastAsia="Consolas" w:hAnsi="Consolas" w:cs="Consolas"/>
+          <w:shd w:val="clear" w:color="auto" w:fill="F0F0F0"/>
+        </w:rPr>
+        <w:t>hospital</w:t>
+      </w:r>
+      <w:r>
+        <w:t xml:space="preserve"> longer than 50 characters → 400 </w:t>
+      </w:r>
+      <w:proofErr w:type="gramStart"/>
+      <w:r>
+        <w:t>VALIDATION</w:t>
+      </w:r>
+      <w:proofErr w:type="gramEnd"/>
+      <w:r>
+        <w:t>_ERROR.</w:t>
       </w:r>
     </w:p>
     <w:p>
@@ -1994,23 +2373,31 @@
       </w:r>
       <w:r>
         <w:rPr>
-          <w:rFonts w:ascii="Consolas" w:cs="Consolas" w:eastAsia="Consolas" w:hAnsi="Consolas"/>
-          <w:shd w:fill="F0F0F0" w:val="clear"/>
-        </w:rPr>
-        <w:t xml:space="preserve">username</w:t>
-      </w:r>
-      <w:r>
-        <w:t xml:space="preserve"> (e.g. </w:t>
-      </w:r>
-      <w:r>
-        <w:rPr>
-          <w:rFonts w:ascii="Consolas" w:cs="Consolas" w:eastAsia="Consolas" w:hAnsi="Consolas"/>
-          <w:shd w:fill="F0F0F0" w:val="clear"/>
-        </w:rPr>
-        <w:t xml:space="preserve">"   "</w:t>
-      </w:r>
-      <w:r>
-        <w:t xml:space="preserve">) → 400 VALIDATION_ERROR (trims to empty).</w:t>
+          <w:rFonts w:ascii="Consolas" w:eastAsia="Consolas" w:hAnsi="Consolas" w:cs="Consolas"/>
+          <w:shd w:val="clear" w:color="auto" w:fill="F0F0F0"/>
+        </w:rPr>
+        <w:t>username</w:t>
+      </w:r>
+      <w:r>
+        <w:t xml:space="preserve"> (</w:t>
+      </w:r>
+      <w:proofErr w:type="gramStart"/>
+      <w:r>
+        <w:t>e.g.</w:t>
+      </w:r>
+      <w:proofErr w:type="gramEnd"/>
+      <w:r>
+        <w:t xml:space="preserve"> </w:t>
+      </w:r>
+      <w:r>
+        <w:rPr>
+          <w:rFonts w:ascii="Consolas" w:eastAsia="Consolas" w:hAnsi="Consolas" w:cs="Consolas"/>
+          <w:shd w:val="clear" w:color="auto" w:fill="F0F0F0"/>
+        </w:rPr>
+        <w:t>"   "</w:t>
+      </w:r>
+      <w:r>
+        <w:t>) → 400 VALIDATION_ERROR (trims to empty).</w:t>
       </w:r>
     </w:p>
     <w:p>
@@ -2023,54 +2410,79 @@
       </w:pPr>
       <w:r>
         <w:rPr>
-          <w:rFonts w:ascii="Consolas" w:cs="Consolas" w:eastAsia="Consolas" w:hAnsi="Consolas"/>
-          <w:shd w:fill="F0F0F0" w:val="clear"/>
-        </w:rPr>
-        <w:t xml:space="preserve">username</w:t>
-      </w:r>
-      <w:r>
-        <w:t xml:space="preserve">/</w:t>
-      </w:r>
-      <w:r>
-        <w:rPr>
-          <w:rFonts w:ascii="Consolas" w:cs="Consolas" w:eastAsia="Consolas" w:hAnsi="Consolas"/>
-          <w:shd w:fill="F0F0F0" w:val="clear"/>
-        </w:rPr>
-        <w:t xml:space="preserve">hospital</w:t>
+          <w:rFonts w:ascii="Consolas" w:eastAsia="Consolas" w:hAnsi="Consolas" w:cs="Consolas"/>
+          <w:shd w:val="clear" w:color="auto" w:fill="F0F0F0"/>
+        </w:rPr>
+        <w:t>username</w:t>
+      </w:r>
+      <w:r>
+        <w:t>/</w:t>
+      </w:r>
+      <w:r>
+        <w:rPr>
+          <w:rFonts w:ascii="Consolas" w:eastAsia="Consolas" w:hAnsi="Consolas" w:cs="Consolas"/>
+          <w:shd w:val="clear" w:color="auto" w:fill="F0F0F0"/>
+        </w:rPr>
+        <w:t>hospital</w:t>
       </w:r>
       <w:r>
         <w:t xml:space="preserve"> with leading/trailing whitespace (e.g. </w:t>
       </w:r>
-      <w:r>
-        <w:rPr>
-          <w:rFonts w:ascii="Consolas" w:cs="Consolas" w:eastAsia="Consolas" w:hAnsi="Consolas"/>
-          <w:shd w:fill="F0F0F0" w:val="clear"/>
-        </w:rPr>
-        <w:t xml:space="preserve">"  nurse_j  "</w:t>
-      </w:r>
-      <w:r>
-        <w:t xml:space="preserve">) → succeeds, stored/returned trimmed.</w:t>
+      <w:proofErr w:type="gramStart"/>
+      <w:r>
+        <w:rPr>
+          <w:rFonts w:ascii="Consolas" w:eastAsia="Consolas" w:hAnsi="Consolas" w:cs="Consolas"/>
+          <w:shd w:val="clear" w:color="auto" w:fill="F0F0F0"/>
+        </w:rPr>
+        <w:t xml:space="preserve">"  </w:t>
+      </w:r>
+      <w:proofErr w:type="spellStart"/>
+      <w:r>
+        <w:rPr>
+          <w:rFonts w:ascii="Consolas" w:eastAsia="Consolas" w:hAnsi="Consolas" w:cs="Consolas"/>
+          <w:shd w:val="clear" w:color="auto" w:fill="F0F0F0"/>
+        </w:rPr>
+        <w:t>nurse</w:t>
+      </w:r>
+      <w:proofErr w:type="gramEnd"/>
+      <w:r>
+        <w:rPr>
+          <w:rFonts w:ascii="Consolas" w:eastAsia="Consolas" w:hAnsi="Consolas" w:cs="Consolas"/>
+          <w:shd w:val="clear" w:color="auto" w:fill="F0F0F0"/>
+        </w:rPr>
+        <w:t>_j</w:t>
+      </w:r>
+      <w:proofErr w:type="spellEnd"/>
+      <w:r>
+        <w:rPr>
+          <w:rFonts w:ascii="Consolas" w:eastAsia="Consolas" w:hAnsi="Consolas" w:cs="Consolas"/>
+          <w:shd w:val="clear" w:color="auto" w:fill="F0F0F0"/>
+        </w:rPr>
+        <w:t xml:space="preserve">  "</w:t>
+      </w:r>
+      <w:r>
+        <w:t>) → succeeds, stored/returned trimmed.</w:t>
       </w:r>
     </w:p>
     <w:p>
       <w:pPr>
         <w:pBdr>
-          <w:bottom w:val="single" w:color="AAAAAA" w:sz="6" w:space="1"/>
+          <w:bottom w:val="single" w:sz="6" w:space="1" w:color="AAAAAA"/>
         </w:pBdr>
-        <w:spacing w:after="240" w:before="120"/>
+        <w:spacing w:before="120" w:after="240"/>
       </w:pPr>
     </w:p>
     <w:p>
       <w:pPr>
         <w:pStyle w:val="Heading1"/>
-        <w:spacing w:after="120" w:before="240"/>
-      </w:pPr>
-      <w:r>
-        <w:rPr>
-          <w:rFonts w:ascii="Consolas" w:cs="Consolas" w:eastAsia="Consolas" w:hAnsi="Consolas"/>
-          <w:shd w:fill="F0F0F0" w:val="clear"/>
-        </w:rPr>
-        <w:t xml:space="preserve">POST /staff/login</w:t>
+        <w:spacing w:before="240" w:after="120"/>
+      </w:pPr>
+      <w:r>
+        <w:rPr>
+          <w:rFonts w:ascii="Consolas" w:eastAsia="Consolas" w:hAnsi="Consolas" w:cs="Consolas"/>
+          <w:shd w:val="clear" w:color="auto" w:fill="F0F0F0"/>
+        </w:rPr>
+        <w:t>POST /staff/login</w:t>
       </w:r>
     </w:p>
     <w:p>
@@ -2082,67 +2494,67 @@
           <w:b/>
           <w:bCs/>
         </w:rPr>
-        <w:t xml:space="preserve">Auth:</w:t>
+        <w:t>Auth:</w:t>
       </w:r>
       <w:r>
         <w:t xml:space="preserve"> none. </w:t>
       </w:r>
       <w:r>
         <w:rPr>
-          <w:rFonts w:ascii="Consolas" w:cs="Consolas" w:eastAsia="Consolas" w:hAnsi="Consolas"/>
-          <w:shd w:fill="F0F0F0" w:val="clear"/>
-        </w:rPr>
-        <w:t xml:space="preserve">username</w:t>
+          <w:rFonts w:ascii="Consolas" w:eastAsia="Consolas" w:hAnsi="Consolas" w:cs="Consolas"/>
+          <w:shd w:val="clear" w:color="auto" w:fill="F0F0F0"/>
+        </w:rPr>
+        <w:t>username</w:t>
       </w:r>
       <w:r>
         <w:t xml:space="preserve"> and </w:t>
       </w:r>
       <w:r>
         <w:rPr>
-          <w:rFonts w:ascii="Consolas" w:cs="Consolas" w:eastAsia="Consolas" w:hAnsi="Consolas"/>
-          <w:shd w:fill="F0F0F0" w:val="clear"/>
-        </w:rPr>
-        <w:t xml:space="preserve">hospital</w:t>
+          <w:rFonts w:ascii="Consolas" w:eastAsia="Consolas" w:hAnsi="Consolas" w:cs="Consolas"/>
+          <w:shd w:val="clear" w:color="auto" w:fill="F0F0F0"/>
+        </w:rPr>
+        <w:t>hospital</w:t>
       </w:r>
       <w:r>
         <w:t xml:space="preserve"> are trimmed and length-capped the same way as </w:t>
       </w:r>
       <w:r>
         <w:rPr>
-          <w:rFonts w:ascii="Consolas" w:cs="Consolas" w:eastAsia="Consolas" w:hAnsi="Consolas"/>
-          <w:shd w:fill="F0F0F0" w:val="clear"/>
-        </w:rPr>
-        <w:t xml:space="preserve">/staff/create</w:t>
+          <w:rFonts w:ascii="Consolas" w:eastAsia="Consolas" w:hAnsi="Consolas" w:cs="Consolas"/>
+          <w:shd w:val="clear" w:color="auto" w:fill="F0F0F0"/>
+        </w:rPr>
+        <w:t>/staff/create</w:t>
       </w:r>
       <w:r>
         <w:t xml:space="preserve"> (see that section's field table) — an over-length value can never match a real row (bounded at write time by </w:t>
       </w:r>
       <w:r>
         <w:rPr>
-          <w:rFonts w:ascii="Consolas" w:cs="Consolas" w:eastAsia="Consolas" w:hAnsi="Consolas"/>
-          <w:shd w:fill="F0F0F0" w:val="clear"/>
-        </w:rPr>
-        <w:t xml:space="preserve">/staff/create</w:t>
+          <w:rFonts w:ascii="Consolas" w:eastAsia="Consolas" w:hAnsi="Consolas" w:cs="Consolas"/>
+          <w:shd w:val="clear" w:color="auto" w:fill="F0F0F0"/>
+        </w:rPr>
+        <w:t>/staff/create</w:t>
       </w:r>
       <w:r>
         <w:t xml:space="preserve">), so it's rejected as </w:t>
       </w:r>
       <w:r>
         <w:rPr>
-          <w:rFonts w:ascii="Consolas" w:cs="Consolas" w:eastAsia="Consolas" w:hAnsi="Consolas"/>
-          <w:shd w:fill="F0F0F0" w:val="clear"/>
-        </w:rPr>
-        <w:t xml:space="preserve">VALIDATION_ERROR</w:t>
+          <w:rFonts w:ascii="Consolas" w:eastAsia="Consolas" w:hAnsi="Consolas" w:cs="Consolas"/>
+          <w:shd w:val="clear" w:color="auto" w:fill="F0F0F0"/>
+        </w:rPr>
+        <w:t>VALIDATION_ERROR</w:t>
       </w:r>
       <w:r>
         <w:t xml:space="preserve"> before any credential check runs, not folded into the constant-time </w:t>
       </w:r>
       <w:r>
         <w:rPr>
-          <w:rFonts w:ascii="Consolas" w:cs="Consolas" w:eastAsia="Consolas" w:hAnsi="Consolas"/>
-          <w:shd w:fill="F0F0F0" w:val="clear"/>
-        </w:rPr>
-        <w:t xml:space="preserve">INVALID_CREDENTIALS</w:t>
+          <w:rFonts w:ascii="Consolas" w:eastAsia="Consolas" w:hAnsi="Consolas" w:cs="Consolas"/>
+          <w:shd w:val="clear" w:color="auto" w:fill="F0F0F0"/>
+        </w:rPr>
+        <w:t>INVALID_CREDENTIALS</w:t>
       </w:r>
       <w:r>
         <w:t xml:space="preserve"> path below.</w:t>
@@ -2157,12 +2569,12 @@
           <w:b/>
           <w:bCs/>
         </w:rPr>
-        <w:t xml:space="preserve">Request</w:t>
-      </w:r>
-    </w:p>
-    <w:p>
-      <w:pPr>
-        <w:spacing w:after="40" w:before="120"/>
+        <w:t>Request</w:t>
+      </w:r>
+    </w:p>
+    <w:p>
+      <w:pPr>
+        <w:spacing w:before="120" w:after="40"/>
       </w:pPr>
       <w:r>
         <w:rPr>
@@ -2172,45 +2584,60 @@
           <w:sz w:val="18"/>
           <w:szCs w:val="18"/>
         </w:rPr>
-        <w:t xml:space="preserve">JSON</w:t>
-      </w:r>
-    </w:p>
-    <w:p>
-      <w:pPr>
-        <w:shd w:fill="F5F5F5" w:val="clear"/>
-        <w:spacing w:after="0"/>
-      </w:pPr>
-      <w:r>
-        <w:rPr>
-          <w:rFonts w:ascii="Consolas" w:cs="Consolas" w:eastAsia="Consolas" w:hAnsi="Consolas"/>
-          <w:sz w:val="18"/>
-          <w:szCs w:val="18"/>
-        </w:rPr>
-        <w:t xml:space="preserve">{</w:t>
-      </w:r>
-    </w:p>
-    <w:p>
-      <w:pPr>
-        <w:shd w:fill="F5F5F5" w:val="clear"/>
-        <w:spacing w:after="0"/>
-      </w:pPr>
-      <w:r>
-        <w:rPr>
-          <w:rFonts w:ascii="Consolas" w:cs="Consolas" w:eastAsia="Consolas" w:hAnsi="Consolas"/>
-          <w:sz w:val="18"/>
-          <w:szCs w:val="18"/>
-        </w:rPr>
-        <w:t xml:space="preserve">  "username": "nurse_j",</w:t>
-      </w:r>
-    </w:p>
-    <w:p>
-      <w:pPr>
-        <w:shd w:fill="F5F5F5" w:val="clear"/>
-        <w:spacing w:after="0"/>
-      </w:pPr>
-      <w:r>
-        <w:rPr>
-          <w:rFonts w:ascii="Consolas" w:cs="Consolas" w:eastAsia="Consolas" w:hAnsi="Consolas"/>
+        <w:t>JSON</w:t>
+      </w:r>
+    </w:p>
+    <w:p>
+      <w:pPr>
+        <w:shd w:val="clear" w:color="auto" w:fill="F5F5F5"/>
+      </w:pPr>
+      <w:r>
+        <w:rPr>
+          <w:rFonts w:ascii="Consolas" w:eastAsia="Consolas" w:hAnsi="Consolas" w:cs="Consolas"/>
+          <w:sz w:val="18"/>
+          <w:szCs w:val="18"/>
+        </w:rPr>
+        <w:t>{</w:t>
+      </w:r>
+    </w:p>
+    <w:p>
+      <w:pPr>
+        <w:shd w:val="clear" w:color="auto" w:fill="F5F5F5"/>
+      </w:pPr>
+      <w:r>
+        <w:rPr>
+          <w:rFonts w:ascii="Consolas" w:eastAsia="Consolas" w:hAnsi="Consolas" w:cs="Consolas"/>
+          <w:sz w:val="18"/>
+          <w:szCs w:val="18"/>
+        </w:rPr>
+        <w:t xml:space="preserve">  "username": "</w:t>
+      </w:r>
+      <w:proofErr w:type="spellStart"/>
+      <w:r>
+        <w:rPr>
+          <w:rFonts w:ascii="Consolas" w:eastAsia="Consolas" w:hAnsi="Consolas" w:cs="Consolas"/>
+          <w:sz w:val="18"/>
+          <w:szCs w:val="18"/>
+        </w:rPr>
+        <w:t>nurse_j</w:t>
+      </w:r>
+      <w:proofErr w:type="spellEnd"/>
+      <w:r>
+        <w:rPr>
+          <w:rFonts w:ascii="Consolas" w:eastAsia="Consolas" w:hAnsi="Consolas" w:cs="Consolas"/>
+          <w:sz w:val="18"/>
+          <w:szCs w:val="18"/>
+        </w:rPr>
+        <w:t>",</w:t>
+      </w:r>
+    </w:p>
+    <w:p>
+      <w:pPr>
+        <w:shd w:val="clear" w:color="auto" w:fill="F5F5F5"/>
+      </w:pPr>
+      <w:r>
+        <w:rPr>
+          <w:rFonts w:ascii="Consolas" w:eastAsia="Consolas" w:hAnsi="Consolas" w:cs="Consolas"/>
           <w:sz w:val="18"/>
           <w:szCs w:val="18"/>
         </w:rPr>
@@ -2219,30 +2646,46 @@
     </w:p>
     <w:p>
       <w:pPr>
-        <w:shd w:fill="F5F5F5" w:val="clear"/>
-        <w:spacing w:after="0"/>
-      </w:pPr>
-      <w:r>
-        <w:rPr>
-          <w:rFonts w:ascii="Consolas" w:cs="Consolas" w:eastAsia="Consolas" w:hAnsi="Consolas"/>
-          <w:sz w:val="18"/>
-          <w:szCs w:val="18"/>
-        </w:rPr>
-        <w:t xml:space="preserve">  "hospital": "hospital_a"</w:t>
-      </w:r>
-    </w:p>
-    <w:p>
-      <w:pPr>
-        <w:shd w:fill="F5F5F5" w:val="clear"/>
-        <w:spacing w:after="0"/>
-      </w:pPr>
-      <w:r>
-        <w:rPr>
-          <w:rFonts w:ascii="Consolas" w:cs="Consolas" w:eastAsia="Consolas" w:hAnsi="Consolas"/>
-          <w:sz w:val="18"/>
-          <w:szCs w:val="18"/>
-        </w:rPr>
-        <w:t xml:space="preserve">}</w:t>
+        <w:shd w:val="clear" w:color="auto" w:fill="F5F5F5"/>
+      </w:pPr>
+      <w:r>
+        <w:rPr>
+          <w:rFonts w:ascii="Consolas" w:eastAsia="Consolas" w:hAnsi="Consolas" w:cs="Consolas"/>
+          <w:sz w:val="18"/>
+          <w:szCs w:val="18"/>
+        </w:rPr>
+        <w:t xml:space="preserve">  "hospital": "</w:t>
+      </w:r>
+      <w:proofErr w:type="spellStart"/>
+      <w:r>
+        <w:rPr>
+          <w:rFonts w:ascii="Consolas" w:eastAsia="Consolas" w:hAnsi="Consolas" w:cs="Consolas"/>
+          <w:sz w:val="18"/>
+          <w:szCs w:val="18"/>
+        </w:rPr>
+        <w:t>hospital_a</w:t>
+      </w:r>
+      <w:proofErr w:type="spellEnd"/>
+      <w:r>
+        <w:rPr>
+          <w:rFonts w:ascii="Consolas" w:eastAsia="Consolas" w:hAnsi="Consolas" w:cs="Consolas"/>
+          <w:sz w:val="18"/>
+          <w:szCs w:val="18"/>
+        </w:rPr>
+        <w:t>"</w:t>
+      </w:r>
+    </w:p>
+    <w:p>
+      <w:pPr>
+        <w:shd w:val="clear" w:color="auto" w:fill="F5F5F5"/>
+      </w:pPr>
+      <w:r>
+        <w:rPr>
+          <w:rFonts w:ascii="Consolas" w:eastAsia="Consolas" w:hAnsi="Consolas" w:cs="Consolas"/>
+          <w:sz w:val="18"/>
+          <w:szCs w:val="18"/>
+        </w:rPr>
+        <w:t>}</w:t>
       </w:r>
     </w:p>
     <w:p>
@@ -2263,17 +2706,17 @@
       </w:r>
       <w:r>
         <w:rPr>
-          <w:rFonts w:ascii="Consolas" w:cs="Consolas" w:eastAsia="Consolas" w:hAnsi="Consolas"/>
-          <w:b/>
-          <w:bCs/>
-          <w:shd w:fill="F0F0F0" w:val="clear"/>
-        </w:rPr>
-        <w:t xml:space="preserve">200</w:t>
-      </w:r>
-    </w:p>
-    <w:p>
-      <w:pPr>
-        <w:spacing w:after="40" w:before="120"/>
+          <w:rFonts w:ascii="Consolas" w:eastAsia="Consolas" w:hAnsi="Consolas" w:cs="Consolas"/>
+          <w:b/>
+          <w:bCs/>
+          <w:shd w:val="clear" w:color="auto" w:fill="F0F0F0"/>
+        </w:rPr>
+        <w:t>200</w:t>
+      </w:r>
+    </w:p>
+    <w:p>
+      <w:pPr>
+        <w:spacing w:before="120" w:after="40"/>
       </w:pPr>
       <w:r>
         <w:rPr>
@@ -2283,91 +2726,233 @@
           <w:sz w:val="18"/>
           <w:szCs w:val="18"/>
         </w:rPr>
-        <w:t xml:space="preserve">JSON</w:t>
-      </w:r>
-    </w:p>
-    <w:p>
-      <w:pPr>
-        <w:shd w:fill="F5F5F5" w:val="clear"/>
-        <w:spacing w:after="0"/>
-      </w:pPr>
-      <w:r>
-        <w:rPr>
-          <w:rFonts w:ascii="Consolas" w:cs="Consolas" w:eastAsia="Consolas" w:hAnsi="Consolas"/>
-          <w:sz w:val="18"/>
-          <w:szCs w:val="18"/>
-        </w:rPr>
-        <w:t xml:space="preserve">{</w:t>
-      </w:r>
-    </w:p>
-    <w:p>
-      <w:pPr>
-        <w:shd w:fill="F5F5F5" w:val="clear"/>
-        <w:spacing w:after="0"/>
-      </w:pPr>
-      <w:r>
-        <w:rPr>
-          <w:rFonts w:ascii="Consolas" w:cs="Consolas" w:eastAsia="Consolas" w:hAnsi="Consolas"/>
-          <w:sz w:val="18"/>
-          <w:szCs w:val="18"/>
-        </w:rPr>
-        <w:t xml:space="preserve">  "access_token": "eyJhbGciOi...",</w:t>
-      </w:r>
-    </w:p>
-    <w:p>
-      <w:pPr>
-        <w:shd w:fill="F5F5F5" w:val="clear"/>
-        <w:spacing w:after="0"/>
-      </w:pPr>
-      <w:r>
-        <w:rPr>
-          <w:rFonts w:ascii="Consolas" w:cs="Consolas" w:eastAsia="Consolas" w:hAnsi="Consolas"/>
-          <w:sz w:val="18"/>
-          <w:szCs w:val="18"/>
-        </w:rPr>
-        <w:t xml:space="preserve">  "refresh_token": "eyJhbGciOi...",</w:t>
-      </w:r>
-    </w:p>
-    <w:p>
-      <w:pPr>
-        <w:shd w:fill="F5F5F5" w:val="clear"/>
-        <w:spacing w:after="0"/>
-      </w:pPr>
-      <w:r>
-        <w:rPr>
-          <w:rFonts w:ascii="Consolas" w:cs="Consolas" w:eastAsia="Consolas" w:hAnsi="Consolas"/>
-          <w:sz w:val="18"/>
-          <w:szCs w:val="18"/>
-        </w:rPr>
-        <w:t xml:space="preserve">  "token_type": "Bearer",</w:t>
-      </w:r>
-    </w:p>
-    <w:p>
-      <w:pPr>
-        <w:shd w:fill="F5F5F5" w:val="clear"/>
-        <w:spacing w:after="0"/>
-      </w:pPr>
-      <w:r>
-        <w:rPr>
-          <w:rFonts w:ascii="Consolas" w:cs="Consolas" w:eastAsia="Consolas" w:hAnsi="Consolas"/>
-          <w:sz w:val="18"/>
-          <w:szCs w:val="18"/>
-        </w:rPr>
-        <w:t xml:space="preserve">  "expires_in": 900</w:t>
-      </w:r>
-    </w:p>
-    <w:p>
-      <w:pPr>
-        <w:shd w:fill="F5F5F5" w:val="clear"/>
-        <w:spacing w:after="0"/>
-      </w:pPr>
-      <w:r>
-        <w:rPr>
-          <w:rFonts w:ascii="Consolas" w:cs="Consolas" w:eastAsia="Consolas" w:hAnsi="Consolas"/>
-          <w:sz w:val="18"/>
-          <w:szCs w:val="18"/>
-        </w:rPr>
-        <w:t xml:space="preserve">}</w:t>
+        <w:t>JSON</w:t>
+      </w:r>
+    </w:p>
+    <w:p>
+      <w:pPr>
+        <w:shd w:val="clear" w:color="auto" w:fill="F5F5F5"/>
+      </w:pPr>
+      <w:r>
+        <w:rPr>
+          <w:rFonts w:ascii="Consolas" w:eastAsia="Consolas" w:hAnsi="Consolas" w:cs="Consolas"/>
+          <w:sz w:val="18"/>
+          <w:szCs w:val="18"/>
+        </w:rPr>
+        <w:t>{</w:t>
+      </w:r>
+    </w:p>
+    <w:p>
+      <w:pPr>
+        <w:shd w:val="clear" w:color="auto" w:fill="F5F5F5"/>
+      </w:pPr>
+      <w:r>
+        <w:rPr>
+          <w:rFonts w:ascii="Consolas" w:eastAsia="Consolas" w:hAnsi="Consolas" w:cs="Consolas"/>
+          <w:sz w:val="18"/>
+          <w:szCs w:val="18"/>
+        </w:rPr>
+        <w:t xml:space="preserve">  "</w:t>
+      </w:r>
+      <w:proofErr w:type="spellStart"/>
+      <w:proofErr w:type="gramStart"/>
+      <w:r>
+        <w:rPr>
+          <w:rFonts w:ascii="Consolas" w:eastAsia="Consolas" w:hAnsi="Consolas" w:cs="Consolas"/>
+          <w:sz w:val="18"/>
+          <w:szCs w:val="18"/>
+        </w:rPr>
+        <w:t>access</w:t>
+      </w:r>
+      <w:proofErr w:type="gramEnd"/>
+      <w:r>
+        <w:rPr>
+          <w:rFonts w:ascii="Consolas" w:eastAsia="Consolas" w:hAnsi="Consolas" w:cs="Consolas"/>
+          <w:sz w:val="18"/>
+          <w:szCs w:val="18"/>
+        </w:rPr>
+        <w:t>_token</w:t>
+      </w:r>
+      <w:proofErr w:type="spellEnd"/>
+      <w:r>
+        <w:rPr>
+          <w:rFonts w:ascii="Consolas" w:eastAsia="Consolas" w:hAnsi="Consolas" w:cs="Consolas"/>
+          <w:sz w:val="18"/>
+          <w:szCs w:val="18"/>
+        </w:rPr>
+        <w:t>": "</w:t>
+      </w:r>
+      <w:proofErr w:type="spellStart"/>
+      <w:r>
+        <w:rPr>
+          <w:rFonts w:ascii="Consolas" w:eastAsia="Consolas" w:hAnsi="Consolas" w:cs="Consolas"/>
+          <w:sz w:val="18"/>
+          <w:szCs w:val="18"/>
+        </w:rPr>
+        <w:t>eyJhbGciOi</w:t>
+      </w:r>
+      <w:proofErr w:type="spellEnd"/>
+      <w:r>
+        <w:rPr>
+          <w:rFonts w:ascii="Consolas" w:eastAsia="Consolas" w:hAnsi="Consolas" w:cs="Consolas"/>
+          <w:sz w:val="18"/>
+          <w:szCs w:val="18"/>
+        </w:rPr>
+        <w:t>...",</w:t>
+      </w:r>
+    </w:p>
+    <w:p>
+      <w:pPr>
+        <w:shd w:val="clear" w:color="auto" w:fill="F5F5F5"/>
+      </w:pPr>
+      <w:r>
+        <w:rPr>
+          <w:rFonts w:ascii="Consolas" w:eastAsia="Consolas" w:hAnsi="Consolas" w:cs="Consolas"/>
+          <w:sz w:val="18"/>
+          <w:szCs w:val="18"/>
+        </w:rPr>
+        <w:t xml:space="preserve">  "</w:t>
+      </w:r>
+      <w:proofErr w:type="spellStart"/>
+      <w:proofErr w:type="gramStart"/>
+      <w:r>
+        <w:rPr>
+          <w:rFonts w:ascii="Consolas" w:eastAsia="Consolas" w:hAnsi="Consolas" w:cs="Consolas"/>
+          <w:sz w:val="18"/>
+          <w:szCs w:val="18"/>
+        </w:rPr>
+        <w:t>refresh</w:t>
+      </w:r>
+      <w:proofErr w:type="gramEnd"/>
+      <w:r>
+        <w:rPr>
+          <w:rFonts w:ascii="Consolas" w:eastAsia="Consolas" w:hAnsi="Consolas" w:cs="Consolas"/>
+          <w:sz w:val="18"/>
+          <w:szCs w:val="18"/>
+        </w:rPr>
+        <w:t>_token</w:t>
+      </w:r>
+      <w:proofErr w:type="spellEnd"/>
+      <w:r>
+        <w:rPr>
+          <w:rFonts w:ascii="Consolas" w:eastAsia="Consolas" w:hAnsi="Consolas" w:cs="Consolas"/>
+          <w:sz w:val="18"/>
+          <w:szCs w:val="18"/>
+        </w:rPr>
+        <w:t>": "</w:t>
+      </w:r>
+      <w:proofErr w:type="spellStart"/>
+      <w:r>
+        <w:rPr>
+          <w:rFonts w:ascii="Consolas" w:eastAsia="Consolas" w:hAnsi="Consolas" w:cs="Consolas"/>
+          <w:sz w:val="18"/>
+          <w:szCs w:val="18"/>
+        </w:rPr>
+        <w:t>eyJhbGciOi</w:t>
+      </w:r>
+      <w:proofErr w:type="spellEnd"/>
+      <w:r>
+        <w:rPr>
+          <w:rFonts w:ascii="Consolas" w:eastAsia="Consolas" w:hAnsi="Consolas" w:cs="Consolas"/>
+          <w:sz w:val="18"/>
+          <w:szCs w:val="18"/>
+        </w:rPr>
+        <w:t>...",</w:t>
+      </w:r>
+    </w:p>
+    <w:p>
+      <w:pPr>
+        <w:shd w:val="clear" w:color="auto" w:fill="F5F5F5"/>
+      </w:pPr>
+      <w:r>
+        <w:rPr>
+          <w:rFonts w:ascii="Consolas" w:eastAsia="Consolas" w:hAnsi="Consolas" w:cs="Consolas"/>
+          <w:sz w:val="18"/>
+          <w:szCs w:val="18"/>
+        </w:rPr>
+        <w:t xml:space="preserve">  "</w:t>
+      </w:r>
+      <w:proofErr w:type="spellStart"/>
+      <w:proofErr w:type="gramStart"/>
+      <w:r>
+        <w:rPr>
+          <w:rFonts w:ascii="Consolas" w:eastAsia="Consolas" w:hAnsi="Consolas" w:cs="Consolas"/>
+          <w:sz w:val="18"/>
+          <w:szCs w:val="18"/>
+        </w:rPr>
+        <w:t>token</w:t>
+      </w:r>
+      <w:proofErr w:type="gramEnd"/>
+      <w:r>
+        <w:rPr>
+          <w:rFonts w:ascii="Consolas" w:eastAsia="Consolas" w:hAnsi="Consolas" w:cs="Consolas"/>
+          <w:sz w:val="18"/>
+          <w:szCs w:val="18"/>
+        </w:rPr>
+        <w:t>_type</w:t>
+      </w:r>
+      <w:proofErr w:type="spellEnd"/>
+      <w:r>
+        <w:rPr>
+          <w:rFonts w:ascii="Consolas" w:eastAsia="Consolas" w:hAnsi="Consolas" w:cs="Consolas"/>
+          <w:sz w:val="18"/>
+          <w:szCs w:val="18"/>
+        </w:rPr>
+        <w:t>": "Bearer",</w:t>
+      </w:r>
+    </w:p>
+    <w:p>
+      <w:pPr>
+        <w:shd w:val="clear" w:color="auto" w:fill="F5F5F5"/>
+      </w:pPr>
+      <w:r>
+        <w:rPr>
+          <w:rFonts w:ascii="Consolas" w:eastAsia="Consolas" w:hAnsi="Consolas" w:cs="Consolas"/>
+          <w:sz w:val="18"/>
+          <w:szCs w:val="18"/>
+        </w:rPr>
+        <w:t xml:space="preserve">  "</w:t>
+      </w:r>
+      <w:proofErr w:type="spellStart"/>
+      <w:proofErr w:type="gramStart"/>
+      <w:r>
+        <w:rPr>
+          <w:rFonts w:ascii="Consolas" w:eastAsia="Consolas" w:hAnsi="Consolas" w:cs="Consolas"/>
+          <w:sz w:val="18"/>
+          <w:szCs w:val="18"/>
+        </w:rPr>
+        <w:t>expires</w:t>
+      </w:r>
+      <w:proofErr w:type="gramEnd"/>
+      <w:r>
+        <w:rPr>
+          <w:rFonts w:ascii="Consolas" w:eastAsia="Consolas" w:hAnsi="Consolas" w:cs="Consolas"/>
+          <w:sz w:val="18"/>
+          <w:szCs w:val="18"/>
+        </w:rPr>
+        <w:t>_in</w:t>
+      </w:r>
+      <w:proofErr w:type="spellEnd"/>
+      <w:r>
+        <w:rPr>
+          <w:rFonts w:ascii="Consolas" w:eastAsia="Consolas" w:hAnsi="Consolas" w:cs="Consolas"/>
+          <w:sz w:val="18"/>
+          <w:szCs w:val="18"/>
+        </w:rPr>
+        <w:t>": 900</w:t>
+      </w:r>
+    </w:p>
+    <w:p>
+      <w:pPr>
+        <w:shd w:val="clear" w:color="auto" w:fill="F5F5F5"/>
+      </w:pPr>
+      <w:r>
+        <w:rPr>
+          <w:rFonts w:ascii="Consolas" w:eastAsia="Consolas" w:hAnsi="Consolas" w:cs="Consolas"/>
+          <w:sz w:val="18"/>
+          <w:szCs w:val="18"/>
+        </w:rPr>
+        <w:t>}</w:t>
       </w:r>
     </w:p>
     <w:p>
@@ -2379,25 +2964,41 @@
       <w:pPr>
         <w:spacing w:after="120"/>
       </w:pPr>
-      <w:r>
-        <w:rPr>
-          <w:b/>
-          <w:bCs/>
-        </w:rPr>
-        <w:t xml:space="preserve">Errors</w:t>
+    </w:p>
+    <w:p>
+      <w:pPr>
+        <w:spacing w:after="120"/>
+      </w:pPr>
+    </w:p>
+    <w:p>
+      <w:pPr>
+        <w:spacing w:after="120"/>
+      </w:pPr>
+      <w:r>
+        <w:rPr>
+          <w:b/>
+          <w:bCs/>
+        </w:rPr>
+        <w:lastRenderedPageBreak/>
+        <w:t>Errors</w:t>
       </w:r>
     </w:p>
     <w:tbl>
       <w:tblPr>
-        <w:tblW w:type="dxa" w:w="9000"/>
+        <w:tblW w:w="9000" w:type="dxa"/>
         <w:tblBorders>
-          <w:top w:val="single" w:color="auto" w:sz="4"/>
-          <w:left w:val="single" w:color="auto" w:sz="4"/>
-          <w:bottom w:val="single" w:color="auto" w:sz="4"/>
-          <w:right w:val="single" w:color="auto" w:sz="4"/>
-          <w:insideH w:val="single" w:color="auto" w:sz="4"/>
-          <w:insideV w:val="single" w:color="auto" w:sz="4"/>
+          <w:top w:val="single" w:sz="4" w:space="0" w:color="auto"/>
+          <w:left w:val="single" w:sz="4" w:space="0" w:color="auto"/>
+          <w:bottom w:val="single" w:sz="4" w:space="0" w:color="auto"/>
+          <w:right w:val="single" w:sz="4" w:space="0" w:color="auto"/>
+          <w:insideH w:val="single" w:sz="4" w:space="0" w:color="auto"/>
+          <w:insideV w:val="single" w:sz="4" w:space="0" w:color="auto"/>
         </w:tblBorders>
+        <w:tblCellMar>
+          <w:left w:w="10" w:type="dxa"/>
+          <w:right w:w="10" w:type="dxa"/>
+        </w:tblCellMar>
+        <w:tblLook w:val="0000" w:firstRow="0" w:lastRow="0" w:firstColumn="0" w:lastColumn="0" w:noHBand="0" w:noVBand="0"/>
       </w:tblPr>
       <w:tblGrid>
         <w:gridCol w:w="3000"/>
@@ -2410,8 +3011,8 @@
         </w:trPr>
         <w:tc>
           <w:tcPr>
-            <w:tcW w:type="dxa" w:w="3000"/>
-            <w:shd w:fill="2F5496" w:val="clear"/>
+            <w:tcW w:w="3000" w:type="dxa"/>
+            <w:shd w:val="clear" w:color="auto" w:fill="2F5496"/>
           </w:tcPr>
           <w:p>
             <w:r>
@@ -2420,14 +3021,14 @@
                 <w:bCs/>
                 <w:color w:val="FFFFFF"/>
               </w:rPr>
-              <w:t xml:space="preserve">status</w:t>
+              <w:t>status</w:t>
             </w:r>
           </w:p>
         </w:tc>
         <w:tc>
           <w:tcPr>
-            <w:tcW w:type="dxa" w:w="3000"/>
-            <w:shd w:fill="2F5496" w:val="clear"/>
+            <w:tcW w:w="3000" w:type="dxa"/>
+            <w:shd w:val="clear" w:color="auto" w:fill="2F5496"/>
           </w:tcPr>
           <w:p>
             <w:r>
@@ -2436,14 +3037,14 @@
                 <w:bCs/>
                 <w:color w:val="FFFFFF"/>
               </w:rPr>
-              <w:t xml:space="preserve">code</w:t>
+              <w:t>code</w:t>
             </w:r>
           </w:p>
         </w:tc>
         <w:tc>
           <w:tcPr>
-            <w:tcW w:type="dxa" w:w="3000"/>
-            <w:shd w:fill="2F5496" w:val="clear"/>
+            <w:tcW w:w="3000" w:type="dxa"/>
+            <w:shd w:val="clear" w:color="auto" w:fill="2F5496"/>
           </w:tcPr>
           <w:p>
             <w:r>
@@ -2452,7 +3053,7 @@
                 <w:bCs/>
                 <w:color w:val="FFFFFF"/>
               </w:rPr>
-              <w:t xml:space="preserve">when</w:t>
+              <w:t>when</w:t>
             </w:r>
           </w:p>
         </w:tc>
@@ -2460,31 +3061,31 @@
       <w:tr>
         <w:tc>
           <w:tcPr>
-            <w:tcW w:type="dxa" w:w="3000"/>
+            <w:tcW w:w="3000" w:type="dxa"/>
           </w:tcPr>
           <w:p>
             <w:r>
-              <w:t xml:space="preserve">400</w:t>
+              <w:t>400</w:t>
             </w:r>
           </w:p>
         </w:tc>
         <w:tc>
           <w:tcPr>
-            <w:tcW w:type="dxa" w:w="3000"/>
+            <w:tcW w:w="3000" w:type="dxa"/>
           </w:tcPr>
           <w:p>
             <w:r>
-              <w:t xml:space="preserve">VALIDATION_ERROR</w:t>
+              <w:t>VALIDATION_ERROR</w:t>
             </w:r>
           </w:p>
         </w:tc>
         <w:tc>
           <w:tcPr>
-            <w:tcW w:type="dxa" w:w="3000"/>
+            <w:tcW w:w="3000" w:type="dxa"/>
           </w:tcPr>
           <w:p>
             <w:r>
-              <w:t xml:space="preserve">missing/malformed field</w:t>
+              <w:t>missing/malformed field</w:t>
             </w:r>
           </w:p>
         </w:tc>
@@ -2492,34 +3093,34 @@
       <w:tr>
         <w:tc>
           <w:tcPr>
-            <w:tcW w:type="dxa" w:w="3000"/>
-            <w:shd w:fill="F7F7F7" w:val="clear"/>
+            <w:tcW w:w="3000" w:type="dxa"/>
+            <w:shd w:val="clear" w:color="auto" w:fill="F7F7F7"/>
           </w:tcPr>
           <w:p>
             <w:r>
-              <w:t xml:space="preserve">401</w:t>
+              <w:t>401</w:t>
             </w:r>
           </w:p>
         </w:tc>
         <w:tc>
           <w:tcPr>
-            <w:tcW w:type="dxa" w:w="3000"/>
-            <w:shd w:fill="F7F7F7" w:val="clear"/>
+            <w:tcW w:w="3000" w:type="dxa"/>
+            <w:shd w:val="clear" w:color="auto" w:fill="F7F7F7"/>
           </w:tcPr>
           <w:p>
             <w:r>
-              <w:t xml:space="preserve">INVALID_CREDENTIALS</w:t>
+              <w:t>INVALID_CREDENTIALS</w:t>
             </w:r>
           </w:p>
         </w:tc>
         <w:tc>
           <w:tcPr>
-            <w:tcW w:type="dxa" w:w="3000"/>
-            <w:shd w:fill="F7F7F7" w:val="clear"/>
+            <w:tcW w:w="3000" w:type="dxa"/>
+            <w:shd w:val="clear" w:color="auto" w:fill="F7F7F7"/>
           </w:tcPr>
           <w:p>
             <w:r>
-              <w:t xml:space="preserve">wrong username/password/hospital combination</w:t>
+              <w:t>wrong username/password/hospital combination</w:t>
             </w:r>
           </w:p>
         </w:tc>
@@ -2539,7 +3140,7 @@
           <w:b/>
           <w:bCs/>
         </w:rPr>
-        <w:t xml:space="preserve">Required test cases (do not skip):</w:t>
+        <w:t>Required test cases (do not skip):</w:t>
       </w:r>
     </w:p>
     <w:p>
@@ -2555,53 +3156,57 @@
       </w:r>
       <w:r>
         <w:rPr>
-          <w:rFonts w:ascii="Consolas" w:cs="Consolas" w:eastAsia="Consolas" w:hAnsi="Consolas"/>
-          <w:shd w:fill="F0F0F0" w:val="clear"/>
-        </w:rPr>
-        <w:t xml:space="preserve">username</w:t>
-      </w:r>
-      <w:r>
-        <w:t xml:space="preserve">/</w:t>
-      </w:r>
-      <w:r>
-        <w:rPr>
-          <w:rFonts w:ascii="Consolas" w:cs="Consolas" w:eastAsia="Consolas" w:hAnsi="Consolas"/>
-          <w:shd w:fill="F0F0F0" w:val="clear"/>
-        </w:rPr>
-        <w:t xml:space="preserve">password</w:t>
-      </w:r>
-      <w:r>
-        <w:t xml:space="preserve">/</w:t>
-      </w:r>
-      <w:r>
-        <w:rPr>
-          <w:rFonts w:ascii="Consolas" w:cs="Consolas" w:eastAsia="Consolas" w:hAnsi="Consolas"/>
-          <w:shd w:fill="F0F0F0" w:val="clear"/>
-        </w:rPr>
-        <w:t xml:space="preserve">hospital</w:t>
+          <w:rFonts w:ascii="Consolas" w:eastAsia="Consolas" w:hAnsi="Consolas" w:cs="Consolas"/>
+          <w:shd w:val="clear" w:color="auto" w:fill="F0F0F0"/>
+        </w:rPr>
+        <w:t>username</w:t>
+      </w:r>
+      <w:r>
+        <w:t>/</w:t>
+      </w:r>
+      <w:r>
+        <w:rPr>
+          <w:rFonts w:ascii="Consolas" w:eastAsia="Consolas" w:hAnsi="Consolas" w:cs="Consolas"/>
+          <w:shd w:val="clear" w:color="auto" w:fill="F0F0F0"/>
+        </w:rPr>
+        <w:t>password</w:t>
+      </w:r>
+      <w:r>
+        <w:t>/</w:t>
+      </w:r>
+      <w:r>
+        <w:rPr>
+          <w:rFonts w:ascii="Consolas" w:eastAsia="Consolas" w:hAnsi="Consolas" w:cs="Consolas"/>
+          <w:shd w:val="clear" w:color="auto" w:fill="F0F0F0"/>
+        </w:rPr>
+        <w:t>hospital</w:t>
       </w:r>
       <w:r>
         <w:t xml:space="preserve"> → 200 with </w:t>
       </w:r>
-      <w:r>
-        <w:rPr>
-          <w:rFonts w:ascii="Consolas" w:cs="Consolas" w:eastAsia="Consolas" w:hAnsi="Consolas"/>
-          <w:shd w:fill="F0F0F0" w:val="clear"/>
-        </w:rPr>
-        <w:t xml:space="preserve">access_token</w:t>
-      </w:r>
-      <w:r>
-        <w:t xml:space="preserve">/</w:t>
-      </w:r>
-      <w:r>
-        <w:rPr>
-          <w:rFonts w:ascii="Consolas" w:cs="Consolas" w:eastAsia="Consolas" w:hAnsi="Consolas"/>
-          <w:shd w:fill="F0F0F0" w:val="clear"/>
-        </w:rPr>
-        <w:t xml:space="preserve">refresh_token</w:t>
-      </w:r>
-      <w:r>
-        <w:t xml:space="preserve">.</w:t>
+      <w:proofErr w:type="spellStart"/>
+      <w:r>
+        <w:rPr>
+          <w:rFonts w:ascii="Consolas" w:eastAsia="Consolas" w:hAnsi="Consolas" w:cs="Consolas"/>
+          <w:shd w:val="clear" w:color="auto" w:fill="F0F0F0"/>
+        </w:rPr>
+        <w:t>access_token</w:t>
+      </w:r>
+      <w:proofErr w:type="spellEnd"/>
+      <w:r>
+        <w:t>/</w:t>
+      </w:r>
+      <w:proofErr w:type="spellStart"/>
+      <w:r>
+        <w:rPr>
+          <w:rFonts w:ascii="Consolas" w:eastAsia="Consolas" w:hAnsi="Consolas" w:cs="Consolas"/>
+          <w:shd w:val="clear" w:color="auto" w:fill="F0F0F0"/>
+        </w:rPr>
+        <w:t>refresh_token</w:t>
+      </w:r>
+      <w:proofErr w:type="spellEnd"/>
+      <w:r>
+        <w:t>.</w:t>
       </w:r>
     </w:p>
     <w:p>
@@ -2620,7 +3225,7 @@
           <w:b/>
           <w:bCs/>
         </w:rPr>
-        <w:t xml:space="preserve">wrong hospital</w:t>
+        <w:t>wrong hospital</w:t>
       </w:r>
       <w:r>
         <w:t xml:space="preserve"> → 401 INVALID_CREDENTIALS (looks identical to "wrong password" — never reveal which part was wrong).</w:t>
@@ -2635,7 +3240,7 @@
         </w:numPr>
       </w:pPr>
       <w:r>
-        <w:t xml:space="preserve">wrong password → 401 INVALID_CREDENTIALS.</w:t>
+        <w:t>wrong password → 401 INVALID_CREDENTIALS.</w:t>
       </w:r>
     </w:p>
     <w:p>
@@ -2647,7 +3252,7 @@
         </w:numPr>
       </w:pPr>
       <w:r>
-        <w:t xml:space="preserve">unknown username → 401 INVALID_CREDENTIALS (same generic error as wrong password — don't leak whether the username exists).</w:t>
+        <w:t>unknown username → 401 INVALID_CREDENTIALS (same generic error as wrong password — don't leak whether the username exists).</w:t>
       </w:r>
     </w:p>
     <w:p>
@@ -2659,28 +3264,36 @@
         </w:numPr>
       </w:pPr>
       <w:r>
-        <w:t xml:space="preserve">missing/empty field → 400 VALIDATION_ERROR.</w:t>
+        <w:t xml:space="preserve">missing/empty field → 400 </w:t>
+      </w:r>
+      <w:proofErr w:type="gramStart"/>
+      <w:r>
+        <w:t>VALIDATION</w:t>
+      </w:r>
+      <w:proofErr w:type="gramEnd"/>
+      <w:r>
+        <w:t>_ERROR.</w:t>
       </w:r>
     </w:p>
     <w:p>
       <w:pPr>
         <w:pBdr>
-          <w:bottom w:val="single" w:color="AAAAAA" w:sz="6" w:space="1"/>
+          <w:bottom w:val="single" w:sz="6" w:space="1" w:color="AAAAAA"/>
         </w:pBdr>
-        <w:spacing w:after="240" w:before="120"/>
+        <w:spacing w:before="120" w:after="240"/>
       </w:pPr>
     </w:p>
     <w:p>
       <w:pPr>
         <w:pStyle w:val="Heading1"/>
-        <w:spacing w:after="120" w:before="240"/>
-      </w:pPr>
-      <w:r>
-        <w:rPr>
-          <w:rFonts w:ascii="Consolas" w:cs="Consolas" w:eastAsia="Consolas" w:hAnsi="Consolas"/>
-          <w:shd w:fill="F0F0F0" w:val="clear"/>
-        </w:rPr>
-        <w:t xml:space="preserve">POST /staff/refresh</w:t>
+        <w:spacing w:before="240" w:after="120"/>
+      </w:pPr>
+      <w:r>
+        <w:rPr>
+          <w:rFonts w:ascii="Consolas" w:eastAsia="Consolas" w:hAnsi="Consolas" w:cs="Consolas"/>
+          <w:shd w:val="clear" w:color="auto" w:fill="F0F0F0"/>
+        </w:rPr>
+        <w:t>POST /staff/refresh</w:t>
       </w:r>
     </w:p>
     <w:p>
@@ -2692,7 +3305,7 @@
           <w:b/>
           <w:bCs/>
         </w:rPr>
-        <w:t xml:space="preserve">Auth:</w:t>
+        <w:t>Auth:</w:t>
       </w:r>
       <w:r>
         <w:t xml:space="preserve"> none (refresh token carries the authority).</w:t>
@@ -2707,12 +3320,12 @@
           <w:b/>
           <w:bCs/>
         </w:rPr>
-        <w:t xml:space="preserve">Request</w:t>
-      </w:r>
-    </w:p>
-    <w:p>
-      <w:pPr>
-        <w:spacing w:after="40" w:before="120"/>
+        <w:t>Request</w:t>
+      </w:r>
+    </w:p>
+    <w:p>
+      <w:pPr>
+        <w:spacing w:before="120" w:after="40"/>
       </w:pPr>
       <w:r>
         <w:rPr>
@@ -2722,21 +3335,58 @@
           <w:sz w:val="18"/>
           <w:szCs w:val="18"/>
         </w:rPr>
-        <w:t xml:space="preserve">JSON</w:t>
-      </w:r>
-    </w:p>
-    <w:p>
-      <w:pPr>
-        <w:shd w:fill="F5F5F5" w:val="clear"/>
-        <w:spacing w:after="0"/>
-      </w:pPr>
-      <w:r>
-        <w:rPr>
-          <w:rFonts w:ascii="Consolas" w:cs="Consolas" w:eastAsia="Consolas" w:hAnsi="Consolas"/>
-          <w:sz w:val="18"/>
-          <w:szCs w:val="18"/>
-        </w:rPr>
-        <w:t xml:space="preserve">{ "refresh_token": "eyJhbGciOi..." }</w:t>
+        <w:t>JSON</w:t>
+      </w:r>
+    </w:p>
+    <w:p>
+      <w:pPr>
+        <w:shd w:val="clear" w:color="auto" w:fill="F5F5F5"/>
+      </w:pPr>
+      <w:proofErr w:type="gramStart"/>
+      <w:r>
+        <w:rPr>
+          <w:rFonts w:ascii="Consolas" w:eastAsia="Consolas" w:hAnsi="Consolas" w:cs="Consolas"/>
+          <w:sz w:val="18"/>
+          <w:szCs w:val="18"/>
+        </w:rPr>
+        <w:t>{ "</w:t>
+      </w:r>
+      <w:proofErr w:type="spellStart"/>
+      <w:proofErr w:type="gramEnd"/>
+      <w:r>
+        <w:rPr>
+          <w:rFonts w:ascii="Consolas" w:eastAsia="Consolas" w:hAnsi="Consolas" w:cs="Consolas"/>
+          <w:sz w:val="18"/>
+          <w:szCs w:val="18"/>
+        </w:rPr>
+        <w:t>refresh_token</w:t>
+      </w:r>
+      <w:proofErr w:type="spellEnd"/>
+      <w:r>
+        <w:rPr>
+          <w:rFonts w:ascii="Consolas" w:eastAsia="Consolas" w:hAnsi="Consolas" w:cs="Consolas"/>
+          <w:sz w:val="18"/>
+          <w:szCs w:val="18"/>
+        </w:rPr>
+        <w:t>": "</w:t>
+      </w:r>
+      <w:proofErr w:type="spellStart"/>
+      <w:r>
+        <w:rPr>
+          <w:rFonts w:ascii="Consolas" w:eastAsia="Consolas" w:hAnsi="Consolas" w:cs="Consolas"/>
+          <w:sz w:val="18"/>
+          <w:szCs w:val="18"/>
+        </w:rPr>
+        <w:t>eyJhbGciOi</w:t>
+      </w:r>
+      <w:proofErr w:type="spellEnd"/>
+      <w:r>
+        <w:rPr>
+          <w:rFonts w:ascii="Consolas" w:eastAsia="Consolas" w:hAnsi="Consolas" w:cs="Consolas"/>
+          <w:sz w:val="18"/>
+          <w:szCs w:val="18"/>
+        </w:rPr>
+        <w:t>..." }</w:t>
       </w:r>
     </w:p>
     <w:p>
@@ -2757,25 +3407,25 @@
       </w:r>
       <w:r>
         <w:rPr>
-          <w:rFonts w:ascii="Consolas" w:cs="Consolas" w:eastAsia="Consolas" w:hAnsi="Consolas"/>
-          <w:b/>
-          <w:bCs/>
-          <w:shd w:fill="F0F0F0" w:val="clear"/>
-        </w:rPr>
-        <w:t xml:space="preserve">200</w:t>
+          <w:rFonts w:ascii="Consolas" w:eastAsia="Consolas" w:hAnsi="Consolas" w:cs="Consolas"/>
+          <w:b/>
+          <w:bCs/>
+          <w:shd w:val="clear" w:color="auto" w:fill="F0F0F0"/>
+        </w:rPr>
+        <w:t>200</w:t>
       </w:r>
       <w:r>
         <w:t xml:space="preserve"> — same shape as </w:t>
       </w:r>
       <w:r>
         <w:rPr>
-          <w:rFonts w:ascii="Consolas" w:cs="Consolas" w:eastAsia="Consolas" w:hAnsi="Consolas"/>
-          <w:shd w:fill="F0F0F0" w:val="clear"/>
-        </w:rPr>
-        <w:t xml:space="preserve">/staff/login</w:t>
-      </w:r>
-      <w:r>
-        <w:t xml:space="preserve">, tokens rotated.</w:t>
+          <w:rFonts w:ascii="Consolas" w:eastAsia="Consolas" w:hAnsi="Consolas" w:cs="Consolas"/>
+          <w:shd w:val="clear" w:color="auto" w:fill="F0F0F0"/>
+        </w:rPr>
+        <w:t>/staff/login</w:t>
+      </w:r>
+      <w:r>
+        <w:t>, tokens rotated.</w:t>
       </w:r>
     </w:p>
     <w:p>
@@ -2787,20 +3437,25 @@
           <w:b/>
           <w:bCs/>
         </w:rPr>
-        <w:t xml:space="preserve">Errors</w:t>
+        <w:t>Errors</w:t>
       </w:r>
     </w:p>
     <w:tbl>
       <w:tblPr>
-        <w:tblW w:type="dxa" w:w="9000"/>
+        <w:tblW w:w="9000" w:type="dxa"/>
         <w:tblBorders>
-          <w:top w:val="single" w:color="auto" w:sz="4"/>
-          <w:left w:val="single" w:color="auto" w:sz="4"/>
-          <w:bottom w:val="single" w:color="auto" w:sz="4"/>
-          <w:right w:val="single" w:color="auto" w:sz="4"/>
-          <w:insideH w:val="single" w:color="auto" w:sz="4"/>
-          <w:insideV w:val="single" w:color="auto" w:sz="4"/>
+          <w:top w:val="single" w:sz="4" w:space="0" w:color="auto"/>
+          <w:left w:val="single" w:sz="4" w:space="0" w:color="auto"/>
+          <w:bottom w:val="single" w:sz="4" w:space="0" w:color="auto"/>
+          <w:right w:val="single" w:sz="4" w:space="0" w:color="auto"/>
+          <w:insideH w:val="single" w:sz="4" w:space="0" w:color="auto"/>
+          <w:insideV w:val="single" w:sz="4" w:space="0" w:color="auto"/>
         </w:tblBorders>
+        <w:tblCellMar>
+          <w:left w:w="10" w:type="dxa"/>
+          <w:right w:w="10" w:type="dxa"/>
+        </w:tblCellMar>
+        <w:tblLook w:val="0000" w:firstRow="0" w:lastRow="0" w:firstColumn="0" w:lastColumn="0" w:noHBand="0" w:noVBand="0"/>
       </w:tblPr>
       <w:tblGrid>
         <w:gridCol w:w="3000"/>
@@ -2813,8 +3468,8 @@
         </w:trPr>
         <w:tc>
           <w:tcPr>
-            <w:tcW w:type="dxa" w:w="3000"/>
-            <w:shd w:fill="2F5496" w:val="clear"/>
+            <w:tcW w:w="3000" w:type="dxa"/>
+            <w:shd w:val="clear" w:color="auto" w:fill="2F5496"/>
           </w:tcPr>
           <w:p>
             <w:r>
@@ -2823,14 +3478,14 @@
                 <w:bCs/>
                 <w:color w:val="FFFFFF"/>
               </w:rPr>
-              <w:t xml:space="preserve">status</w:t>
+              <w:t>status</w:t>
             </w:r>
           </w:p>
         </w:tc>
         <w:tc>
           <w:tcPr>
-            <w:tcW w:type="dxa" w:w="3000"/>
-            <w:shd w:fill="2F5496" w:val="clear"/>
+            <w:tcW w:w="3000" w:type="dxa"/>
+            <w:shd w:val="clear" w:color="auto" w:fill="2F5496"/>
           </w:tcPr>
           <w:p>
             <w:r>
@@ -2839,14 +3494,14 @@
                 <w:bCs/>
                 <w:color w:val="FFFFFF"/>
               </w:rPr>
-              <w:t xml:space="preserve">code</w:t>
+              <w:t>code</w:t>
             </w:r>
           </w:p>
         </w:tc>
         <w:tc>
           <w:tcPr>
-            <w:tcW w:type="dxa" w:w="3000"/>
-            <w:shd w:fill="2F5496" w:val="clear"/>
+            <w:tcW w:w="3000" w:type="dxa"/>
+            <w:shd w:val="clear" w:color="auto" w:fill="2F5496"/>
           </w:tcPr>
           <w:p>
             <w:r>
@@ -2855,7 +3510,7 @@
                 <w:bCs/>
                 <w:color w:val="FFFFFF"/>
               </w:rPr>
-              <w:t xml:space="preserve">when</w:t>
+              <w:t>when</w:t>
             </w:r>
           </w:p>
         </w:tc>
@@ -2863,31 +3518,31 @@
       <w:tr>
         <w:tc>
           <w:tcPr>
-            <w:tcW w:type="dxa" w:w="3000"/>
+            <w:tcW w:w="3000" w:type="dxa"/>
           </w:tcPr>
           <w:p>
             <w:r>
-              <w:t xml:space="preserve">401</w:t>
+              <w:t>401</w:t>
             </w:r>
           </w:p>
         </w:tc>
         <w:tc>
           <w:tcPr>
-            <w:tcW w:type="dxa" w:w="3000"/>
+            <w:tcW w:w="3000" w:type="dxa"/>
           </w:tcPr>
           <w:p>
             <w:r>
-              <w:t xml:space="preserve">INVALID_REFRESH_TOKEN</w:t>
+              <w:t>INVALID_REFRESH_TOKEN</w:t>
             </w:r>
           </w:p>
         </w:tc>
         <w:tc>
           <w:tcPr>
-            <w:tcW w:type="dxa" w:w="3000"/>
+            <w:tcW w:w="3000" w:type="dxa"/>
           </w:tcPr>
           <w:p>
             <w:r>
-              <w:t xml:space="preserve">expired, revoked, or unknown token</w:t>
+              <w:t>expired, revoked, or unknown token</w:t>
             </w:r>
           </w:p>
         </w:tc>
@@ -2907,7 +3562,7 @@
           <w:b/>
           <w:bCs/>
         </w:rPr>
-        <w:t xml:space="preserve">Required test cases (do not skip):</w:t>
+        <w:t>Required test cases (do not skip):</w:t>
       </w:r>
     </w:p>
     <w:p>
@@ -2919,7 +3574,7 @@
         </w:numPr>
       </w:pPr>
       <w:r>
-        <w:t xml:space="preserve">valid, unexpired refresh token → 200 with a new, rotated token pair.</w:t>
+        <w:t>valid, unexpired refresh token → 200 with a new, rotated token pair.</w:t>
       </w:r>
     </w:p>
     <w:p>
@@ -2931,7 +3586,7 @@
         </w:numPr>
       </w:pPr>
       <w:r>
-        <w:t xml:space="preserve">expired refresh token → 401 INVALID_REFRESH_TOKEN.</w:t>
+        <w:t>expired refresh token → 401 INVALID_REFRESH_TOKEN.</w:t>
       </w:r>
     </w:p>
     <w:p>
@@ -2947,7 +3602,7 @@
           <w:b/>
           <w:bCs/>
         </w:rPr>
-        <w:t xml:space="preserve">reuse of an already-rotated token</w:t>
+        <w:t>reuse of an already-rotated token</w:t>
       </w:r>
       <w:r>
         <w:t xml:space="preserve"> (replay after a prior successful refresh) → 401 INVALID_REFRESH_TOKEN.</w:t>
@@ -2962,28 +3617,60 @@
         </w:numPr>
       </w:pPr>
       <w:r>
-        <w:t xml:space="preserve">malformed/garbage token string → 401 INVALID_REFRESH_TOKEN.</w:t>
+        <w:t>malformed/garbage token string → 401 INVALID_REFRESH_TOKEN.</w:t>
       </w:r>
     </w:p>
     <w:p>
       <w:pPr>
         <w:pBdr>
-          <w:bottom w:val="single" w:color="AAAAAA" w:sz="6" w:space="1"/>
+          <w:bottom w:val="single" w:sz="6" w:space="1" w:color="AAAAAA"/>
         </w:pBdr>
-        <w:spacing w:after="240" w:before="120"/>
+        <w:spacing w:before="120" w:after="240"/>
+      </w:pPr>
+    </w:p>
+    <w:p>
+      <w:pPr>
+        <w:pBdr>
+          <w:bottom w:val="single" w:sz="6" w:space="1" w:color="AAAAAA"/>
+        </w:pBdr>
+        <w:spacing w:before="120" w:after="240"/>
+      </w:pPr>
+    </w:p>
+    <w:p>
+      <w:pPr>
+        <w:pBdr>
+          <w:bottom w:val="single" w:sz="6" w:space="1" w:color="AAAAAA"/>
+        </w:pBdr>
+        <w:spacing w:before="120" w:after="240"/>
+      </w:pPr>
+    </w:p>
+    <w:p>
+      <w:pPr>
+        <w:pBdr>
+          <w:bottom w:val="single" w:sz="6" w:space="1" w:color="AAAAAA"/>
+        </w:pBdr>
+        <w:spacing w:before="120" w:after="240"/>
+      </w:pPr>
+    </w:p>
+    <w:p>
+      <w:pPr>
+        <w:pBdr>
+          <w:bottom w:val="single" w:sz="6" w:space="1" w:color="AAAAAA"/>
+        </w:pBdr>
+        <w:spacing w:before="120" w:after="240"/>
       </w:pPr>
     </w:p>
     <w:p>
       <w:pPr>
         <w:pStyle w:val="Heading1"/>
-        <w:spacing w:after="120" w:before="240"/>
-      </w:pPr>
-      <w:r>
-        <w:rPr>
-          <w:rFonts w:ascii="Consolas" w:cs="Consolas" w:eastAsia="Consolas" w:hAnsi="Consolas"/>
-          <w:shd w:fill="F0F0F0" w:val="clear"/>
-        </w:rPr>
-        <w:t xml:space="preserve">POST /patient/search</w:t>
+        <w:spacing w:before="240" w:after="120"/>
+      </w:pPr>
+      <w:r>
+        <w:rPr>
+          <w:rFonts w:ascii="Consolas" w:eastAsia="Consolas" w:hAnsi="Consolas" w:cs="Consolas"/>
+          <w:shd w:val="clear" w:color="auto" w:fill="F0F0F0"/>
+        </w:rPr>
+        <w:t>POST /patient/search</w:t>
       </w:r>
     </w:p>
     <w:p>
@@ -2995,7 +3682,7 @@
           <w:b/>
           <w:bCs/>
         </w:rPr>
-        <w:t xml:space="preserve">Auth:</w:t>
+        <w:t>Auth:</w:t>
       </w:r>
       <w:r>
         <w:t xml:space="preserve"> required (Bearer access token).</w:t>
@@ -3010,7 +3697,7 @@
           <w:b/>
           <w:bCs/>
         </w:rPr>
-        <w:t xml:space="preserve">Request</w:t>
+        <w:t>Request</w:t>
       </w:r>
       <w:r>
         <w:t xml:space="preserve"> — all fields optional:</w:t>
@@ -3018,7 +3705,7 @@
     </w:p>
     <w:p>
       <w:pPr>
-        <w:spacing w:after="40" w:before="120"/>
+        <w:spacing w:before="120" w:after="40"/>
       </w:pPr>
       <w:r>
         <w:rPr>
@@ -3028,129 +3715,316 @@
           <w:sz w:val="18"/>
           <w:szCs w:val="18"/>
         </w:rPr>
-        <w:t xml:space="preserve">JSON</w:t>
-      </w:r>
-    </w:p>
-    <w:p>
-      <w:pPr>
-        <w:shd w:fill="F5F5F5" w:val="clear"/>
-        <w:spacing w:after="0"/>
-      </w:pPr>
-      <w:r>
-        <w:rPr>
-          <w:rFonts w:ascii="Consolas" w:cs="Consolas" w:eastAsia="Consolas" w:hAnsi="Consolas"/>
-          <w:sz w:val="18"/>
-          <w:szCs w:val="18"/>
-        </w:rPr>
-        <w:t xml:space="preserve">{</w:t>
-      </w:r>
-    </w:p>
-    <w:p>
-      <w:pPr>
-        <w:shd w:fill="F5F5F5" w:val="clear"/>
-        <w:spacing w:after="0"/>
-      </w:pPr>
-      <w:r>
-        <w:rPr>
-          <w:rFonts w:ascii="Consolas" w:cs="Consolas" w:eastAsia="Consolas" w:hAnsi="Consolas"/>
-          <w:sz w:val="18"/>
-          <w:szCs w:val="18"/>
-        </w:rPr>
-        <w:t xml:space="preserve">  "national_id": "1234567890123",</w:t>
-      </w:r>
-    </w:p>
-    <w:p>
-      <w:pPr>
-        <w:shd w:fill="F5F5F5" w:val="clear"/>
-        <w:spacing w:after="0"/>
-      </w:pPr>
-      <w:r>
-        <w:rPr>
-          <w:rFonts w:ascii="Consolas" w:cs="Consolas" w:eastAsia="Consolas" w:hAnsi="Consolas"/>
-          <w:sz w:val="18"/>
-          <w:szCs w:val="18"/>
-        </w:rPr>
-        <w:t xml:space="preserve">  "passport_id": null,</w:t>
-      </w:r>
-    </w:p>
-    <w:p>
-      <w:pPr>
-        <w:shd w:fill="F5F5F5" w:val="clear"/>
-        <w:spacing w:after="0"/>
-      </w:pPr>
-      <w:r>
-        <w:rPr>
-          <w:rFonts w:ascii="Consolas" w:cs="Consolas" w:eastAsia="Consolas" w:hAnsi="Consolas"/>
-          <w:sz w:val="18"/>
-          <w:szCs w:val="18"/>
-        </w:rPr>
-        <w:t xml:space="preserve">  "first_name": "Somchai",</w:t>
-      </w:r>
-    </w:p>
-    <w:p>
-      <w:pPr>
-        <w:shd w:fill="F5F5F5" w:val="clear"/>
-        <w:spacing w:after="0"/>
-      </w:pPr>
-      <w:r>
-        <w:rPr>
-          <w:rFonts w:ascii="Consolas" w:cs="Consolas" w:eastAsia="Consolas" w:hAnsi="Consolas"/>
-          <w:sz w:val="18"/>
-          <w:szCs w:val="18"/>
-        </w:rPr>
-        <w:t xml:space="preserve">  "middle_name": null,</w:t>
-      </w:r>
-    </w:p>
-    <w:p>
-      <w:pPr>
-        <w:shd w:fill="F5F5F5" w:val="clear"/>
-        <w:spacing w:after="0"/>
-      </w:pPr>
-      <w:r>
-        <w:rPr>
-          <w:rFonts w:ascii="Consolas" w:cs="Consolas" w:eastAsia="Consolas" w:hAnsi="Consolas"/>
-          <w:sz w:val="18"/>
-          <w:szCs w:val="18"/>
-        </w:rPr>
-        <w:t xml:space="preserve">  "last_name": null,</w:t>
-      </w:r>
-    </w:p>
-    <w:p>
-      <w:pPr>
-        <w:shd w:fill="F5F5F5" w:val="clear"/>
-        <w:spacing w:after="0"/>
-      </w:pPr>
-      <w:r>
-        <w:rPr>
-          <w:rFonts w:ascii="Consolas" w:cs="Consolas" w:eastAsia="Consolas" w:hAnsi="Consolas"/>
-          <w:sz w:val="18"/>
-          <w:szCs w:val="18"/>
-        </w:rPr>
-        <w:t xml:space="preserve">  "date_of_birth": null,</w:t>
-      </w:r>
-    </w:p>
-    <w:p>
-      <w:pPr>
-        <w:shd w:fill="F5F5F5" w:val="clear"/>
-        <w:spacing w:after="0"/>
-      </w:pPr>
-      <w:r>
-        <w:rPr>
-          <w:rFonts w:ascii="Consolas" w:cs="Consolas" w:eastAsia="Consolas" w:hAnsi="Consolas"/>
-          <w:sz w:val="18"/>
-          <w:szCs w:val="18"/>
-        </w:rPr>
-        <w:t xml:space="preserve">  "phone_number": null,</w:t>
-      </w:r>
-    </w:p>
-    <w:p>
-      <w:pPr>
-        <w:shd w:fill="F5F5F5" w:val="clear"/>
-        <w:spacing w:after="0"/>
-      </w:pPr>
-      <w:r>
-        <w:rPr>
-          <w:rFonts w:ascii="Consolas" w:cs="Consolas" w:eastAsia="Consolas" w:hAnsi="Consolas"/>
+        <w:t>JSON</w:t>
+      </w:r>
+    </w:p>
+    <w:p>
+      <w:pPr>
+        <w:shd w:val="clear" w:color="auto" w:fill="F5F5F5"/>
+      </w:pPr>
+      <w:r>
+        <w:rPr>
+          <w:rFonts w:ascii="Consolas" w:eastAsia="Consolas" w:hAnsi="Consolas" w:cs="Consolas"/>
+          <w:sz w:val="18"/>
+          <w:szCs w:val="18"/>
+        </w:rPr>
+        <w:t>{</w:t>
+      </w:r>
+    </w:p>
+    <w:p>
+      <w:pPr>
+        <w:shd w:val="clear" w:color="auto" w:fill="F5F5F5"/>
+      </w:pPr>
+      <w:r>
+        <w:rPr>
+          <w:rFonts w:ascii="Consolas" w:eastAsia="Consolas" w:hAnsi="Consolas" w:cs="Consolas"/>
+          <w:sz w:val="18"/>
+          <w:szCs w:val="18"/>
+        </w:rPr>
+        <w:t xml:space="preserve">  "</w:t>
+      </w:r>
+      <w:proofErr w:type="spellStart"/>
+      <w:proofErr w:type="gramStart"/>
+      <w:r>
+        <w:rPr>
+          <w:rFonts w:ascii="Consolas" w:eastAsia="Consolas" w:hAnsi="Consolas" w:cs="Consolas"/>
+          <w:sz w:val="18"/>
+          <w:szCs w:val="18"/>
+        </w:rPr>
+        <w:t>national</w:t>
+      </w:r>
+      <w:proofErr w:type="gramEnd"/>
+      <w:r>
+        <w:rPr>
+          <w:rFonts w:ascii="Consolas" w:eastAsia="Consolas" w:hAnsi="Consolas" w:cs="Consolas"/>
+          <w:sz w:val="18"/>
+          <w:szCs w:val="18"/>
+        </w:rPr>
+        <w:t>_id</w:t>
+      </w:r>
+      <w:proofErr w:type="spellEnd"/>
+      <w:r>
+        <w:rPr>
+          <w:rFonts w:ascii="Consolas" w:eastAsia="Consolas" w:hAnsi="Consolas" w:cs="Consolas"/>
+          <w:sz w:val="18"/>
+          <w:szCs w:val="18"/>
+        </w:rPr>
+        <w:t>": "1234567890123",</w:t>
+      </w:r>
+    </w:p>
+    <w:p>
+      <w:pPr>
+        <w:shd w:val="clear" w:color="auto" w:fill="F5F5F5"/>
+      </w:pPr>
+      <w:r>
+        <w:rPr>
+          <w:rFonts w:ascii="Consolas" w:eastAsia="Consolas" w:hAnsi="Consolas" w:cs="Consolas"/>
+          <w:sz w:val="18"/>
+          <w:szCs w:val="18"/>
+        </w:rPr>
+        <w:t xml:space="preserve">  "</w:t>
+      </w:r>
+      <w:proofErr w:type="spellStart"/>
+      <w:proofErr w:type="gramStart"/>
+      <w:r>
+        <w:rPr>
+          <w:rFonts w:ascii="Consolas" w:eastAsia="Consolas" w:hAnsi="Consolas" w:cs="Consolas"/>
+          <w:sz w:val="18"/>
+          <w:szCs w:val="18"/>
+        </w:rPr>
+        <w:t>passport</w:t>
+      </w:r>
+      <w:proofErr w:type="gramEnd"/>
+      <w:r>
+        <w:rPr>
+          <w:rFonts w:ascii="Consolas" w:eastAsia="Consolas" w:hAnsi="Consolas" w:cs="Consolas"/>
+          <w:sz w:val="18"/>
+          <w:szCs w:val="18"/>
+        </w:rPr>
+        <w:t>_id</w:t>
+      </w:r>
+      <w:proofErr w:type="spellEnd"/>
+      <w:r>
+        <w:rPr>
+          <w:rFonts w:ascii="Consolas" w:eastAsia="Consolas" w:hAnsi="Consolas" w:cs="Consolas"/>
+          <w:sz w:val="18"/>
+          <w:szCs w:val="18"/>
+        </w:rPr>
+        <w:t>": null,</w:t>
+      </w:r>
+    </w:p>
+    <w:p>
+      <w:pPr>
+        <w:shd w:val="clear" w:color="auto" w:fill="F5F5F5"/>
+      </w:pPr>
+      <w:r>
+        <w:rPr>
+          <w:rFonts w:ascii="Consolas" w:eastAsia="Consolas" w:hAnsi="Consolas" w:cs="Consolas"/>
+          <w:sz w:val="18"/>
+          <w:szCs w:val="18"/>
+        </w:rPr>
+        <w:t xml:space="preserve">  "</w:t>
+      </w:r>
+      <w:proofErr w:type="spellStart"/>
+      <w:proofErr w:type="gramStart"/>
+      <w:r>
+        <w:rPr>
+          <w:rFonts w:ascii="Consolas" w:eastAsia="Consolas" w:hAnsi="Consolas" w:cs="Consolas"/>
+          <w:sz w:val="18"/>
+          <w:szCs w:val="18"/>
+        </w:rPr>
+        <w:t>first</w:t>
+      </w:r>
+      <w:proofErr w:type="gramEnd"/>
+      <w:r>
+        <w:rPr>
+          <w:rFonts w:ascii="Consolas" w:eastAsia="Consolas" w:hAnsi="Consolas" w:cs="Consolas"/>
+          <w:sz w:val="18"/>
+          <w:szCs w:val="18"/>
+        </w:rPr>
+        <w:t>_name</w:t>
+      </w:r>
+      <w:proofErr w:type="spellEnd"/>
+      <w:r>
+        <w:rPr>
+          <w:rFonts w:ascii="Consolas" w:eastAsia="Consolas" w:hAnsi="Consolas" w:cs="Consolas"/>
+          <w:sz w:val="18"/>
+          <w:szCs w:val="18"/>
+        </w:rPr>
+        <w:t>": "Somchai",</w:t>
+      </w:r>
+    </w:p>
+    <w:p>
+      <w:pPr>
+        <w:shd w:val="clear" w:color="auto" w:fill="F5F5F5"/>
+      </w:pPr>
+      <w:r>
+        <w:rPr>
+          <w:rFonts w:ascii="Consolas" w:eastAsia="Consolas" w:hAnsi="Consolas" w:cs="Consolas"/>
+          <w:sz w:val="18"/>
+          <w:szCs w:val="18"/>
+        </w:rPr>
+        <w:t xml:space="preserve">  "</w:t>
+      </w:r>
+      <w:proofErr w:type="spellStart"/>
+      <w:proofErr w:type="gramStart"/>
+      <w:r>
+        <w:rPr>
+          <w:rFonts w:ascii="Consolas" w:eastAsia="Consolas" w:hAnsi="Consolas" w:cs="Consolas"/>
+          <w:sz w:val="18"/>
+          <w:szCs w:val="18"/>
+        </w:rPr>
+        <w:t>middle</w:t>
+      </w:r>
+      <w:proofErr w:type="gramEnd"/>
+      <w:r>
+        <w:rPr>
+          <w:rFonts w:ascii="Consolas" w:eastAsia="Consolas" w:hAnsi="Consolas" w:cs="Consolas"/>
+          <w:sz w:val="18"/>
+          <w:szCs w:val="18"/>
+        </w:rPr>
+        <w:t>_name</w:t>
+      </w:r>
+      <w:proofErr w:type="spellEnd"/>
+      <w:r>
+        <w:rPr>
+          <w:rFonts w:ascii="Consolas" w:eastAsia="Consolas" w:hAnsi="Consolas" w:cs="Consolas"/>
+          <w:sz w:val="18"/>
+          <w:szCs w:val="18"/>
+        </w:rPr>
+        <w:t>": null,</w:t>
+      </w:r>
+    </w:p>
+    <w:p>
+      <w:pPr>
+        <w:shd w:val="clear" w:color="auto" w:fill="F5F5F5"/>
+      </w:pPr>
+      <w:r>
+        <w:rPr>
+          <w:rFonts w:ascii="Consolas" w:eastAsia="Consolas" w:hAnsi="Consolas" w:cs="Consolas"/>
+          <w:sz w:val="18"/>
+          <w:szCs w:val="18"/>
+        </w:rPr>
+        <w:t xml:space="preserve">  "</w:t>
+      </w:r>
+      <w:proofErr w:type="spellStart"/>
+      <w:proofErr w:type="gramStart"/>
+      <w:r>
+        <w:rPr>
+          <w:rFonts w:ascii="Consolas" w:eastAsia="Consolas" w:hAnsi="Consolas" w:cs="Consolas"/>
+          <w:sz w:val="18"/>
+          <w:szCs w:val="18"/>
+        </w:rPr>
+        <w:t>last</w:t>
+      </w:r>
+      <w:proofErr w:type="gramEnd"/>
+      <w:r>
+        <w:rPr>
+          <w:rFonts w:ascii="Consolas" w:eastAsia="Consolas" w:hAnsi="Consolas" w:cs="Consolas"/>
+          <w:sz w:val="18"/>
+          <w:szCs w:val="18"/>
+        </w:rPr>
+        <w:t>_name</w:t>
+      </w:r>
+      <w:proofErr w:type="spellEnd"/>
+      <w:r>
+        <w:rPr>
+          <w:rFonts w:ascii="Consolas" w:eastAsia="Consolas" w:hAnsi="Consolas" w:cs="Consolas"/>
+          <w:sz w:val="18"/>
+          <w:szCs w:val="18"/>
+        </w:rPr>
+        <w:t>": null,</w:t>
+      </w:r>
+    </w:p>
+    <w:p>
+      <w:pPr>
+        <w:shd w:val="clear" w:color="auto" w:fill="F5F5F5"/>
+      </w:pPr>
+      <w:r>
+        <w:rPr>
+          <w:rFonts w:ascii="Consolas" w:eastAsia="Consolas" w:hAnsi="Consolas" w:cs="Consolas"/>
+          <w:sz w:val="18"/>
+          <w:szCs w:val="18"/>
+        </w:rPr>
+        <w:t xml:space="preserve">  "</w:t>
+      </w:r>
+      <w:proofErr w:type="spellStart"/>
+      <w:proofErr w:type="gramStart"/>
+      <w:r>
+        <w:rPr>
+          <w:rFonts w:ascii="Consolas" w:eastAsia="Consolas" w:hAnsi="Consolas" w:cs="Consolas"/>
+          <w:sz w:val="18"/>
+          <w:szCs w:val="18"/>
+        </w:rPr>
+        <w:t>date</w:t>
+      </w:r>
+      <w:proofErr w:type="gramEnd"/>
+      <w:r>
+        <w:rPr>
+          <w:rFonts w:ascii="Consolas" w:eastAsia="Consolas" w:hAnsi="Consolas" w:cs="Consolas"/>
+          <w:sz w:val="18"/>
+          <w:szCs w:val="18"/>
+        </w:rPr>
+        <w:t>_of_birth</w:t>
+      </w:r>
+      <w:proofErr w:type="spellEnd"/>
+      <w:r>
+        <w:rPr>
+          <w:rFonts w:ascii="Consolas" w:eastAsia="Consolas" w:hAnsi="Consolas" w:cs="Consolas"/>
+          <w:sz w:val="18"/>
+          <w:szCs w:val="18"/>
+        </w:rPr>
+        <w:t>": null,</w:t>
+      </w:r>
+    </w:p>
+    <w:p>
+      <w:pPr>
+        <w:shd w:val="clear" w:color="auto" w:fill="F5F5F5"/>
+      </w:pPr>
+      <w:r>
+        <w:rPr>
+          <w:rFonts w:ascii="Consolas" w:eastAsia="Consolas" w:hAnsi="Consolas" w:cs="Consolas"/>
+          <w:sz w:val="18"/>
+          <w:szCs w:val="18"/>
+        </w:rPr>
+        <w:t xml:space="preserve">  "</w:t>
+      </w:r>
+      <w:proofErr w:type="spellStart"/>
+      <w:proofErr w:type="gramStart"/>
+      <w:r>
+        <w:rPr>
+          <w:rFonts w:ascii="Consolas" w:eastAsia="Consolas" w:hAnsi="Consolas" w:cs="Consolas"/>
+          <w:sz w:val="18"/>
+          <w:szCs w:val="18"/>
+        </w:rPr>
+        <w:t>phone</w:t>
+      </w:r>
+      <w:proofErr w:type="gramEnd"/>
+      <w:r>
+        <w:rPr>
+          <w:rFonts w:ascii="Consolas" w:eastAsia="Consolas" w:hAnsi="Consolas" w:cs="Consolas"/>
+          <w:sz w:val="18"/>
+          <w:szCs w:val="18"/>
+        </w:rPr>
+        <w:t>_number</w:t>
+      </w:r>
+      <w:proofErr w:type="spellEnd"/>
+      <w:r>
+        <w:rPr>
+          <w:rFonts w:ascii="Consolas" w:eastAsia="Consolas" w:hAnsi="Consolas" w:cs="Consolas"/>
+          <w:sz w:val="18"/>
+          <w:szCs w:val="18"/>
+        </w:rPr>
+        <w:t>": null,</w:t>
+      </w:r>
+    </w:p>
+    <w:p>
+      <w:pPr>
+        <w:shd w:val="clear" w:color="auto" w:fill="F5F5F5"/>
+      </w:pPr>
+      <w:r>
+        <w:rPr>
+          <w:rFonts w:ascii="Consolas" w:eastAsia="Consolas" w:hAnsi="Consolas" w:cs="Consolas"/>
           <w:sz w:val="18"/>
           <w:szCs w:val="18"/>
         </w:rPr>
@@ -3159,12 +4033,11 @@
     </w:p>
     <w:p>
       <w:pPr>
-        <w:shd w:fill="F5F5F5" w:val="clear"/>
-        <w:spacing w:after="0"/>
-      </w:pPr>
-      <w:r>
-        <w:rPr>
-          <w:rFonts w:ascii="Consolas" w:cs="Consolas" w:eastAsia="Consolas" w:hAnsi="Consolas"/>
+        <w:shd w:val="clear" w:color="auto" w:fill="F5F5F5"/>
+      </w:pPr>
+      <w:r>
+        <w:rPr>
+          <w:rFonts w:ascii="Consolas" w:eastAsia="Consolas" w:hAnsi="Consolas" w:cs="Consolas"/>
           <w:sz w:val="18"/>
           <w:szCs w:val="18"/>
         </w:rPr>
@@ -3173,30 +4046,56 @@
     </w:p>
     <w:p>
       <w:pPr>
-        <w:shd w:fill="F5F5F5" w:val="clear"/>
-        <w:spacing w:after="0"/>
-      </w:pPr>
-      <w:r>
-        <w:rPr>
-          <w:rFonts w:ascii="Consolas" w:cs="Consolas" w:eastAsia="Consolas" w:hAnsi="Consolas"/>
-          <w:sz w:val="18"/>
-          <w:szCs w:val="18"/>
-        </w:rPr>
-        <w:t xml:space="preserve">  "page_size": 20</w:t>
-      </w:r>
-    </w:p>
-    <w:p>
-      <w:pPr>
-        <w:shd w:fill="F5F5F5" w:val="clear"/>
-        <w:spacing w:after="0"/>
-      </w:pPr>
-      <w:r>
-        <w:rPr>
-          <w:rFonts w:ascii="Consolas" w:cs="Consolas" w:eastAsia="Consolas" w:hAnsi="Consolas"/>
-          <w:sz w:val="18"/>
-          <w:szCs w:val="18"/>
-        </w:rPr>
-        <w:t xml:space="preserve">}</w:t>
+        <w:shd w:val="clear" w:color="auto" w:fill="F5F5F5"/>
+      </w:pPr>
+      <w:r>
+        <w:rPr>
+          <w:rFonts w:ascii="Consolas" w:eastAsia="Consolas" w:hAnsi="Consolas" w:cs="Consolas"/>
+          <w:sz w:val="18"/>
+          <w:szCs w:val="18"/>
+        </w:rPr>
+        <w:t xml:space="preserve">  "</w:t>
+      </w:r>
+      <w:proofErr w:type="spellStart"/>
+      <w:proofErr w:type="gramStart"/>
+      <w:r>
+        <w:rPr>
+          <w:rFonts w:ascii="Consolas" w:eastAsia="Consolas" w:hAnsi="Consolas" w:cs="Consolas"/>
+          <w:sz w:val="18"/>
+          <w:szCs w:val="18"/>
+        </w:rPr>
+        <w:t>page</w:t>
+      </w:r>
+      <w:proofErr w:type="gramEnd"/>
+      <w:r>
+        <w:rPr>
+          <w:rFonts w:ascii="Consolas" w:eastAsia="Consolas" w:hAnsi="Consolas" w:cs="Consolas"/>
+          <w:sz w:val="18"/>
+          <w:szCs w:val="18"/>
+        </w:rPr>
+        <w:t>_size</w:t>
+      </w:r>
+      <w:proofErr w:type="spellEnd"/>
+      <w:r>
+        <w:rPr>
+          <w:rFonts w:ascii="Consolas" w:eastAsia="Consolas" w:hAnsi="Consolas" w:cs="Consolas"/>
+          <w:sz w:val="18"/>
+          <w:szCs w:val="18"/>
+        </w:rPr>
+        <w:t>": 20</w:t>
+      </w:r>
+    </w:p>
+    <w:p>
+      <w:pPr>
+        <w:shd w:val="clear" w:color="auto" w:fill="F5F5F5"/>
+      </w:pPr>
+      <w:r>
+        <w:rPr>
+          <w:rFonts w:ascii="Consolas" w:eastAsia="Consolas" w:hAnsi="Consolas" w:cs="Consolas"/>
+          <w:sz w:val="18"/>
+          <w:szCs w:val="18"/>
+        </w:rPr>
+        <w:t>}</w:t>
       </w:r>
     </w:p>
     <w:p>
@@ -3217,17 +4116,17 @@
       </w:r>
       <w:r>
         <w:rPr>
-          <w:rFonts w:ascii="Consolas" w:cs="Consolas" w:eastAsia="Consolas" w:hAnsi="Consolas"/>
-          <w:b/>
-          <w:bCs/>
-          <w:shd w:fill="F0F0F0" w:val="clear"/>
-        </w:rPr>
-        <w:t xml:space="preserve">200</w:t>
-      </w:r>
-    </w:p>
-    <w:p>
-      <w:pPr>
-        <w:spacing w:after="40" w:before="120"/>
+          <w:rFonts w:ascii="Consolas" w:eastAsia="Consolas" w:hAnsi="Consolas" w:cs="Consolas"/>
+          <w:b/>
+          <w:bCs/>
+          <w:shd w:val="clear" w:color="auto" w:fill="F0F0F0"/>
+        </w:rPr>
+        <w:t>200</w:t>
+      </w:r>
+    </w:p>
+    <w:p>
+      <w:pPr>
+        <w:spacing w:before="120" w:after="40"/>
       </w:pPr>
       <w:r>
         <w:rPr>
@@ -3237,31 +4136,29 @@
           <w:sz w:val="18"/>
           <w:szCs w:val="18"/>
         </w:rPr>
-        <w:t xml:space="preserve">JSON</w:t>
-      </w:r>
-    </w:p>
-    <w:p>
-      <w:pPr>
-        <w:shd w:fill="F5F5F5" w:val="clear"/>
-        <w:spacing w:after="0"/>
-      </w:pPr>
-      <w:r>
-        <w:rPr>
-          <w:rFonts w:ascii="Consolas" w:cs="Consolas" w:eastAsia="Consolas" w:hAnsi="Consolas"/>
-          <w:sz w:val="18"/>
-          <w:szCs w:val="18"/>
-        </w:rPr>
-        <w:t xml:space="preserve">{</w:t>
-      </w:r>
-    </w:p>
-    <w:p>
-      <w:pPr>
-        <w:shd w:fill="F5F5F5" w:val="clear"/>
-        <w:spacing w:after="0"/>
-      </w:pPr>
-      <w:r>
-        <w:rPr>
-          <w:rFonts w:ascii="Consolas" w:cs="Consolas" w:eastAsia="Consolas" w:hAnsi="Consolas"/>
+        <w:t>JSON</w:t>
+      </w:r>
+    </w:p>
+    <w:p>
+      <w:pPr>
+        <w:shd w:val="clear" w:color="auto" w:fill="F5F5F5"/>
+      </w:pPr>
+      <w:r>
+        <w:rPr>
+          <w:rFonts w:ascii="Consolas" w:eastAsia="Consolas" w:hAnsi="Consolas" w:cs="Consolas"/>
+          <w:sz w:val="18"/>
+          <w:szCs w:val="18"/>
+        </w:rPr>
+        <w:t>{</w:t>
+      </w:r>
+    </w:p>
+    <w:p>
+      <w:pPr>
+        <w:shd w:val="clear" w:color="auto" w:fill="F5F5F5"/>
+      </w:pPr>
+      <w:r>
+        <w:rPr>
+          <w:rFonts w:ascii="Consolas" w:eastAsia="Consolas" w:hAnsi="Consolas" w:cs="Consolas"/>
           <w:sz w:val="18"/>
           <w:szCs w:val="18"/>
         </w:rPr>
@@ -3270,12 +4167,11 @@
     </w:p>
     <w:p>
       <w:pPr>
-        <w:shd w:fill="F5F5F5" w:val="clear"/>
-        <w:spacing w:after="0"/>
-      </w:pPr>
-      <w:r>
-        <w:rPr>
-          <w:rFonts w:ascii="Consolas" w:cs="Consolas" w:eastAsia="Consolas" w:hAnsi="Consolas"/>
+        <w:shd w:val="clear" w:color="auto" w:fill="F5F5F5"/>
+      </w:pPr>
+      <w:r>
+        <w:rPr>
+          <w:rFonts w:ascii="Consolas" w:eastAsia="Consolas" w:hAnsi="Consolas" w:cs="Consolas"/>
           <w:sz w:val="18"/>
           <w:szCs w:val="18"/>
         </w:rPr>
@@ -3284,166 +4180,516 @@
     </w:p>
     <w:p>
       <w:pPr>
-        <w:shd w:fill="F5F5F5" w:val="clear"/>
-        <w:spacing w:after="0"/>
-      </w:pPr>
-      <w:r>
-        <w:rPr>
-          <w:rFonts w:ascii="Consolas" w:cs="Consolas" w:eastAsia="Consolas" w:hAnsi="Consolas"/>
-          <w:sz w:val="18"/>
-          <w:szCs w:val="18"/>
-        </w:rPr>
-        <w:t xml:space="preserve">      "patient_hn": "HN00123",</w:t>
-      </w:r>
-    </w:p>
-    <w:p>
-      <w:pPr>
-        <w:shd w:fill="F5F5F5" w:val="clear"/>
-        <w:spacing w:after="0"/>
-      </w:pPr>
-      <w:r>
-        <w:rPr>
-          <w:rFonts w:ascii="Consolas" w:cs="Consolas" w:eastAsia="Consolas" w:hAnsi="Consolas"/>
-          <w:sz w:val="18"/>
-          <w:szCs w:val="18"/>
-        </w:rPr>
-        <w:t xml:space="preserve">      "national_id": "1234567890123",</w:t>
-      </w:r>
-    </w:p>
-    <w:p>
-      <w:pPr>
-        <w:shd w:fill="F5F5F5" w:val="clear"/>
-        <w:spacing w:after="0"/>
-      </w:pPr>
-      <w:r>
-        <w:rPr>
-          <w:rFonts w:ascii="Consolas" w:cs="Consolas" w:eastAsia="Consolas" w:hAnsi="Consolas"/>
-          <w:sz w:val="18"/>
-          <w:szCs w:val="18"/>
-        </w:rPr>
-        <w:t xml:space="preserve">      "passport_id": null,</w:t>
-      </w:r>
-    </w:p>
-    <w:p>
-      <w:pPr>
-        <w:shd w:fill="F5F5F5" w:val="clear"/>
-        <w:spacing w:after="0"/>
-      </w:pPr>
-      <w:r>
-        <w:rPr>
-          <w:rFonts w:ascii="Consolas" w:cs="Consolas" w:eastAsia="Consolas" w:hAnsi="Consolas"/>
-          <w:sz w:val="18"/>
-          <w:szCs w:val="18"/>
-        </w:rPr>
-        <w:t xml:space="preserve">      "first_name_th": "สมชาย",</w:t>
-      </w:r>
-    </w:p>
-    <w:p>
-      <w:pPr>
-        <w:shd w:fill="F5F5F5" w:val="clear"/>
-        <w:spacing w:after="0"/>
-      </w:pPr>
-      <w:r>
-        <w:rPr>
-          <w:rFonts w:ascii="Consolas" w:cs="Consolas" w:eastAsia="Consolas" w:hAnsi="Consolas"/>
-          <w:sz w:val="18"/>
-          <w:szCs w:val="18"/>
-        </w:rPr>
-        <w:t xml:space="preserve">      "middle_name_th": null,</w:t>
-      </w:r>
-    </w:p>
-    <w:p>
-      <w:pPr>
-        <w:shd w:fill="F5F5F5" w:val="clear"/>
-        <w:spacing w:after="0"/>
-      </w:pPr>
-      <w:r>
-        <w:rPr>
-          <w:rFonts w:ascii="Consolas" w:cs="Consolas" w:eastAsia="Consolas" w:hAnsi="Consolas"/>
-          <w:sz w:val="18"/>
-          <w:szCs w:val="18"/>
-        </w:rPr>
-        <w:t xml:space="preserve">      "last_name_th": "ใจดี",</w:t>
-      </w:r>
-    </w:p>
-    <w:p>
-      <w:pPr>
-        <w:shd w:fill="F5F5F5" w:val="clear"/>
-        <w:spacing w:after="0"/>
-      </w:pPr>
-      <w:r>
-        <w:rPr>
-          <w:rFonts w:ascii="Consolas" w:cs="Consolas" w:eastAsia="Consolas" w:hAnsi="Consolas"/>
-          <w:sz w:val="18"/>
-          <w:szCs w:val="18"/>
-        </w:rPr>
-        <w:t xml:space="preserve">      "first_name_en": "Somchai",</w:t>
-      </w:r>
-    </w:p>
-    <w:p>
-      <w:pPr>
-        <w:shd w:fill="F5F5F5" w:val="clear"/>
-        <w:spacing w:after="0"/>
-      </w:pPr>
-      <w:r>
-        <w:rPr>
-          <w:rFonts w:ascii="Consolas" w:cs="Consolas" w:eastAsia="Consolas" w:hAnsi="Consolas"/>
-          <w:sz w:val="18"/>
-          <w:szCs w:val="18"/>
-        </w:rPr>
-        <w:t xml:space="preserve">      "middle_name_en": null,</w:t>
-      </w:r>
-    </w:p>
-    <w:p>
-      <w:pPr>
-        <w:shd w:fill="F5F5F5" w:val="clear"/>
-        <w:spacing w:after="0"/>
-      </w:pPr>
-      <w:r>
-        <w:rPr>
-          <w:rFonts w:ascii="Consolas" w:cs="Consolas" w:eastAsia="Consolas" w:hAnsi="Consolas"/>
-          <w:sz w:val="18"/>
-          <w:szCs w:val="18"/>
-        </w:rPr>
-        <w:t xml:space="preserve">      "last_name_en": "Jaidee",</w:t>
-      </w:r>
-    </w:p>
-    <w:p>
-      <w:pPr>
-        <w:shd w:fill="F5F5F5" w:val="clear"/>
-        <w:spacing w:after="0"/>
-      </w:pPr>
-      <w:r>
-        <w:rPr>
-          <w:rFonts w:ascii="Consolas" w:cs="Consolas" w:eastAsia="Consolas" w:hAnsi="Consolas"/>
-          <w:sz w:val="18"/>
-          <w:szCs w:val="18"/>
-        </w:rPr>
-        <w:t xml:space="preserve">      "date_of_birth": "1985-04-12",</w:t>
-      </w:r>
-    </w:p>
-    <w:p>
-      <w:pPr>
-        <w:shd w:fill="F5F5F5" w:val="clear"/>
-        <w:spacing w:after="0"/>
-      </w:pPr>
-      <w:r>
-        <w:rPr>
-          <w:rFonts w:ascii="Consolas" w:cs="Consolas" w:eastAsia="Consolas" w:hAnsi="Consolas"/>
-          <w:sz w:val="18"/>
-          <w:szCs w:val="18"/>
-        </w:rPr>
-        <w:t xml:space="preserve">      "phone_number": "0812345678",</w:t>
-      </w:r>
-    </w:p>
-    <w:p>
-      <w:pPr>
-        <w:shd w:fill="F5F5F5" w:val="clear"/>
-        <w:spacing w:after="0"/>
-      </w:pPr>
-      <w:r>
-        <w:rPr>
-          <w:rFonts w:ascii="Consolas" w:cs="Consolas" w:eastAsia="Consolas" w:hAnsi="Consolas"/>
+        <w:shd w:val="clear" w:color="auto" w:fill="F5F5F5"/>
+      </w:pPr>
+      <w:r>
+        <w:rPr>
+          <w:rFonts w:ascii="Consolas" w:eastAsia="Consolas" w:hAnsi="Consolas" w:cs="Consolas"/>
+          <w:sz w:val="18"/>
+          <w:szCs w:val="18"/>
+        </w:rPr>
+        <w:t xml:space="preserve">      "</w:t>
+      </w:r>
+      <w:proofErr w:type="spellStart"/>
+      <w:proofErr w:type="gramStart"/>
+      <w:r>
+        <w:rPr>
+          <w:rFonts w:ascii="Consolas" w:eastAsia="Consolas" w:hAnsi="Consolas" w:cs="Consolas"/>
+          <w:sz w:val="18"/>
+          <w:szCs w:val="18"/>
+        </w:rPr>
+        <w:t>patient</w:t>
+      </w:r>
+      <w:proofErr w:type="gramEnd"/>
+      <w:r>
+        <w:rPr>
+          <w:rFonts w:ascii="Consolas" w:eastAsia="Consolas" w:hAnsi="Consolas" w:cs="Consolas"/>
+          <w:sz w:val="18"/>
+          <w:szCs w:val="18"/>
+        </w:rPr>
+        <w:t>_hn</w:t>
+      </w:r>
+      <w:proofErr w:type="spellEnd"/>
+      <w:r>
+        <w:rPr>
+          <w:rFonts w:ascii="Consolas" w:eastAsia="Consolas" w:hAnsi="Consolas" w:cs="Consolas"/>
+          <w:sz w:val="18"/>
+          <w:szCs w:val="18"/>
+        </w:rPr>
+        <w:t>": "HN00123",</w:t>
+      </w:r>
+    </w:p>
+    <w:p>
+      <w:pPr>
+        <w:shd w:val="clear" w:color="auto" w:fill="F5F5F5"/>
+      </w:pPr>
+      <w:r>
+        <w:rPr>
+          <w:rFonts w:ascii="Consolas" w:eastAsia="Consolas" w:hAnsi="Consolas" w:cs="Consolas"/>
+          <w:sz w:val="18"/>
+          <w:szCs w:val="18"/>
+        </w:rPr>
+        <w:t xml:space="preserve">      "</w:t>
+      </w:r>
+      <w:proofErr w:type="spellStart"/>
+      <w:proofErr w:type="gramStart"/>
+      <w:r>
+        <w:rPr>
+          <w:rFonts w:ascii="Consolas" w:eastAsia="Consolas" w:hAnsi="Consolas" w:cs="Consolas"/>
+          <w:sz w:val="18"/>
+          <w:szCs w:val="18"/>
+        </w:rPr>
+        <w:t>national</w:t>
+      </w:r>
+      <w:proofErr w:type="gramEnd"/>
+      <w:r>
+        <w:rPr>
+          <w:rFonts w:ascii="Consolas" w:eastAsia="Consolas" w:hAnsi="Consolas" w:cs="Consolas"/>
+          <w:sz w:val="18"/>
+          <w:szCs w:val="18"/>
+        </w:rPr>
+        <w:t>_id</w:t>
+      </w:r>
+      <w:proofErr w:type="spellEnd"/>
+      <w:r>
+        <w:rPr>
+          <w:rFonts w:ascii="Consolas" w:eastAsia="Consolas" w:hAnsi="Consolas" w:cs="Consolas"/>
+          <w:sz w:val="18"/>
+          <w:szCs w:val="18"/>
+        </w:rPr>
+        <w:t>": "1234567890123",</w:t>
+      </w:r>
+    </w:p>
+    <w:p>
+      <w:pPr>
+        <w:shd w:val="clear" w:color="auto" w:fill="F5F5F5"/>
+      </w:pPr>
+      <w:r>
+        <w:rPr>
+          <w:rFonts w:ascii="Consolas" w:eastAsia="Consolas" w:hAnsi="Consolas" w:cs="Consolas"/>
+          <w:sz w:val="18"/>
+          <w:szCs w:val="18"/>
+        </w:rPr>
+        <w:t xml:space="preserve">      "</w:t>
+      </w:r>
+      <w:proofErr w:type="spellStart"/>
+      <w:proofErr w:type="gramStart"/>
+      <w:r>
+        <w:rPr>
+          <w:rFonts w:ascii="Consolas" w:eastAsia="Consolas" w:hAnsi="Consolas" w:cs="Consolas"/>
+          <w:sz w:val="18"/>
+          <w:szCs w:val="18"/>
+        </w:rPr>
+        <w:t>passport</w:t>
+      </w:r>
+      <w:proofErr w:type="gramEnd"/>
+      <w:r>
+        <w:rPr>
+          <w:rFonts w:ascii="Consolas" w:eastAsia="Consolas" w:hAnsi="Consolas" w:cs="Consolas"/>
+          <w:sz w:val="18"/>
+          <w:szCs w:val="18"/>
+        </w:rPr>
+        <w:t>_id</w:t>
+      </w:r>
+      <w:proofErr w:type="spellEnd"/>
+      <w:r>
+        <w:rPr>
+          <w:rFonts w:ascii="Consolas" w:eastAsia="Consolas" w:hAnsi="Consolas" w:cs="Consolas"/>
+          <w:sz w:val="18"/>
+          <w:szCs w:val="18"/>
+        </w:rPr>
+        <w:t>": null,</w:t>
+      </w:r>
+    </w:p>
+    <w:p>
+      <w:pPr>
+        <w:shd w:val="clear" w:color="auto" w:fill="F5F5F5"/>
+      </w:pPr>
+      <w:r>
+        <w:rPr>
+          <w:rFonts w:ascii="Consolas" w:eastAsia="Consolas" w:hAnsi="Consolas" w:cs="Consolas"/>
+          <w:sz w:val="18"/>
+          <w:szCs w:val="18"/>
+        </w:rPr>
+        <w:t xml:space="preserve">      "</w:t>
+      </w:r>
+      <w:proofErr w:type="spellStart"/>
+      <w:proofErr w:type="gramStart"/>
+      <w:r>
+        <w:rPr>
+          <w:rFonts w:ascii="Consolas" w:eastAsia="Consolas" w:hAnsi="Consolas" w:cs="Consolas"/>
+          <w:sz w:val="18"/>
+          <w:szCs w:val="18"/>
+        </w:rPr>
+        <w:t>first</w:t>
+      </w:r>
+      <w:proofErr w:type="gramEnd"/>
+      <w:r>
+        <w:rPr>
+          <w:rFonts w:ascii="Consolas" w:eastAsia="Consolas" w:hAnsi="Consolas" w:cs="Consolas"/>
+          <w:sz w:val="18"/>
+          <w:szCs w:val="18"/>
+        </w:rPr>
+        <w:t>_name_th</w:t>
+      </w:r>
+      <w:proofErr w:type="spellEnd"/>
+      <w:r>
+        <w:rPr>
+          <w:rFonts w:ascii="Consolas" w:eastAsia="Consolas" w:hAnsi="Consolas" w:cs="Consolas"/>
+          <w:sz w:val="18"/>
+          <w:szCs w:val="18"/>
+        </w:rPr>
+        <w:t>": "</w:t>
+      </w:r>
+      <w:proofErr w:type="spellStart"/>
+      <w:r>
+        <w:rPr>
+          <w:rFonts w:ascii="Consolas" w:eastAsia="Consolas" w:hAnsi="Consolas" w:cs="Consolas"/>
+          <w:sz w:val="18"/>
+          <w:szCs w:val="18"/>
+        </w:rPr>
+        <w:t>สมชาย</w:t>
+      </w:r>
+      <w:proofErr w:type="spellEnd"/>
+      <w:r>
+        <w:rPr>
+          <w:rFonts w:ascii="Consolas" w:eastAsia="Consolas" w:hAnsi="Consolas" w:cs="Consolas"/>
+          <w:sz w:val="18"/>
+          <w:szCs w:val="18"/>
+        </w:rPr>
+        <w:t>",</w:t>
+      </w:r>
+    </w:p>
+    <w:p>
+      <w:pPr>
+        <w:shd w:val="clear" w:color="auto" w:fill="F5F5F5"/>
+      </w:pPr>
+      <w:r>
+        <w:rPr>
+          <w:rFonts w:ascii="Consolas" w:eastAsia="Consolas" w:hAnsi="Consolas" w:cs="Consolas"/>
+          <w:sz w:val="18"/>
+          <w:szCs w:val="18"/>
+        </w:rPr>
+        <w:t xml:space="preserve">      "</w:t>
+      </w:r>
+      <w:proofErr w:type="spellStart"/>
+      <w:proofErr w:type="gramStart"/>
+      <w:r>
+        <w:rPr>
+          <w:rFonts w:ascii="Consolas" w:eastAsia="Consolas" w:hAnsi="Consolas" w:cs="Consolas"/>
+          <w:sz w:val="18"/>
+          <w:szCs w:val="18"/>
+        </w:rPr>
+        <w:t>middle</w:t>
+      </w:r>
+      <w:proofErr w:type="gramEnd"/>
+      <w:r>
+        <w:rPr>
+          <w:rFonts w:ascii="Consolas" w:eastAsia="Consolas" w:hAnsi="Consolas" w:cs="Consolas"/>
+          <w:sz w:val="18"/>
+          <w:szCs w:val="18"/>
+        </w:rPr>
+        <w:t>_name_th</w:t>
+      </w:r>
+      <w:proofErr w:type="spellEnd"/>
+      <w:r>
+        <w:rPr>
+          <w:rFonts w:ascii="Consolas" w:eastAsia="Consolas" w:hAnsi="Consolas" w:cs="Consolas"/>
+          <w:sz w:val="18"/>
+          <w:szCs w:val="18"/>
+        </w:rPr>
+        <w:t>": null,</w:t>
+      </w:r>
+    </w:p>
+    <w:p>
+      <w:pPr>
+        <w:shd w:val="clear" w:color="auto" w:fill="F5F5F5"/>
+      </w:pPr>
+      <w:r>
+        <w:rPr>
+          <w:rFonts w:ascii="Consolas" w:eastAsia="Consolas" w:hAnsi="Consolas" w:cs="Consolas"/>
+          <w:sz w:val="18"/>
+          <w:szCs w:val="18"/>
+        </w:rPr>
+        <w:t xml:space="preserve">      "</w:t>
+      </w:r>
+      <w:proofErr w:type="spellStart"/>
+      <w:proofErr w:type="gramStart"/>
+      <w:r>
+        <w:rPr>
+          <w:rFonts w:ascii="Consolas" w:eastAsia="Consolas" w:hAnsi="Consolas" w:cs="Consolas"/>
+          <w:sz w:val="18"/>
+          <w:szCs w:val="18"/>
+        </w:rPr>
+        <w:t>last</w:t>
+      </w:r>
+      <w:proofErr w:type="gramEnd"/>
+      <w:r>
+        <w:rPr>
+          <w:rFonts w:ascii="Consolas" w:eastAsia="Consolas" w:hAnsi="Consolas" w:cs="Consolas"/>
+          <w:sz w:val="18"/>
+          <w:szCs w:val="18"/>
+        </w:rPr>
+        <w:t>_name_th</w:t>
+      </w:r>
+      <w:proofErr w:type="spellEnd"/>
+      <w:r>
+        <w:rPr>
+          <w:rFonts w:ascii="Consolas" w:eastAsia="Consolas" w:hAnsi="Consolas" w:cs="Consolas"/>
+          <w:sz w:val="18"/>
+          <w:szCs w:val="18"/>
+        </w:rPr>
+        <w:t>": "</w:t>
+      </w:r>
+      <w:proofErr w:type="spellStart"/>
+      <w:r>
+        <w:rPr>
+          <w:rFonts w:ascii="Consolas" w:eastAsia="Consolas" w:hAnsi="Consolas" w:cs="Consolas"/>
+          <w:sz w:val="18"/>
+          <w:szCs w:val="18"/>
+        </w:rPr>
+        <w:t>ใจดี</w:t>
+      </w:r>
+      <w:proofErr w:type="spellEnd"/>
+      <w:r>
+        <w:rPr>
+          <w:rFonts w:ascii="Consolas" w:eastAsia="Consolas" w:hAnsi="Consolas" w:cs="Consolas"/>
+          <w:sz w:val="18"/>
+          <w:szCs w:val="18"/>
+        </w:rPr>
+        <w:t>",</w:t>
+      </w:r>
+    </w:p>
+    <w:p>
+      <w:pPr>
+        <w:shd w:val="clear" w:color="auto" w:fill="F5F5F5"/>
+      </w:pPr>
+      <w:r>
+        <w:rPr>
+          <w:rFonts w:ascii="Consolas" w:eastAsia="Consolas" w:hAnsi="Consolas" w:cs="Consolas"/>
+          <w:sz w:val="18"/>
+          <w:szCs w:val="18"/>
+        </w:rPr>
+        <w:t xml:space="preserve">      "</w:t>
+      </w:r>
+      <w:proofErr w:type="spellStart"/>
+      <w:proofErr w:type="gramStart"/>
+      <w:r>
+        <w:rPr>
+          <w:rFonts w:ascii="Consolas" w:eastAsia="Consolas" w:hAnsi="Consolas" w:cs="Consolas"/>
+          <w:sz w:val="18"/>
+          <w:szCs w:val="18"/>
+        </w:rPr>
+        <w:t>first</w:t>
+      </w:r>
+      <w:proofErr w:type="gramEnd"/>
+      <w:r>
+        <w:rPr>
+          <w:rFonts w:ascii="Consolas" w:eastAsia="Consolas" w:hAnsi="Consolas" w:cs="Consolas"/>
+          <w:sz w:val="18"/>
+          <w:szCs w:val="18"/>
+        </w:rPr>
+        <w:t>_name_en</w:t>
+      </w:r>
+      <w:proofErr w:type="spellEnd"/>
+      <w:r>
+        <w:rPr>
+          <w:rFonts w:ascii="Consolas" w:eastAsia="Consolas" w:hAnsi="Consolas" w:cs="Consolas"/>
+          <w:sz w:val="18"/>
+          <w:szCs w:val="18"/>
+        </w:rPr>
+        <w:t>": "Somchai",</w:t>
+      </w:r>
+    </w:p>
+    <w:p>
+      <w:pPr>
+        <w:shd w:val="clear" w:color="auto" w:fill="F5F5F5"/>
+      </w:pPr>
+      <w:r>
+        <w:rPr>
+          <w:rFonts w:ascii="Consolas" w:eastAsia="Consolas" w:hAnsi="Consolas" w:cs="Consolas"/>
+          <w:sz w:val="18"/>
+          <w:szCs w:val="18"/>
+        </w:rPr>
+        <w:t xml:space="preserve">      "</w:t>
+      </w:r>
+      <w:proofErr w:type="spellStart"/>
+      <w:proofErr w:type="gramStart"/>
+      <w:r>
+        <w:rPr>
+          <w:rFonts w:ascii="Consolas" w:eastAsia="Consolas" w:hAnsi="Consolas" w:cs="Consolas"/>
+          <w:sz w:val="18"/>
+          <w:szCs w:val="18"/>
+        </w:rPr>
+        <w:t>middle</w:t>
+      </w:r>
+      <w:proofErr w:type="gramEnd"/>
+      <w:r>
+        <w:rPr>
+          <w:rFonts w:ascii="Consolas" w:eastAsia="Consolas" w:hAnsi="Consolas" w:cs="Consolas"/>
+          <w:sz w:val="18"/>
+          <w:szCs w:val="18"/>
+        </w:rPr>
+        <w:t>_name_en</w:t>
+      </w:r>
+      <w:proofErr w:type="spellEnd"/>
+      <w:r>
+        <w:rPr>
+          <w:rFonts w:ascii="Consolas" w:eastAsia="Consolas" w:hAnsi="Consolas" w:cs="Consolas"/>
+          <w:sz w:val="18"/>
+          <w:szCs w:val="18"/>
+        </w:rPr>
+        <w:t>": null,</w:t>
+      </w:r>
+    </w:p>
+    <w:p>
+      <w:pPr>
+        <w:shd w:val="clear" w:color="auto" w:fill="F5F5F5"/>
+      </w:pPr>
+      <w:r>
+        <w:rPr>
+          <w:rFonts w:ascii="Consolas" w:eastAsia="Consolas" w:hAnsi="Consolas" w:cs="Consolas"/>
+          <w:sz w:val="18"/>
+          <w:szCs w:val="18"/>
+        </w:rPr>
+        <w:t xml:space="preserve">      "</w:t>
+      </w:r>
+      <w:proofErr w:type="spellStart"/>
+      <w:proofErr w:type="gramStart"/>
+      <w:r>
+        <w:rPr>
+          <w:rFonts w:ascii="Consolas" w:eastAsia="Consolas" w:hAnsi="Consolas" w:cs="Consolas"/>
+          <w:sz w:val="18"/>
+          <w:szCs w:val="18"/>
+        </w:rPr>
+        <w:t>last</w:t>
+      </w:r>
+      <w:proofErr w:type="gramEnd"/>
+      <w:r>
+        <w:rPr>
+          <w:rFonts w:ascii="Consolas" w:eastAsia="Consolas" w:hAnsi="Consolas" w:cs="Consolas"/>
+          <w:sz w:val="18"/>
+          <w:szCs w:val="18"/>
+        </w:rPr>
+        <w:t>_name_en</w:t>
+      </w:r>
+      <w:proofErr w:type="spellEnd"/>
+      <w:r>
+        <w:rPr>
+          <w:rFonts w:ascii="Consolas" w:eastAsia="Consolas" w:hAnsi="Consolas" w:cs="Consolas"/>
+          <w:sz w:val="18"/>
+          <w:szCs w:val="18"/>
+        </w:rPr>
+        <w:t>": "</w:t>
+      </w:r>
+      <w:proofErr w:type="spellStart"/>
+      <w:r>
+        <w:rPr>
+          <w:rFonts w:ascii="Consolas" w:eastAsia="Consolas" w:hAnsi="Consolas" w:cs="Consolas"/>
+          <w:sz w:val="18"/>
+          <w:szCs w:val="18"/>
+        </w:rPr>
+        <w:t>Jaidee</w:t>
+      </w:r>
+      <w:proofErr w:type="spellEnd"/>
+      <w:r>
+        <w:rPr>
+          <w:rFonts w:ascii="Consolas" w:eastAsia="Consolas" w:hAnsi="Consolas" w:cs="Consolas"/>
+          <w:sz w:val="18"/>
+          <w:szCs w:val="18"/>
+        </w:rPr>
+        <w:t>",</w:t>
+      </w:r>
+    </w:p>
+    <w:p>
+      <w:pPr>
+        <w:shd w:val="clear" w:color="auto" w:fill="F5F5F5"/>
+      </w:pPr>
+      <w:r>
+        <w:rPr>
+          <w:rFonts w:ascii="Consolas" w:eastAsia="Consolas" w:hAnsi="Consolas" w:cs="Consolas"/>
+          <w:sz w:val="18"/>
+          <w:szCs w:val="18"/>
+        </w:rPr>
+        <w:t xml:space="preserve">      "</w:t>
+      </w:r>
+      <w:proofErr w:type="spellStart"/>
+      <w:proofErr w:type="gramStart"/>
+      <w:r>
+        <w:rPr>
+          <w:rFonts w:ascii="Consolas" w:eastAsia="Consolas" w:hAnsi="Consolas" w:cs="Consolas"/>
+          <w:sz w:val="18"/>
+          <w:szCs w:val="18"/>
+        </w:rPr>
+        <w:t>date</w:t>
+      </w:r>
+      <w:proofErr w:type="gramEnd"/>
+      <w:r>
+        <w:rPr>
+          <w:rFonts w:ascii="Consolas" w:eastAsia="Consolas" w:hAnsi="Consolas" w:cs="Consolas"/>
+          <w:sz w:val="18"/>
+          <w:szCs w:val="18"/>
+        </w:rPr>
+        <w:t>_of_birth</w:t>
+      </w:r>
+      <w:proofErr w:type="spellEnd"/>
+      <w:r>
+        <w:rPr>
+          <w:rFonts w:ascii="Consolas" w:eastAsia="Consolas" w:hAnsi="Consolas" w:cs="Consolas"/>
+          <w:sz w:val="18"/>
+          <w:szCs w:val="18"/>
+        </w:rPr>
+        <w:t>": "1985-04-12",</w:t>
+      </w:r>
+    </w:p>
+    <w:p>
+      <w:pPr>
+        <w:shd w:val="clear" w:color="auto" w:fill="F5F5F5"/>
+      </w:pPr>
+      <w:r>
+        <w:rPr>
+          <w:rFonts w:ascii="Consolas" w:eastAsia="Consolas" w:hAnsi="Consolas" w:cs="Consolas"/>
+          <w:sz w:val="18"/>
+          <w:szCs w:val="18"/>
+        </w:rPr>
+        <w:t xml:space="preserve">      "</w:t>
+      </w:r>
+      <w:proofErr w:type="spellStart"/>
+      <w:proofErr w:type="gramStart"/>
+      <w:r>
+        <w:rPr>
+          <w:rFonts w:ascii="Consolas" w:eastAsia="Consolas" w:hAnsi="Consolas" w:cs="Consolas"/>
+          <w:sz w:val="18"/>
+          <w:szCs w:val="18"/>
+        </w:rPr>
+        <w:t>phone</w:t>
+      </w:r>
+      <w:proofErr w:type="gramEnd"/>
+      <w:r>
+        <w:rPr>
+          <w:rFonts w:ascii="Consolas" w:eastAsia="Consolas" w:hAnsi="Consolas" w:cs="Consolas"/>
+          <w:sz w:val="18"/>
+          <w:szCs w:val="18"/>
+        </w:rPr>
+        <w:t>_number</w:t>
+      </w:r>
+      <w:proofErr w:type="spellEnd"/>
+      <w:r>
+        <w:rPr>
+          <w:rFonts w:ascii="Consolas" w:eastAsia="Consolas" w:hAnsi="Consolas" w:cs="Consolas"/>
+          <w:sz w:val="18"/>
+          <w:szCs w:val="18"/>
+        </w:rPr>
+        <w:t>": "0812345678",</w:t>
+      </w:r>
+    </w:p>
+    <w:p>
+      <w:pPr>
+        <w:shd w:val="clear" w:color="auto" w:fill="F5F5F5"/>
+      </w:pPr>
+      <w:r>
+        <w:rPr>
+          <w:rFonts w:ascii="Consolas" w:eastAsia="Consolas" w:hAnsi="Consolas" w:cs="Consolas"/>
           <w:sz w:val="18"/>
           <w:szCs w:val="18"/>
         </w:rPr>
@@ -3452,12 +4698,11 @@
     </w:p>
     <w:p>
       <w:pPr>
-        <w:shd w:fill="F5F5F5" w:val="clear"/>
-        <w:spacing w:after="0"/>
-      </w:pPr>
-      <w:r>
-        <w:rPr>
-          <w:rFonts w:ascii="Consolas" w:cs="Consolas" w:eastAsia="Consolas" w:hAnsi="Consolas"/>
+        <w:shd w:val="clear" w:color="auto" w:fill="F5F5F5"/>
+      </w:pPr>
+      <w:r>
+        <w:rPr>
+          <w:rFonts w:ascii="Consolas" w:eastAsia="Consolas" w:hAnsi="Consolas" w:cs="Consolas"/>
           <w:sz w:val="18"/>
           <w:szCs w:val="18"/>
         </w:rPr>
@@ -3466,12 +4711,11 @@
     </w:p>
     <w:p>
       <w:pPr>
-        <w:shd w:fill="F5F5F5" w:val="clear"/>
-        <w:spacing w:after="0"/>
-      </w:pPr>
-      <w:r>
-        <w:rPr>
-          <w:rFonts w:ascii="Consolas" w:cs="Consolas" w:eastAsia="Consolas" w:hAnsi="Consolas"/>
+        <w:shd w:val="clear" w:color="auto" w:fill="F5F5F5"/>
+      </w:pPr>
+      <w:r>
+        <w:rPr>
+          <w:rFonts w:ascii="Consolas" w:eastAsia="Consolas" w:hAnsi="Consolas" w:cs="Consolas"/>
           <w:sz w:val="18"/>
           <w:szCs w:val="18"/>
         </w:rPr>
@@ -3480,12 +4724,11 @@
     </w:p>
     <w:p>
       <w:pPr>
-        <w:shd w:fill="F5F5F5" w:val="clear"/>
-        <w:spacing w:after="0"/>
-      </w:pPr>
-      <w:r>
-        <w:rPr>
-          <w:rFonts w:ascii="Consolas" w:cs="Consolas" w:eastAsia="Consolas" w:hAnsi="Consolas"/>
+        <w:shd w:val="clear" w:color="auto" w:fill="F5F5F5"/>
+      </w:pPr>
+      <w:r>
+        <w:rPr>
+          <w:rFonts w:ascii="Consolas" w:eastAsia="Consolas" w:hAnsi="Consolas" w:cs="Consolas"/>
           <w:sz w:val="18"/>
           <w:szCs w:val="18"/>
         </w:rPr>
@@ -3494,12 +4737,11 @@
     </w:p>
     <w:p>
       <w:pPr>
-        <w:shd w:fill="F5F5F5" w:val="clear"/>
-        <w:spacing w:after="0"/>
-      </w:pPr>
-      <w:r>
-        <w:rPr>
-          <w:rFonts w:ascii="Consolas" w:cs="Consolas" w:eastAsia="Consolas" w:hAnsi="Consolas"/>
+        <w:shd w:val="clear" w:color="auto" w:fill="F5F5F5"/>
+      </w:pPr>
+      <w:r>
+        <w:rPr>
+          <w:rFonts w:ascii="Consolas" w:eastAsia="Consolas" w:hAnsi="Consolas" w:cs="Consolas"/>
           <w:sz w:val="18"/>
           <w:szCs w:val="18"/>
         </w:rPr>
@@ -3508,26 +4750,52 @@
     </w:p>
     <w:p>
       <w:pPr>
-        <w:shd w:fill="F5F5F5" w:val="clear"/>
-        <w:spacing w:after="0"/>
-      </w:pPr>
-      <w:r>
-        <w:rPr>
-          <w:rFonts w:ascii="Consolas" w:cs="Consolas" w:eastAsia="Consolas" w:hAnsi="Consolas"/>
-          <w:sz w:val="18"/>
-          <w:szCs w:val="18"/>
-        </w:rPr>
-        <w:t xml:space="preserve">  "page_size": 20,</w:t>
-      </w:r>
-    </w:p>
-    <w:p>
-      <w:pPr>
-        <w:shd w:fill="F5F5F5" w:val="clear"/>
-        <w:spacing w:after="0"/>
-      </w:pPr>
-      <w:r>
-        <w:rPr>
-          <w:rFonts w:ascii="Consolas" w:cs="Consolas" w:eastAsia="Consolas" w:hAnsi="Consolas"/>
+        <w:shd w:val="clear" w:color="auto" w:fill="F5F5F5"/>
+      </w:pPr>
+      <w:r>
+        <w:rPr>
+          <w:rFonts w:ascii="Consolas" w:eastAsia="Consolas" w:hAnsi="Consolas" w:cs="Consolas"/>
+          <w:sz w:val="18"/>
+          <w:szCs w:val="18"/>
+        </w:rPr>
+        <w:t xml:space="preserve">  "</w:t>
+      </w:r>
+      <w:proofErr w:type="spellStart"/>
+      <w:proofErr w:type="gramStart"/>
+      <w:r>
+        <w:rPr>
+          <w:rFonts w:ascii="Consolas" w:eastAsia="Consolas" w:hAnsi="Consolas" w:cs="Consolas"/>
+          <w:sz w:val="18"/>
+          <w:szCs w:val="18"/>
+        </w:rPr>
+        <w:t>page</w:t>
+      </w:r>
+      <w:proofErr w:type="gramEnd"/>
+      <w:r>
+        <w:rPr>
+          <w:rFonts w:ascii="Consolas" w:eastAsia="Consolas" w:hAnsi="Consolas" w:cs="Consolas"/>
+          <w:sz w:val="18"/>
+          <w:szCs w:val="18"/>
+        </w:rPr>
+        <w:t>_size</w:t>
+      </w:r>
+      <w:proofErr w:type="spellEnd"/>
+      <w:r>
+        <w:rPr>
+          <w:rFonts w:ascii="Consolas" w:eastAsia="Consolas" w:hAnsi="Consolas" w:cs="Consolas"/>
+          <w:sz w:val="18"/>
+          <w:szCs w:val="18"/>
+        </w:rPr>
+        <w:t>": 20,</w:t>
+      </w:r>
+    </w:p>
+    <w:p>
+      <w:pPr>
+        <w:shd w:val="clear" w:color="auto" w:fill="F5F5F5"/>
+      </w:pPr>
+      <w:r>
+        <w:rPr>
+          <w:rFonts w:ascii="Consolas" w:eastAsia="Consolas" w:hAnsi="Consolas" w:cs="Consolas"/>
           <w:sz w:val="18"/>
           <w:szCs w:val="18"/>
         </w:rPr>
@@ -3536,16 +4804,15 @@
     </w:p>
     <w:p>
       <w:pPr>
-        <w:shd w:fill="F5F5F5" w:val="clear"/>
-        <w:spacing w:after="0"/>
-      </w:pPr>
-      <w:r>
-        <w:rPr>
-          <w:rFonts w:ascii="Consolas" w:cs="Consolas" w:eastAsia="Consolas" w:hAnsi="Consolas"/>
-          <w:sz w:val="18"/>
-          <w:szCs w:val="18"/>
-        </w:rPr>
-        <w:t xml:space="preserve">}</w:t>
+        <w:shd w:val="clear" w:color="auto" w:fill="F5F5F5"/>
+      </w:pPr>
+      <w:r>
+        <w:rPr>
+          <w:rFonts w:ascii="Consolas" w:eastAsia="Consolas" w:hAnsi="Consolas" w:cs="Consolas"/>
+          <w:sz w:val="18"/>
+          <w:szCs w:val="18"/>
+        </w:rPr>
+        <w:t>}</w:t>
       </w:r>
     </w:p>
     <w:p>
@@ -3562,7 +4829,7 @@
           <w:b/>
           <w:bCs/>
         </w:rPr>
-        <w:t xml:space="preserve">Behavior — important beyond the schema:</w:t>
+        <w:t>Behavior — important beyond the schema:</w:t>
       </w:r>
     </w:p>
     <w:p>
@@ -3574,97 +4841,125 @@
         </w:numPr>
       </w:pPr>
       <w:r>
-        <w:t xml:space="preserve">Every optional string filter (</w:t>
-      </w:r>
-      <w:r>
-        <w:rPr>
-          <w:rFonts w:ascii="Consolas" w:cs="Consolas" w:eastAsia="Consolas" w:hAnsi="Consolas"/>
-          <w:shd w:fill="F0F0F0" w:val="clear"/>
-        </w:rPr>
-        <w:t xml:space="preserve">national_id</w:t>
-      </w:r>
+        <w:t>Every optional string filter (</w:t>
+      </w:r>
+      <w:proofErr w:type="spellStart"/>
+      <w:r>
+        <w:rPr>
+          <w:rFonts w:ascii="Consolas" w:eastAsia="Consolas" w:hAnsi="Consolas" w:cs="Consolas"/>
+          <w:shd w:val="clear" w:color="auto" w:fill="F0F0F0"/>
+        </w:rPr>
+        <w:t>national_id</w:t>
+      </w:r>
+      <w:proofErr w:type="spellEnd"/>
       <w:r>
         <w:t xml:space="preserve">, </w:t>
       </w:r>
-      <w:r>
-        <w:rPr>
-          <w:rFonts w:ascii="Consolas" w:cs="Consolas" w:eastAsia="Consolas" w:hAnsi="Consolas"/>
-          <w:shd w:fill="F0F0F0" w:val="clear"/>
-        </w:rPr>
-        <w:t xml:space="preserve">passport_id</w:t>
-      </w:r>
+      <w:proofErr w:type="spellStart"/>
+      <w:r>
+        <w:rPr>
+          <w:rFonts w:ascii="Consolas" w:eastAsia="Consolas" w:hAnsi="Consolas" w:cs="Consolas"/>
+          <w:shd w:val="clear" w:color="auto" w:fill="F0F0F0"/>
+        </w:rPr>
+        <w:t>passport_id</w:t>
+      </w:r>
+      <w:proofErr w:type="spellEnd"/>
       <w:r>
         <w:t xml:space="preserve">, </w:t>
       </w:r>
-      <w:r>
-        <w:rPr>
-          <w:rFonts w:ascii="Consolas" w:cs="Consolas" w:eastAsia="Consolas" w:hAnsi="Consolas"/>
-          <w:shd w:fill="F0F0F0" w:val="clear"/>
-        </w:rPr>
-        <w:t xml:space="preserve">first_name</w:t>
-      </w:r>
+      <w:proofErr w:type="spellStart"/>
+      <w:r>
+        <w:rPr>
+          <w:rFonts w:ascii="Consolas" w:eastAsia="Consolas" w:hAnsi="Consolas" w:cs="Consolas"/>
+          <w:shd w:val="clear" w:color="auto" w:fill="F0F0F0"/>
+        </w:rPr>
+        <w:t>first_name</w:t>
+      </w:r>
+      <w:proofErr w:type="spellEnd"/>
       <w:r>
         <w:t xml:space="preserve">, </w:t>
       </w:r>
-      <w:r>
-        <w:rPr>
-          <w:rFonts w:ascii="Consolas" w:cs="Consolas" w:eastAsia="Consolas" w:hAnsi="Consolas"/>
-          <w:shd w:fill="F0F0F0" w:val="clear"/>
-        </w:rPr>
-        <w:t xml:space="preserve">middle_name</w:t>
-      </w:r>
+      <w:proofErr w:type="spellStart"/>
+      <w:r>
+        <w:rPr>
+          <w:rFonts w:ascii="Consolas" w:eastAsia="Consolas" w:hAnsi="Consolas" w:cs="Consolas"/>
+          <w:shd w:val="clear" w:color="auto" w:fill="F0F0F0"/>
+        </w:rPr>
+        <w:t>middle_name</w:t>
+      </w:r>
+      <w:proofErr w:type="spellEnd"/>
       <w:r>
         <w:t xml:space="preserve">, </w:t>
       </w:r>
-      <w:r>
-        <w:rPr>
-          <w:rFonts w:ascii="Consolas" w:cs="Consolas" w:eastAsia="Consolas" w:hAnsi="Consolas"/>
-          <w:shd w:fill="F0F0F0" w:val="clear"/>
-        </w:rPr>
-        <w:t xml:space="preserve">last_name</w:t>
-      </w:r>
+      <w:proofErr w:type="spellStart"/>
+      <w:r>
+        <w:rPr>
+          <w:rFonts w:ascii="Consolas" w:eastAsia="Consolas" w:hAnsi="Consolas" w:cs="Consolas"/>
+          <w:shd w:val="clear" w:color="auto" w:fill="F0F0F0"/>
+        </w:rPr>
+        <w:t>last_name</w:t>
+      </w:r>
+      <w:proofErr w:type="spellEnd"/>
       <w:r>
         <w:t xml:space="preserve">, </w:t>
       </w:r>
-      <w:r>
-        <w:rPr>
-          <w:rFonts w:ascii="Consolas" w:cs="Consolas" w:eastAsia="Consolas" w:hAnsi="Consolas"/>
-          <w:shd w:fill="F0F0F0" w:val="clear"/>
-        </w:rPr>
-        <w:t xml:space="preserve">phone_number</w:t>
-      </w:r>
+      <w:proofErr w:type="spellStart"/>
+      <w:r>
+        <w:rPr>
+          <w:rFonts w:ascii="Consolas" w:eastAsia="Consolas" w:hAnsi="Consolas" w:cs="Consolas"/>
+          <w:shd w:val="clear" w:color="auto" w:fill="F0F0F0"/>
+        </w:rPr>
+        <w:t>phone_number</w:t>
+      </w:r>
+      <w:proofErr w:type="spellEnd"/>
       <w:r>
         <w:t xml:space="preserve">, </w:t>
       </w:r>
       <w:r>
         <w:rPr>
-          <w:rFonts w:ascii="Consolas" w:cs="Consolas" w:eastAsia="Consolas" w:hAnsi="Consolas"/>
-          <w:shd w:fill="F0F0F0" w:val="clear"/>
-        </w:rPr>
-        <w:t xml:space="preserve">email</w:t>
+          <w:rFonts w:ascii="Consolas" w:eastAsia="Consolas" w:hAnsi="Consolas" w:cs="Consolas"/>
+          <w:shd w:val="clear" w:color="auto" w:fill="F0F0F0"/>
+        </w:rPr>
+        <w:t>email</w:t>
       </w:r>
       <w:r>
         <w:t xml:space="preserve">) is trimmed of whitespace and treated as "not provided" if that leaves it empty — </w:t>
       </w:r>
       <w:r>
         <w:rPr>
-          <w:rFonts w:ascii="Consolas" w:cs="Consolas" w:eastAsia="Consolas" w:hAnsi="Consolas"/>
-          <w:shd w:fill="F0F0F0" w:val="clear"/>
-        </w:rPr>
-        <w:t xml:space="preserve">{"national_id": ""}</w:t>
+          <w:rFonts w:ascii="Consolas" w:eastAsia="Consolas" w:hAnsi="Consolas" w:cs="Consolas"/>
+          <w:shd w:val="clear" w:color="auto" w:fill="F0F0F0"/>
+        </w:rPr>
+        <w:t>{"</w:t>
+      </w:r>
+      <w:proofErr w:type="spellStart"/>
+      <w:r>
+        <w:rPr>
+          <w:rFonts w:ascii="Consolas" w:eastAsia="Consolas" w:hAnsi="Consolas" w:cs="Consolas"/>
+          <w:shd w:val="clear" w:color="auto" w:fill="F0F0F0"/>
+        </w:rPr>
+        <w:t>national_id</w:t>
+      </w:r>
+      <w:proofErr w:type="spellEnd"/>
+      <w:r>
+        <w:rPr>
+          <w:rFonts w:ascii="Consolas" w:eastAsia="Consolas" w:hAnsi="Consolas" w:cs="Consolas"/>
+          <w:shd w:val="clear" w:color="auto" w:fill="F0F0F0"/>
+        </w:rPr>
+        <w:t>": ""}</w:t>
       </w:r>
       <w:r>
         <w:t xml:space="preserve"> behaves identically to omitting the field entirely, rather than triggering a pointless id-based sync attempt with an empty id. Any of these fields longer than 200 characters after trimming is rejected as </w:t>
       </w:r>
       <w:r>
         <w:rPr>
-          <w:rFonts w:ascii="Consolas" w:cs="Consolas" w:eastAsia="Consolas" w:hAnsi="Consolas"/>
-          <w:shd w:fill="F0F0F0" w:val="clear"/>
-        </w:rPr>
-        <w:t xml:space="preserve">VALIDATION_ERROR</w:t>
-      </w:r>
-      <w:r>
-        <w:t xml:space="preserve">.</w:t>
+          <w:rFonts w:ascii="Consolas" w:eastAsia="Consolas" w:hAnsi="Consolas" w:cs="Consolas"/>
+          <w:shd w:val="clear" w:color="auto" w:fill="F0F0F0"/>
+        </w:rPr>
+        <w:t>VALIDATION_ERROR</w:t>
+      </w:r>
+      <w:r>
+        <w:t>.</w:t>
       </w:r>
     </w:p>
     <w:p>
@@ -3676,45 +4971,76 @@
         </w:numPr>
       </w:pPr>
       <w:r>
+        <w:lastRenderedPageBreak/>
         <w:t xml:space="preserve">If </w:t>
       </w:r>
-      <w:r>
-        <w:rPr>
-          <w:rFonts w:ascii="Consolas" w:cs="Consolas" w:eastAsia="Consolas" w:hAnsi="Consolas"/>
-          <w:shd w:fill="F0F0F0" w:val="clear"/>
-        </w:rPr>
-        <w:t xml:space="preserve">national_id</w:t>
-      </w:r>
+      <w:proofErr w:type="spellStart"/>
+      <w:r>
+        <w:rPr>
+          <w:rFonts w:ascii="Consolas" w:eastAsia="Consolas" w:hAnsi="Consolas" w:cs="Consolas"/>
+          <w:shd w:val="clear" w:color="auto" w:fill="F0F0F0"/>
+        </w:rPr>
+        <w:t>national_id</w:t>
+      </w:r>
+      <w:proofErr w:type="spellEnd"/>
       <w:r>
         <w:t xml:space="preserve"> or </w:t>
       </w:r>
-      <w:r>
-        <w:rPr>
-          <w:rFonts w:ascii="Consolas" w:cs="Consolas" w:eastAsia="Consolas" w:hAnsi="Consolas"/>
-          <w:shd w:fill="F0F0F0" w:val="clear"/>
-        </w:rPr>
-        <w:t xml:space="preserve">passport_id</w:t>
-      </w:r>
-      <w:r>
-        <w:t xml:space="preserve"> is given and not already present in Postgres, the search usecase calls the staff's hospital HIS adapter live, normalizes the response into the internal </w:t>
-      </w:r>
-      <w:r>
-        <w:rPr>
-          <w:rFonts w:ascii="Consolas" w:cs="Consolas" w:eastAsia="Consolas" w:hAnsi="Consolas"/>
-          <w:shd w:fill="F0F0F0" w:val="clear"/>
-        </w:rPr>
-        <w:t xml:space="preserve">Patient</w:t>
-      </w:r>
-      <w:r>
-        <w:t xml:space="preserve"> shape, upserts it, and includes it in the result. This upsert is what fires the </w:t>
-      </w:r>
-      <w:r>
-        <w:rPr>
-          <w:rFonts w:ascii="Consolas" w:cs="Consolas" w:eastAsia="Consolas" w:hAnsi="Consolas"/>
-          <w:shd w:fill="F0F0F0" w:val="clear"/>
-        </w:rPr>
-        <w:t xml:space="preserve">PatientSynced</w:t>
-      </w:r>
+      <w:proofErr w:type="spellStart"/>
+      <w:r>
+        <w:rPr>
+          <w:rFonts w:ascii="Consolas" w:eastAsia="Consolas" w:hAnsi="Consolas" w:cs="Consolas"/>
+          <w:shd w:val="clear" w:color="auto" w:fill="F0F0F0"/>
+        </w:rPr>
+        <w:t>passport_id</w:t>
+      </w:r>
+      <w:proofErr w:type="spellEnd"/>
+      <w:r>
+        <w:t xml:space="preserve"> is given and not already present in Postgres, the search </w:t>
+      </w:r>
+      <w:proofErr w:type="spellStart"/>
+      <w:r>
+        <w:t>usecase</w:t>
+      </w:r>
+      <w:proofErr w:type="spellEnd"/>
+      <w:r>
+        <w:t xml:space="preserve"> calls the staff's hospital HIS adapter live, normalizes the response into the internal </w:t>
+      </w:r>
+      <w:r>
+        <w:rPr>
+          <w:rFonts w:ascii="Consolas" w:eastAsia="Consolas" w:hAnsi="Consolas" w:cs="Consolas"/>
+          <w:shd w:val="clear" w:color="auto" w:fill="F0F0F0"/>
+        </w:rPr>
+        <w:t>Patient</w:t>
+      </w:r>
+      <w:r>
+        <w:t xml:space="preserve"> shape, </w:t>
+      </w:r>
+      <w:proofErr w:type="spellStart"/>
+      <w:r>
+        <w:t>upserts</w:t>
+      </w:r>
+      <w:proofErr w:type="spellEnd"/>
+      <w:r>
+        <w:t xml:space="preserve"> it, and includes it in the result. This </w:t>
+      </w:r>
+      <w:proofErr w:type="spellStart"/>
+      <w:r>
+        <w:t>upsert</w:t>
+      </w:r>
+      <w:proofErr w:type="spellEnd"/>
+      <w:r>
+        <w:t xml:space="preserve"> is what fires the </w:t>
+      </w:r>
+      <w:proofErr w:type="spellStart"/>
+      <w:r>
+        <w:rPr>
+          <w:rFonts w:ascii="Consolas" w:eastAsia="Consolas" w:hAnsi="Consolas" w:cs="Consolas"/>
+          <w:shd w:val="clear" w:color="auto" w:fill="F0F0F0"/>
+        </w:rPr>
+        <w:t>PatientSynced</w:t>
+      </w:r>
+      <w:proofErr w:type="spellEnd"/>
       <w:r>
         <w:t xml:space="preserve"> event (see project structure doc).</w:t>
       </w:r>
@@ -3728,7 +5054,23 @@
         </w:numPr>
       </w:pPr>
       <w:r>
-        <w:t xml:space="preserve">Searches on name / date_of_birth / phone / email query Postgres only — the upstream Hospital A API has no capability to filter on those fields (it only supports single-ID lookup).</w:t>
+        <w:t xml:space="preserve">Searches on name / </w:t>
+      </w:r>
+      <w:proofErr w:type="spellStart"/>
+      <w:r>
+        <w:t>date_of_birth</w:t>
+      </w:r>
+      <w:proofErr w:type="spellEnd"/>
+      <w:r>
+        <w:t xml:space="preserve"> / phone / email query Postgres only — the upstream Hospital </w:t>
+      </w:r>
+      <w:proofErr w:type="gramStart"/>
+      <w:r>
+        <w:t>A</w:t>
+      </w:r>
+      <w:proofErr w:type="gramEnd"/>
+      <w:r>
+        <w:t xml:space="preserve"> API has no capability to filter on those fields (it only supports single-ID lookup).</w:t>
       </w:r>
     </w:p>
     <w:p>
@@ -3744,58 +5086,82 @@
           <w:b/>
           <w:bCs/>
         </w:rPr>
-        <w:t xml:space="preserve">Name matching is language-agnostic.</w:t>
+        <w:t>Name matching is language-agnostic.</w:t>
       </w:r>
       <w:r>
         <w:t xml:space="preserve"> The request takes plain </w:t>
       </w:r>
-      <w:r>
-        <w:rPr>
-          <w:rFonts w:ascii="Consolas" w:cs="Consolas" w:eastAsia="Consolas" w:hAnsi="Consolas"/>
-          <w:shd w:fill="F0F0F0" w:val="clear"/>
-        </w:rPr>
-        <w:t xml:space="preserve">first_name</w:t>
-      </w:r>
-      <w:r>
-        <w:t xml:space="preserve">/</w:t>
-      </w:r>
-      <w:r>
-        <w:rPr>
-          <w:rFonts w:ascii="Consolas" w:cs="Consolas" w:eastAsia="Consolas" w:hAnsi="Consolas"/>
-          <w:shd w:fill="F0F0F0" w:val="clear"/>
-        </w:rPr>
-        <w:t xml:space="preserve">middle_name</w:t>
-      </w:r>
-      <w:r>
-        <w:t xml:space="preserve">/</w:t>
-      </w:r>
-      <w:r>
-        <w:rPr>
-          <w:rFonts w:ascii="Consolas" w:cs="Consolas" w:eastAsia="Consolas" w:hAnsi="Consolas"/>
-          <w:shd w:fill="F0F0F0" w:val="clear"/>
-        </w:rPr>
-        <w:t xml:space="preserve">last_name</w:t>
-      </w:r>
+      <w:proofErr w:type="spellStart"/>
+      <w:r>
+        <w:rPr>
+          <w:rFonts w:ascii="Consolas" w:eastAsia="Consolas" w:hAnsi="Consolas" w:cs="Consolas"/>
+          <w:shd w:val="clear" w:color="auto" w:fill="F0F0F0"/>
+        </w:rPr>
+        <w:t>first_name</w:t>
+      </w:r>
+      <w:proofErr w:type="spellEnd"/>
+      <w:r>
+        <w:t>/</w:t>
+      </w:r>
+      <w:proofErr w:type="spellStart"/>
+      <w:r>
+        <w:rPr>
+          <w:rFonts w:ascii="Consolas" w:eastAsia="Consolas" w:hAnsi="Consolas" w:cs="Consolas"/>
+          <w:shd w:val="clear" w:color="auto" w:fill="F0F0F0"/>
+        </w:rPr>
+        <w:t>middle_name</w:t>
+      </w:r>
+      <w:proofErr w:type="spellEnd"/>
+      <w:r>
+        <w:t>/</w:t>
+      </w:r>
+      <w:proofErr w:type="spellStart"/>
+      <w:r>
+        <w:rPr>
+          <w:rFonts w:ascii="Consolas" w:eastAsia="Consolas" w:hAnsi="Consolas" w:cs="Consolas"/>
+          <w:shd w:val="clear" w:color="auto" w:fill="F0F0F0"/>
+        </w:rPr>
+        <w:t>last_name</w:t>
+      </w:r>
+      <w:proofErr w:type="spellEnd"/>
       <w:r>
         <w:t xml:space="preserve"> (no </w:t>
       </w:r>
       <w:r>
         <w:rPr>
-          <w:rFonts w:ascii="Consolas" w:cs="Consolas" w:eastAsia="Consolas" w:hAnsi="Consolas"/>
-          <w:shd w:fill="F0F0F0" w:val="clear"/>
-        </w:rPr>
-        <w:t xml:space="preserve">_th</w:t>
-      </w:r>
-      <w:r>
-        <w:t xml:space="preserve">/</w:t>
-      </w:r>
-      <w:r>
-        <w:rPr>
-          <w:rFonts w:ascii="Consolas" w:cs="Consolas" w:eastAsia="Consolas" w:hAnsi="Consolas"/>
-          <w:shd w:fill="F0F0F0" w:val="clear"/>
-        </w:rPr>
-        <w:t xml:space="preserve">_en</w:t>
-      </w:r>
+          <w:rFonts w:ascii="Consolas" w:eastAsia="Consolas" w:hAnsi="Consolas" w:cs="Consolas"/>
+          <w:shd w:val="clear" w:color="auto" w:fill="F0F0F0"/>
+        </w:rPr>
+        <w:t>_</w:t>
+      </w:r>
+      <w:proofErr w:type="spellStart"/>
+      <w:r>
+        <w:rPr>
+          <w:rFonts w:ascii="Consolas" w:eastAsia="Consolas" w:hAnsi="Consolas" w:cs="Consolas"/>
+          <w:shd w:val="clear" w:color="auto" w:fill="F0F0F0"/>
+        </w:rPr>
+        <w:t>th</w:t>
+      </w:r>
+      <w:proofErr w:type="spellEnd"/>
+      <w:r>
+        <w:t>/</w:t>
+      </w:r>
+      <w:r>
+        <w:rPr>
+          <w:rFonts w:ascii="Consolas" w:eastAsia="Consolas" w:hAnsi="Consolas" w:cs="Consolas"/>
+          <w:shd w:val="clear" w:color="auto" w:fill="F0F0F0"/>
+        </w:rPr>
+        <w:t>_</w:t>
+      </w:r>
+      <w:proofErr w:type="spellStart"/>
+      <w:r>
+        <w:rPr>
+          <w:rFonts w:ascii="Consolas" w:eastAsia="Consolas" w:hAnsi="Consolas" w:cs="Consolas"/>
+          <w:shd w:val="clear" w:color="auto" w:fill="F0F0F0"/>
+        </w:rPr>
+        <w:t>en</w:t>
+      </w:r>
+      <w:proofErr w:type="spellEnd"/>
       <w:r>
         <w:t xml:space="preserve"> distinction — that split only exists in stored data, not in this endpoint's input contract). Each is matched against </w:t>
       </w:r>
@@ -3804,37 +5170,95 @@
           <w:b/>
           <w:bCs/>
         </w:rPr>
-        <w:t xml:space="preserve">both</w:t>
+        <w:t>both</w:t>
       </w:r>
       <w:r>
         <w:t xml:space="preserve"> the </w:t>
       </w:r>
       <w:r>
         <w:rPr>
-          <w:rFonts w:ascii="Consolas" w:cs="Consolas" w:eastAsia="Consolas" w:hAnsi="Consolas"/>
-          <w:shd w:fill="F0F0F0" w:val="clear"/>
-        </w:rPr>
-        <w:t xml:space="preserve">_th</w:t>
-      </w:r>
+          <w:rFonts w:ascii="Consolas" w:eastAsia="Consolas" w:hAnsi="Consolas" w:cs="Consolas"/>
+          <w:shd w:val="clear" w:color="auto" w:fill="F0F0F0"/>
+        </w:rPr>
+        <w:t>_</w:t>
+      </w:r>
+      <w:proofErr w:type="spellStart"/>
+      <w:r>
+        <w:rPr>
+          <w:rFonts w:ascii="Consolas" w:eastAsia="Consolas" w:hAnsi="Consolas" w:cs="Consolas"/>
+          <w:shd w:val="clear" w:color="auto" w:fill="F0F0F0"/>
+        </w:rPr>
+        <w:t>th</w:t>
+      </w:r>
+      <w:proofErr w:type="spellEnd"/>
       <w:r>
         <w:t xml:space="preserve"> and </w:t>
       </w:r>
       <w:r>
         <w:rPr>
-          <w:rFonts w:ascii="Consolas" w:cs="Consolas" w:eastAsia="Consolas" w:hAnsi="Consolas"/>
-          <w:shd w:fill="F0F0F0" w:val="clear"/>
-        </w:rPr>
-        <w:t xml:space="preserve">_en</w:t>
-      </w:r>
-      <w:r>
-        <w:t xml:space="preserve"> column for that name part, OR'd together: </w:t>
-      </w:r>
-      <w:r>
-        <w:rPr>
-          <w:rFonts w:ascii="Consolas" w:cs="Consolas" w:eastAsia="Consolas" w:hAnsi="Consolas"/>
-          <w:shd w:fill="F0F0F0" w:val="clear"/>
-        </w:rPr>
-        <w:t xml:space="preserve">WHERE first_name_th ILIKE $1 OR first_name_en ILIKE $1</w:t>
+          <w:rFonts w:ascii="Consolas" w:eastAsia="Consolas" w:hAnsi="Consolas" w:cs="Consolas"/>
+          <w:shd w:val="clear" w:color="auto" w:fill="F0F0F0"/>
+        </w:rPr>
+        <w:t>_</w:t>
+      </w:r>
+      <w:proofErr w:type="spellStart"/>
+      <w:r>
+        <w:rPr>
+          <w:rFonts w:ascii="Consolas" w:eastAsia="Consolas" w:hAnsi="Consolas" w:cs="Consolas"/>
+          <w:shd w:val="clear" w:color="auto" w:fill="F0F0F0"/>
+        </w:rPr>
+        <w:t>en</w:t>
+      </w:r>
+      <w:proofErr w:type="spellEnd"/>
+      <w:r>
+        <w:t xml:space="preserve"> column for that name part, </w:t>
+      </w:r>
+      <w:proofErr w:type="spellStart"/>
+      <w:r>
+        <w:t>OR'd</w:t>
+      </w:r>
+      <w:proofErr w:type="spellEnd"/>
+      <w:r>
+        <w:t xml:space="preserve"> together: </w:t>
+      </w:r>
+      <w:r>
+        <w:rPr>
+          <w:rFonts w:ascii="Consolas" w:eastAsia="Consolas" w:hAnsi="Consolas" w:cs="Consolas"/>
+          <w:shd w:val="clear" w:color="auto" w:fill="F0F0F0"/>
+        </w:rPr>
+        <w:t xml:space="preserve">WHERE </w:t>
+      </w:r>
+      <w:proofErr w:type="spellStart"/>
+      <w:r>
+        <w:rPr>
+          <w:rFonts w:ascii="Consolas" w:eastAsia="Consolas" w:hAnsi="Consolas" w:cs="Consolas"/>
+          <w:shd w:val="clear" w:color="auto" w:fill="F0F0F0"/>
+        </w:rPr>
+        <w:t>first_name_th</w:t>
+      </w:r>
+      <w:proofErr w:type="spellEnd"/>
+      <w:r>
+        <w:rPr>
+          <w:rFonts w:ascii="Consolas" w:eastAsia="Consolas" w:hAnsi="Consolas" w:cs="Consolas"/>
+          <w:shd w:val="clear" w:color="auto" w:fill="F0F0F0"/>
+        </w:rPr>
+        <w:t xml:space="preserve"> ILIKE $1 OR </w:t>
+      </w:r>
+      <w:proofErr w:type="spellStart"/>
+      <w:r>
+        <w:rPr>
+          <w:rFonts w:ascii="Consolas" w:eastAsia="Consolas" w:hAnsi="Consolas" w:cs="Consolas"/>
+          <w:shd w:val="clear" w:color="auto" w:fill="F0F0F0"/>
+        </w:rPr>
+        <w:t>first_name_en</w:t>
+      </w:r>
+      <w:proofErr w:type="spellEnd"/>
+      <w:r>
+        <w:rPr>
+          <w:rFonts w:ascii="Consolas" w:eastAsia="Consolas" w:hAnsi="Consolas" w:cs="Consolas"/>
+          <w:shd w:val="clear" w:color="auto" w:fill="F0F0F0"/>
+        </w:rPr>
+        <w:t xml:space="preserve"> ILIKE $1</w:t>
       </w:r>
       <w:r>
         <w:t xml:space="preserve"> (same pattern for middle/last). A staff member can search a patient by either their Thai or English name without needing to know which one is on file.</w:t>
@@ -3857,12 +5281,12 @@
       </w:r>
       <w:r>
         <w:rPr>
-          <w:rFonts w:ascii="Consolas" w:cs="Consolas" w:eastAsia="Consolas" w:hAnsi="Consolas"/>
-          <w:b/>
-          <w:bCs/>
-          <w:shd w:fill="F0F0F0" w:val="clear"/>
-        </w:rPr>
-        <w:t xml:space="preserve">%</w:t>
+          <w:rFonts w:ascii="Consolas" w:eastAsia="Consolas" w:hAnsi="Consolas" w:cs="Consolas"/>
+          <w:b/>
+          <w:bCs/>
+          <w:shd w:val="clear" w:color="auto" w:fill="F0F0F0"/>
+        </w:rPr>
+        <w:t>%</w:t>
       </w:r>
       <w:r>
         <w:rPr>
@@ -3873,12 +5297,12 @@
       </w:r>
       <w:r>
         <w:rPr>
-          <w:rFonts w:ascii="Consolas" w:cs="Consolas" w:eastAsia="Consolas" w:hAnsi="Consolas"/>
-          <w:b/>
-          <w:bCs/>
-          <w:shd w:fill="F0F0F0" w:val="clear"/>
-        </w:rPr>
-        <w:t xml:space="preserve">_</w:t>
+          <w:rFonts w:ascii="Consolas" w:eastAsia="Consolas" w:hAnsi="Consolas" w:cs="Consolas"/>
+          <w:b/>
+          <w:bCs/>
+          <w:shd w:val="clear" w:color="auto" w:fill="F0F0F0"/>
+        </w:rPr>
+        <w:t>_</w:t>
       </w:r>
       <w:r>
         <w:rPr>
@@ -3889,12 +5313,12 @@
       </w:r>
       <w:r>
         <w:rPr>
-          <w:rFonts w:ascii="Consolas" w:cs="Consolas" w:eastAsia="Consolas" w:hAnsi="Consolas"/>
-          <w:b/>
-          <w:bCs/>
-          <w:shd w:fill="F0F0F0" w:val="clear"/>
-        </w:rPr>
-        <w:t xml:space="preserve">ILIKE</w:t>
+          <w:rFonts w:ascii="Consolas" w:eastAsia="Consolas" w:hAnsi="Consolas" w:cs="Consolas"/>
+          <w:b/>
+          <w:bCs/>
+          <w:shd w:val="clear" w:color="auto" w:fill="F0F0F0"/>
+        </w:rPr>
+        <w:t>ILIKE</w:t>
       </w:r>
       <w:r>
         <w:rPr>
@@ -3906,12 +5330,21 @@
       <w:r>
         <w:t xml:space="preserve"> A search for </w:t>
       </w:r>
-      <w:r>
-        <w:rPr>
-          <w:rFonts w:ascii="Consolas" w:cs="Consolas" w:eastAsia="Consolas" w:hAnsi="Consolas"/>
-          <w:shd w:fill="F0F0F0" w:val="clear"/>
-        </w:rPr>
-        <w:t xml:space="preserve">first_name: "100%"</w:t>
+      <w:proofErr w:type="spellStart"/>
+      <w:r>
+        <w:rPr>
+          <w:rFonts w:ascii="Consolas" w:eastAsia="Consolas" w:hAnsi="Consolas" w:cs="Consolas"/>
+          <w:shd w:val="clear" w:color="auto" w:fill="F0F0F0"/>
+        </w:rPr>
+        <w:t>first_name</w:t>
+      </w:r>
+      <w:proofErr w:type="spellEnd"/>
+      <w:r>
+        <w:rPr>
+          <w:rFonts w:ascii="Consolas" w:eastAsia="Consolas" w:hAnsi="Consolas" w:cs="Consolas"/>
+          <w:shd w:val="clear" w:color="auto" w:fill="F0F0F0"/>
+        </w:rPr>
+        <w:t>: "100%"</w:t>
       </w:r>
       <w:r>
         <w:t xml:space="preserve"> matches a name containing the literal substring "100%", not "any characters followed by anything" — the value is escaped before being wrapped for the partial match, so a name that happens to contain one of these characters can still be searched for as typed.</w:t>
@@ -3928,13 +5361,17 @@
       <w:r>
         <w:t xml:space="preserve">Results are always scoped to </w:t>
       </w:r>
-      <w:r>
-        <w:rPr>
-          <w:rFonts w:ascii="Consolas" w:cs="Consolas" w:eastAsia="Consolas" w:hAnsi="Consolas"/>
-          <w:shd w:fill="F0F0F0" w:val="clear"/>
-        </w:rPr>
-        <w:t xml:space="preserve">staff.hospital</w:t>
-      </w:r>
+      <w:proofErr w:type="spellStart"/>
+      <w:proofErr w:type="gramStart"/>
+      <w:r>
+        <w:rPr>
+          <w:rFonts w:ascii="Consolas" w:eastAsia="Consolas" w:hAnsi="Consolas" w:cs="Consolas"/>
+          <w:shd w:val="clear" w:color="auto" w:fill="F0F0F0"/>
+        </w:rPr>
+        <w:t>staff.hospital</w:t>
+      </w:r>
+      <w:proofErr w:type="spellEnd"/>
+      <w:proofErr w:type="gramEnd"/>
       <w:r>
         <w:t xml:space="preserve">, enforced server-side — never trusted from client input. The hospital itself is </w:t>
       </w:r>
@@ -3943,7 +5380,7 @@
           <w:b/>
           <w:bCs/>
         </w:rPr>
-        <w:t xml:space="preserve">not</w:t>
+        <w:t>not</w:t>
       </w:r>
       <w:r>
         <w:t xml:space="preserve"> part of the response payload (the scope specifies no such field, and a staff member is only ever shown their own hospital's data, so it would be redundant); scoping is an internal query constraint, not something the client needs echoed back.</w:t>
@@ -3964,15 +5401,19 @@
         </w:rPr>
         <w:t xml:space="preserve">If </w:t>
       </w:r>
-      <w:r>
-        <w:rPr>
-          <w:rFonts w:ascii="Consolas" w:cs="Consolas" w:eastAsia="Consolas" w:hAnsi="Consolas"/>
-          <w:b/>
-          <w:bCs/>
-          <w:shd w:fill="F0F0F0" w:val="clear"/>
-        </w:rPr>
-        <w:t xml:space="preserve">hospitals.code</w:t>
-      </w:r>
+      <w:proofErr w:type="spellStart"/>
+      <w:proofErr w:type="gramStart"/>
+      <w:r>
+        <w:rPr>
+          <w:rFonts w:ascii="Consolas" w:eastAsia="Consolas" w:hAnsi="Consolas" w:cs="Consolas"/>
+          <w:b/>
+          <w:bCs/>
+          <w:shd w:val="clear" w:color="auto" w:fill="F0F0F0"/>
+        </w:rPr>
+        <w:t>hospitals.code</w:t>
+      </w:r>
+      <w:proofErr w:type="spellEnd"/>
+      <w:proofErr w:type="gramEnd"/>
       <w:r>
         <w:rPr>
           <w:b/>
@@ -3980,17 +5421,27 @@
         </w:rPr>
         <w:t xml:space="preserve"> exists in the DB but no adapter is registered for it in </w:t>
       </w:r>
-      <w:r>
-        <w:rPr>
-          <w:rFonts w:ascii="Consolas" w:cs="Consolas" w:eastAsia="Consolas" w:hAnsi="Consolas"/>
-          <w:b/>
-          <w:bCs/>
-          <w:shd w:fill="F0F0F0" w:val="clear"/>
-        </w:rPr>
-        <w:t xml:space="preserve">his.Registry</w:t>
-      </w:r>
-      <w:r>
-        <w:t xml:space="preserve"> (hospital onboarded administratively before its HIS integration is coded), the live-sync step is skipped silently — the request still succeeds, returning whatever's already cached in Postgres (nothing, for a brand-new hospital). This is a distinct case from "id not found in HIS" and should be logged server-side, but must never surface as a request-level error — only the id-lookup-sync path is affected; name/DOB/phone/email search never touches the adapter at all.</w:t>
+      <w:proofErr w:type="spellStart"/>
+      <w:r>
+        <w:rPr>
+          <w:rFonts w:ascii="Consolas" w:eastAsia="Consolas" w:hAnsi="Consolas" w:cs="Consolas"/>
+          <w:b/>
+          <w:bCs/>
+          <w:shd w:val="clear" w:color="auto" w:fill="F0F0F0"/>
+        </w:rPr>
+        <w:t>his.Registry</w:t>
+      </w:r>
+      <w:proofErr w:type="spellEnd"/>
+      <w:r>
+        <w:t xml:space="preserve"> (hospital onboarded administratively before </w:t>
+      </w:r>
+      <w:proofErr w:type="spellStart"/>
+      <w:r>
+        <w:t>its</w:t>
+      </w:r>
+      <w:proofErr w:type="spellEnd"/>
+      <w:r>
+        <w:t xml:space="preserve"> HIS integration is coded), the live-sync step is skipped silently — the request still succeeds, returning whatever's already cached in Postgres (nothing, for a brand-new hospital). This is a distinct case from "id not found in HIS" and should be logged server-side, but must never surface as a request-level error — only the id-lookup-sync path is affected; name/DOB/phone/email search never touches the adapter at all.</w:t>
       </w:r>
     </w:p>
     <w:p>
@@ -4002,20 +5453,25 @@
           <w:b/>
           <w:bCs/>
         </w:rPr>
-        <w:t xml:space="preserve">Errors</w:t>
+        <w:t>Errors</w:t>
       </w:r>
     </w:p>
     <w:tbl>
       <w:tblPr>
-        <w:tblW w:type="dxa" w:w="9000"/>
+        <w:tblW w:w="9000" w:type="dxa"/>
         <w:tblBorders>
-          <w:top w:val="single" w:color="auto" w:sz="4"/>
-          <w:left w:val="single" w:color="auto" w:sz="4"/>
-          <w:bottom w:val="single" w:color="auto" w:sz="4"/>
-          <w:right w:val="single" w:color="auto" w:sz="4"/>
-          <w:insideH w:val="single" w:color="auto" w:sz="4"/>
-          <w:insideV w:val="single" w:color="auto" w:sz="4"/>
+          <w:top w:val="single" w:sz="4" w:space="0" w:color="auto"/>
+          <w:left w:val="single" w:sz="4" w:space="0" w:color="auto"/>
+          <w:bottom w:val="single" w:sz="4" w:space="0" w:color="auto"/>
+          <w:right w:val="single" w:sz="4" w:space="0" w:color="auto"/>
+          <w:insideH w:val="single" w:sz="4" w:space="0" w:color="auto"/>
+          <w:insideV w:val="single" w:sz="4" w:space="0" w:color="auto"/>
         </w:tblBorders>
+        <w:tblCellMar>
+          <w:left w:w="10" w:type="dxa"/>
+          <w:right w:w="10" w:type="dxa"/>
+        </w:tblCellMar>
+        <w:tblLook w:val="0000" w:firstRow="0" w:lastRow="0" w:firstColumn="0" w:lastColumn="0" w:noHBand="0" w:noVBand="0"/>
       </w:tblPr>
       <w:tblGrid>
         <w:gridCol w:w="3000"/>
@@ -4028,8 +5484,8 @@
         </w:trPr>
         <w:tc>
           <w:tcPr>
-            <w:tcW w:type="dxa" w:w="3000"/>
-            <w:shd w:fill="2F5496" w:val="clear"/>
+            <w:tcW w:w="3000" w:type="dxa"/>
+            <w:shd w:val="clear" w:color="auto" w:fill="2F5496"/>
           </w:tcPr>
           <w:p>
             <w:r>
@@ -4038,14 +5494,14 @@
                 <w:bCs/>
                 <w:color w:val="FFFFFF"/>
               </w:rPr>
-              <w:t xml:space="preserve">status</w:t>
+              <w:t>status</w:t>
             </w:r>
           </w:p>
         </w:tc>
         <w:tc>
           <w:tcPr>
-            <w:tcW w:type="dxa" w:w="3000"/>
-            <w:shd w:fill="2F5496" w:val="clear"/>
+            <w:tcW w:w="3000" w:type="dxa"/>
+            <w:shd w:val="clear" w:color="auto" w:fill="2F5496"/>
           </w:tcPr>
           <w:p>
             <w:r>
@@ -4054,14 +5510,14 @@
                 <w:bCs/>
                 <w:color w:val="FFFFFF"/>
               </w:rPr>
-              <w:t xml:space="preserve">code</w:t>
+              <w:t>code</w:t>
             </w:r>
           </w:p>
         </w:tc>
         <w:tc>
           <w:tcPr>
-            <w:tcW w:type="dxa" w:w="3000"/>
-            <w:shd w:fill="2F5496" w:val="clear"/>
+            <w:tcW w:w="3000" w:type="dxa"/>
+            <w:shd w:val="clear" w:color="auto" w:fill="2F5496"/>
           </w:tcPr>
           <w:p>
             <w:r>
@@ -4070,7 +5526,7 @@
                 <w:bCs/>
                 <w:color w:val="FFFFFF"/>
               </w:rPr>
-              <w:t xml:space="preserve">when</w:t>
+              <w:t>when</w:t>
             </w:r>
           </w:p>
         </w:tc>
@@ -4078,31 +5534,39 @@
       <w:tr>
         <w:tc>
           <w:tcPr>
-            <w:tcW w:type="dxa" w:w="3000"/>
+            <w:tcW w:w="3000" w:type="dxa"/>
           </w:tcPr>
           <w:p>
             <w:r>
-              <w:t xml:space="preserve">400</w:t>
+              <w:t>400</w:t>
             </w:r>
           </w:p>
         </w:tc>
         <w:tc>
           <w:tcPr>
-            <w:tcW w:type="dxa" w:w="3000"/>
+            <w:tcW w:w="3000" w:type="dxa"/>
           </w:tcPr>
           <w:p>
             <w:r>
-              <w:t xml:space="preserve">VALIDATION_ERROR</w:t>
+              <w:t>VALIDATION_ERROR</w:t>
             </w:r>
           </w:p>
         </w:tc>
         <w:tc>
           <w:tcPr>
-            <w:tcW w:type="dxa" w:w="3000"/>
+            <w:tcW w:w="3000" w:type="dxa"/>
           </w:tcPr>
           <w:p>
             <w:r>
-              <w:t xml:space="preserve">malformed filter (e.g. bad date format)</w:t>
+              <w:t>malformed filter (</w:t>
+            </w:r>
+            <w:proofErr w:type="gramStart"/>
+            <w:r>
+              <w:t>e.g.</w:t>
+            </w:r>
+            <w:proofErr w:type="gramEnd"/>
+            <w:r>
+              <w:t xml:space="preserve"> bad date format)</w:t>
             </w:r>
           </w:p>
         </w:tc>
@@ -4110,34 +5574,34 @@
       <w:tr>
         <w:tc>
           <w:tcPr>
-            <w:tcW w:type="dxa" w:w="3000"/>
-            <w:shd w:fill="F7F7F7" w:val="clear"/>
+            <w:tcW w:w="3000" w:type="dxa"/>
+            <w:shd w:val="clear" w:color="auto" w:fill="F7F7F7"/>
           </w:tcPr>
           <w:p>
             <w:r>
-              <w:t xml:space="preserve">401</w:t>
+              <w:t>401</w:t>
             </w:r>
           </w:p>
         </w:tc>
         <w:tc>
           <w:tcPr>
-            <w:tcW w:type="dxa" w:w="3000"/>
-            <w:shd w:fill="F7F7F7" w:val="clear"/>
+            <w:tcW w:w="3000" w:type="dxa"/>
+            <w:shd w:val="clear" w:color="auto" w:fill="F7F7F7"/>
           </w:tcPr>
           <w:p>
             <w:r>
-              <w:t xml:space="preserve">UNAUTHENTICATED</w:t>
+              <w:t>UNAUTHENTICATED</w:t>
             </w:r>
           </w:p>
         </w:tc>
         <w:tc>
           <w:tcPr>
-            <w:tcW w:type="dxa" w:w="3000"/>
-            <w:shd w:fill="F7F7F7" w:val="clear"/>
+            <w:tcW w:w="3000" w:type="dxa"/>
+            <w:shd w:val="clear" w:color="auto" w:fill="F7F7F7"/>
           </w:tcPr>
           <w:p>
             <w:r>
-              <w:t xml:space="preserve">missing/invalid/expired access token</w:t>
+              <w:t>missing/invalid/expired access token</w:t>
             </w:r>
           </w:p>
         </w:tc>
@@ -4157,7 +5621,7 @@
           <w:b/>
           <w:bCs/>
         </w:rPr>
-        <w:t xml:space="preserve">Required test cases (do not skip):</w:t>
+        <w:t>Required test cases (do not skip):</w:t>
       </w:r>
     </w:p>
     <w:p>
@@ -4169,7 +5633,15 @@
         </w:numPr>
       </w:pPr>
       <w:r>
-        <w:t xml:space="preserve">id-based search where the adapter *is* registered and the HIS has a match → upserts and returns it.</w:t>
+        <w:t xml:space="preserve">id-based search where the adapter *is* registered and the HIS has a match → </w:t>
+      </w:r>
+      <w:proofErr w:type="spellStart"/>
+      <w:r>
+        <w:t>upserts</w:t>
+      </w:r>
+      <w:proofErr w:type="spellEnd"/>
+      <w:r>
+        <w:t xml:space="preserve"> and returns it.</w:t>
       </w:r>
     </w:p>
     <w:p>
@@ -4181,7 +5653,7 @@
         </w:numPr>
       </w:pPr>
       <w:r>
-        <w:t xml:space="preserve">id-based search where the adapter *is* registered and the HIS has no match → empty result, no error.</w:t>
+        <w:t>id-based search where the adapter *is* registered and the HIS has no match → empty result, no error.</w:t>
       </w:r>
     </w:p>
     <w:p>
@@ -4200,7 +5672,7 @@
           <w:b/>
           <w:bCs/>
         </w:rPr>
-        <w:t xml:space="preserve">no adapter is registered</w:t>
+        <w:t>no adapter is registered</w:t>
       </w:r>
       <w:r>
         <w:t xml:space="preserve"> for the staff's hospital → empty/cached-only result, no error, distinct log line (not the same code path as "HIS has no match").</w:t>
@@ -4215,7 +5687,7 @@
         </w:numPr>
       </w:pPr>
       <w:r>
-        <w:t xml:space="preserve">name/DOB/phone/email-only search → never invokes the adapter, even when one is registered.</w:t>
+        <w:t>name/DOB/phone/email-only search → never invokes the adapter, even when one is registered.</w:t>
       </w:r>
     </w:p>
     <w:p>
@@ -4227,7 +5699,7 @@
         </w:numPr>
       </w:pPr>
       <w:r>
-        <w:t xml:space="preserve">search results never include another hospital's patients, even when filters would otherwise match.</w:t>
+        <w:t>search results never include another hospital's patients, even when filters would otherwise match.</w:t>
       </w:r>
     </w:p>
     <w:p>
@@ -4241,13 +5713,15 @@
       <w:r>
         <w:t xml:space="preserve">a </w:t>
       </w:r>
-      <w:r>
-        <w:rPr>
-          <w:rFonts w:ascii="Consolas" w:cs="Consolas" w:eastAsia="Consolas" w:hAnsi="Consolas"/>
-          <w:shd w:fill="F0F0F0" w:val="clear"/>
-        </w:rPr>
-        <w:t xml:space="preserve">first_name</w:t>
-      </w:r>
+      <w:proofErr w:type="spellStart"/>
+      <w:r>
+        <w:rPr>
+          <w:rFonts w:ascii="Consolas" w:eastAsia="Consolas" w:hAnsi="Consolas" w:cs="Consolas"/>
+          <w:shd w:val="clear" w:color="auto" w:fill="F0F0F0"/>
+        </w:rPr>
+        <w:t>first_name</w:t>
+      </w:r>
+      <w:proofErr w:type="spellEnd"/>
       <w:r>
         <w:t xml:space="preserve"> filter matches a patient whose </w:t>
       </w:r>
@@ -4256,7 +5730,7 @@
           <w:b/>
           <w:bCs/>
         </w:rPr>
-        <w:t xml:space="preserve">Thai</w:t>
+        <w:t>Thai</w:t>
       </w:r>
       <w:r>
         <w:t xml:space="preserve"> name matches, even if their English name doesn't (and vice versa).</w:t>
@@ -4272,10 +5746,27 @@
       </w:pPr>
       <w:r>
         <w:rPr>
-          <w:rFonts w:ascii="Consolas" w:cs="Consolas" w:eastAsia="Consolas" w:hAnsi="Consolas"/>
-          <w:shd w:fill="F0F0F0" w:val="clear"/>
-        </w:rPr>
-        <w:t xml:space="preserve">{"national_id": ""}</w:t>
+          <w:rFonts w:ascii="Consolas" w:eastAsia="Consolas" w:hAnsi="Consolas" w:cs="Consolas"/>
+          <w:shd w:val="clear" w:color="auto" w:fill="F0F0F0"/>
+        </w:rPr>
+        <w:lastRenderedPageBreak/>
+        <w:t>{"</w:t>
+      </w:r>
+      <w:proofErr w:type="spellStart"/>
+      <w:r>
+        <w:rPr>
+          <w:rFonts w:ascii="Consolas" w:eastAsia="Consolas" w:hAnsi="Consolas" w:cs="Consolas"/>
+          <w:shd w:val="clear" w:color="auto" w:fill="F0F0F0"/>
+        </w:rPr>
+        <w:t>national_id</w:t>
+      </w:r>
+      <w:proofErr w:type="spellEnd"/>
+      <w:r>
+        <w:rPr>
+          <w:rFonts w:ascii="Consolas" w:eastAsia="Consolas" w:hAnsi="Consolas" w:cs="Consolas"/>
+          <w:shd w:val="clear" w:color="auto" w:fill="F0F0F0"/>
+        </w:rPr>
+        <w:t>": ""}</w:t>
       </w:r>
       <w:r>
         <w:t xml:space="preserve"> (empty string, not omitted) → treated as no filter at all, no HIS sync attempted.</w:t>
@@ -4290,7 +5781,15 @@
         </w:numPr>
       </w:pPr>
       <w:r>
-        <w:t xml:space="preserve">a filter field longer than 200 characters → 400 VALIDATION_ERROR.</w:t>
+        <w:t xml:space="preserve">a filter field longer than 200 characters → 400 </w:t>
+      </w:r>
+      <w:proofErr w:type="gramStart"/>
+      <w:r>
+        <w:t>VALIDATION</w:t>
+      </w:r>
+      <w:proofErr w:type="gramEnd"/>
+      <w:r>
+        <w:t>_ERROR.</w:t>
       </w:r>
     </w:p>
     <w:p>
@@ -4306,20 +5805,20 @@
       </w:r>
       <w:r>
         <w:rPr>
-          <w:rFonts w:ascii="Consolas" w:cs="Consolas" w:eastAsia="Consolas" w:hAnsi="Consolas"/>
-          <w:shd w:fill="F0F0F0" w:val="clear"/>
-        </w:rPr>
-        <w:t xml:space="preserve">%</w:t>
+          <w:rFonts w:ascii="Consolas" w:eastAsia="Consolas" w:hAnsi="Consolas" w:cs="Consolas"/>
+          <w:shd w:val="clear" w:color="auto" w:fill="F0F0F0"/>
+        </w:rPr>
+        <w:t>%</w:t>
       </w:r>
       <w:r>
         <w:t xml:space="preserve"> or </w:t>
       </w:r>
       <w:r>
         <w:rPr>
-          <w:rFonts w:ascii="Consolas" w:cs="Consolas" w:eastAsia="Consolas" w:hAnsi="Consolas"/>
-          <w:shd w:fill="F0F0F0" w:val="clear"/>
-        </w:rPr>
-        <w:t xml:space="preserve">_</w:t>
+          <w:rFonts w:ascii="Consolas" w:eastAsia="Consolas" w:hAnsi="Consolas" w:cs="Consolas"/>
+          <w:shd w:val="clear" w:color="auto" w:fill="F0F0F0"/>
+        </w:rPr>
+        <w:t>_</w:t>
       </w:r>
       <w:r>
         <w:t xml:space="preserve"> matches only names containing that literal character, not everything (or every single-character substitution).</w:t>
@@ -4333,123 +5832,112 @@
           <w:numId w:val="1"/>
         </w:numPr>
       </w:pPr>
-      <w:r>
-        <w:t xml:space="preserve">a HIS response missing a required field, or with an unrecognized </w:t>
-      </w:r>
-      <w:r>
-        <w:rPr>
-          <w:rFonts w:ascii="Consolas" w:cs="Consolas" w:eastAsia="Consolas" w:hAnsi="Consolas"/>
-          <w:shd w:fill="F0F0F0" w:val="clear"/>
-        </w:rPr>
-        <w:t xml:space="preserve">gender</w:t>
+      <w:proofErr w:type="spellStart"/>
+      <w:r>
+        <w:t>a</w:t>
+      </w:r>
+      <w:proofErr w:type="spellEnd"/>
+      <w:r>
+        <w:t xml:space="preserve"> HIS response missing a required field, or with an unrecognized </w:t>
+      </w:r>
+      <w:r>
+        <w:rPr>
+          <w:rFonts w:ascii="Consolas" w:eastAsia="Consolas" w:hAnsi="Consolas" w:cs="Consolas"/>
+          <w:shd w:val="clear" w:color="auto" w:fill="F0F0F0"/>
+        </w:rPr>
+        <w:t>gender</w:t>
       </w:r>
       <w:r>
         <w:t xml:space="preserve"> value, is treated as a genuine sync failure (</w:t>
       </w:r>
-      <w:r>
-        <w:rPr>
-          <w:rFonts w:ascii="Consolas" w:cs="Consolas" w:eastAsia="Consolas" w:hAnsi="Consolas"/>
-          <w:shd w:fill="F0F0F0" w:val="clear"/>
-        </w:rPr>
-        <w:t xml:space="preserve">SyncFailedEvent</w:t>
-      </w:r>
+      <w:proofErr w:type="spellStart"/>
+      <w:r>
+        <w:rPr>
+          <w:rFonts w:ascii="Consolas" w:eastAsia="Consolas" w:hAnsi="Consolas" w:cs="Consolas"/>
+          <w:shd w:val="clear" w:color="auto" w:fill="F0F0F0"/>
+        </w:rPr>
+        <w:t>SyncFailedEvent</w:t>
+      </w:r>
+      <w:proofErr w:type="spellEnd"/>
       <w:r>
         <w:t xml:space="preserve"> fires, error propagates) — never an unhandled 500 from a downstream NOT NULL/CHECK constraint violation.</w:t>
       </w:r>
     </w:p>
     <w:sectPr>
-      <w:pgSz w:w="12240" w:h="15840" w:orient="portrait"/>
+      <w:pgSz w:w="12240" w:h="15840"/>
       <w:pgMar w:top="1440" w:right="1440" w:bottom="1440" w:left="1440" w:header="708" w:footer="708" w:gutter="0"/>
-      <w:pgNumType/>
+      <w:cols w:space="720"/>
       <w:docGrid w:linePitch="360"/>
     </w:sectPr>
   </w:body>
 </w:document>
 </file>
 
-<file path=word/comments.xml><?xml version="1.0" encoding="utf-8"?>
-<w:comments xmlns:cx="http://schemas.microsoft.com/office/drawing/2014/chartex" xmlns:cx1="http://schemas.microsoft.com/office/drawing/2015/9/8/chartex" xmlns:cx2="http://schemas.microsoft.com/office/drawing/2015/10/21/chartex" xmlns:cx3="http://schemas.microsoft.com/office/drawing/2016/5/9/chartex" xmlns:cx4="http://schemas.microsoft.com/office/drawing/2016/5/10/chartex" xmlns:cx5="http://schemas.microsoft.com/office/drawing/2016/5/11/chartex" xmlns:cx6="http://schemas.microsoft.com/office/drawing/2016/5/12/chartex" xmlns:cx7="http://schemas.microsoft.com/office/drawing/2016/5/13/chartex" xmlns:cx8="http://schemas.microsoft.com/office/drawing/2016/5/14/chartex" xmlns:mc="http://schemas.openxmlformats.org/markup-compatibility/2006" xmlns:aink="http://schemas.microsoft.com/office/drawing/2016/ink" xmlns:am3d="http://schemas.microsoft.com/office/drawing/2017/model3d" xmlns:o="urn:schemas-microsoft-com:office:office" xmlns:r="http://schemas.openxmlformats.org/officeDocument/2006/relationships" xmlns:m="http://schemas.openxmlformats.org/officeDocument/2006/math" xmlns:v="urn:schemas-microsoft-com:vml" xmlns:wp14="http://schemas.microsoft.com/office/word/2010/wordprocessingDrawing" xmlns:wp="http://schemas.openxmlformats.org/drawingml/2006/wordprocessingDrawing" xmlns:w10="urn:schemas-microsoft-com:office:word" xmlns:w="http://schemas.openxmlformats.org/wordprocessingml/2006/main" xmlns:w14="http://schemas.microsoft.com/office/word/2010/wordml" xmlns:w15="http://schemas.microsoft.com/office/word/2012/wordml" xmlns:w16cex="http://schemas.microsoft.com/office/word/2018/wordml/cex" xmlns:w16cid="http://schemas.microsoft.com/office/word/2016/wordml/cid" xmlns:w16="http://schemas.microsoft.com/office/word/2018/wordml" xmlns:w16sdtdh="http://schemas.microsoft.com/office/word/2020/wordml/sdtdatahash" xmlns:w16se="http://schemas.microsoft.com/office/word/2015/wordml/symex" xmlns:wpg="http://schemas.microsoft.com/office/word/2010/wordprocessingGroup" xmlns:wpi="http://schemas.microsoft.com/office/word/2010/wordprocessingInk" xmlns:wne="http://schemas.microsoft.com/office/word/2006/wordml" xmlns:wps="http://schemas.microsoft.com/office/word/2010/wordprocessingShape"/>
-</file>
-
-<file path=word/endnotes.xml><?xml version="1.0" encoding="utf-8"?>
-<w:endnotes xmlns:wpc="http://schemas.microsoft.com/office/word/2010/wordprocessingCanvas" xmlns:mc="http://schemas.openxmlformats.org/markup-compatibility/2006" xmlns:o="urn:schemas-microsoft-com:office:office" xmlns:r="http://schemas.openxmlformats.org/officeDocument/2006/relationships" xmlns:m="http://schemas.openxmlformats.org/officeDocument/2006/math" xmlns:v="urn:schemas-microsoft-com:vml" xmlns:wp14="http://schemas.microsoft.com/office/word/2010/wordprocessingDrawing" xmlns:wp="http://schemas.openxmlformats.org/drawingml/2006/wordprocessingDrawing" xmlns:w10="urn:schemas-microsoft-com:office:word" xmlns:w="http://schemas.openxmlformats.org/wordprocessingml/2006/main" xmlns:w14="http://schemas.microsoft.com/office/word/2010/wordml" xmlns:w15="http://schemas.microsoft.com/office/word/2012/wordml" xmlns:wpg="http://schemas.microsoft.com/office/word/2010/wordprocessingGroup" xmlns:wpi="http://schemas.microsoft.com/office/word/2010/wordprocessingInk" xmlns:wne="http://schemas.microsoft.com/office/word/2006/wordml" xmlns:wps="http://schemas.microsoft.com/office/word/2010/wordprocessingShape" mc:Ignorable="w14 w15 wp14">
-  <w:endnote w:type="separator" w:id="-1">
-    <w:p>
-      <w:pPr>
-        <w:spacing w:after="0" w:line="240" w:lineRule="auto"/>
-      </w:pPr>
-      <w:r>
-        <w:rPr>
-          <w:rStyle w:val="EndnoteReference"/>
-        </w:rPr>
-        <w:endnoteRef/>
-      </w:r>
-      <w:r>
-        <w:separator/>
-      </w:r>
-    </w:p>
-  </w:endnote>
-  <w:endnote w:type="continuationSeparator" w:id="0">
-    <w:p>
-      <w:pPr>
-        <w:spacing w:after="0" w:line="240" w:lineRule="auto"/>
-      </w:pPr>
-      <w:r>
-        <w:rPr>
-          <w:rStyle w:val="EndnoteReference"/>
-        </w:rPr>
-        <w:endnoteRef/>
-      </w:r>
-      <w:r>
-        <w:continuationSeparator/>
-      </w:r>
-    </w:p>
-  </w:endnote>
-</w:endnotes>
-</file>
-
-<file path=word/footnotes.xml><?xml version="1.0" encoding="utf-8"?>
-<w:footnotes xmlns:wpc="http://schemas.microsoft.com/office/word/2010/wordprocessingCanvas" xmlns:mc="http://schemas.openxmlformats.org/markup-compatibility/2006" xmlns:o="urn:schemas-microsoft-com:office:office" xmlns:r="http://schemas.openxmlformats.org/officeDocument/2006/relationships" xmlns:m="http://schemas.openxmlformats.org/officeDocument/2006/math" xmlns:v="urn:schemas-microsoft-com:vml" xmlns:wp14="http://schemas.microsoft.com/office/word/2010/wordprocessingDrawing" xmlns:wp="http://schemas.openxmlformats.org/drawingml/2006/wordprocessingDrawing" xmlns:w10="urn:schemas-microsoft-com:office:word" xmlns:w="http://schemas.openxmlformats.org/wordprocessingml/2006/main" xmlns:w14="http://schemas.microsoft.com/office/word/2010/wordml" xmlns:w15="http://schemas.microsoft.com/office/word/2012/wordml" xmlns:wpg="http://schemas.microsoft.com/office/word/2010/wordprocessingGroup" xmlns:wpi="http://schemas.microsoft.com/office/word/2010/wordprocessingInk" xmlns:wne="http://schemas.microsoft.com/office/word/2006/wordml" xmlns:wps="http://schemas.microsoft.com/office/word/2010/wordprocessingShape" mc:Ignorable="w14 w15 wp14">
-  <w:footnote w:type="separator" w:id="-1">
-    <w:p>
-      <w:pPr>
-        <w:spacing w:after="0" w:line="240" w:lineRule="auto"/>
-      </w:pPr>
-      <w:r>
-        <w:rPr>
-          <w:rStyle w:val="FootnoteReference"/>
-        </w:rPr>
-        <w:footnoteRef/>
-      </w:r>
-      <w:r>
-        <w:separator/>
-      </w:r>
-    </w:p>
-  </w:footnote>
-  <w:footnote w:type="continuationSeparator" w:id="0">
-    <w:p>
-      <w:pPr>
-        <w:spacing w:after="0" w:line="240" w:lineRule="auto"/>
-      </w:pPr>
-      <w:r>
-        <w:rPr>
-          <w:rStyle w:val="FootnoteReference"/>
-        </w:rPr>
-        <w:footnoteRef/>
-      </w:r>
-      <w:r>
-        <w:continuationSeparator/>
-      </w:r>
-    </w:p>
-  </w:footnote>
-</w:footnotes>
-</file>
-
 <file path=word/numbering.xml><?xml version="1.0" encoding="utf-8"?>
-<w:numbering xmlns:wpc="http://schemas.microsoft.com/office/word/2010/wordprocessingCanvas" xmlns:mc="http://schemas.openxmlformats.org/markup-compatibility/2006" xmlns:o="urn:schemas-microsoft-com:office:office" xmlns:r="http://schemas.openxmlformats.org/officeDocument/2006/relationships" xmlns:m="http://schemas.openxmlformats.org/officeDocument/2006/math" xmlns:v="urn:schemas-microsoft-com:vml" xmlns:wp14="http://schemas.microsoft.com/office/word/2010/wordprocessingDrawing" xmlns:wp="http://schemas.openxmlformats.org/drawingml/2006/wordprocessingDrawing" xmlns:w10="urn:schemas-microsoft-com:office:word" xmlns:w="http://schemas.openxmlformats.org/wordprocessingml/2006/main" xmlns:w14="http://schemas.microsoft.com/office/word/2010/wordml" xmlns:w15="http://schemas.microsoft.com/office/word/2012/wordml" xmlns:wpg="http://schemas.microsoft.com/office/word/2010/wordprocessingGroup" xmlns:wpi="http://schemas.microsoft.com/office/word/2010/wordprocessingInk" xmlns:wne="http://schemas.microsoft.com/office/word/2006/wordml" xmlns:wps="http://schemas.microsoft.com/office/word/2010/wordprocessingShape" mc:Ignorable="w14 w15 wp14">
+<w:numbering xmlns:wpc="http://schemas.microsoft.com/office/word/2010/wordprocessingCanvas" xmlns:cx="http://schemas.microsoft.com/office/drawing/2014/chartex" xmlns:cx1="http://schemas.microsoft.com/office/drawing/2015/9/8/chartex" xmlns:cx2="http://schemas.microsoft.com/office/drawing/2015/10/21/chartex" xmlns:cx3="http://schemas.microsoft.com/office/drawing/2016/5/9/chartex" xmlns:cx4="http://schemas.microsoft.com/office/drawing/2016/5/10/chartex" xmlns:cx5="http://schemas.microsoft.com/office/drawing/2016/5/11/chartex" xmlns:cx6="http://schemas.microsoft.com/office/drawing/2016/5/12/chartex" xmlns:cx7="http://schemas.microsoft.com/office/drawing/2016/5/13/chartex" xmlns:cx8="http://schemas.microsoft.com/office/drawing/2016/5/14/chartex" xmlns:mc="http://schemas.openxmlformats.org/markup-compatibility/2006" xmlns:aink="http://schemas.microsoft.com/office/drawing/2016/ink" xmlns:am3d="http://schemas.microsoft.com/office/drawing/2017/model3d" xmlns:o="urn:schemas-microsoft-com:office:office" xmlns:r="http://schemas.openxmlformats.org/officeDocument/2006/relationships" xmlns:m="http://schemas.openxmlformats.org/officeDocument/2006/math" xmlns:v="urn:schemas-microsoft-com:vml" xmlns:wp14="http://schemas.microsoft.com/office/word/2010/wordprocessingDrawing" xmlns:wp="http://schemas.openxmlformats.org/drawingml/2006/wordprocessingDrawing" xmlns:w10="urn:schemas-microsoft-com:office:word" xmlns:w="http://schemas.openxmlformats.org/wordprocessingml/2006/main" xmlns:w14="http://schemas.microsoft.com/office/word/2010/wordml" xmlns:w15="http://schemas.microsoft.com/office/word/2012/wordml" xmlns:w16cex="http://schemas.microsoft.com/office/word/2018/wordml/cex" xmlns:w16cid="http://schemas.microsoft.com/office/word/2016/wordml/cid" xmlns:w16="http://schemas.microsoft.com/office/word/2018/wordml" xmlns:w16sdtdh="http://schemas.microsoft.com/office/word/2020/wordml/sdtdatahash" xmlns:w16se="http://schemas.microsoft.com/office/word/2015/wordml/symex" xmlns:wpg="http://schemas.microsoft.com/office/word/2010/wordprocessingGroup" xmlns:wpi="http://schemas.microsoft.com/office/word/2010/wordprocessingInk" xmlns:wne="http://schemas.microsoft.com/office/word/2006/wordml" xmlns:wps="http://schemas.microsoft.com/office/word/2010/wordprocessingShape" mc:Ignorable="w14 w15 w16se w16cid w16 w16cex w16sdtdh wp14">
+  <w:abstractNum w:abstractNumId="0" w15:restartNumberingAfterBreak="0">
+    <w:nsid w:val="07B72C11"/>
+    <w:multiLevelType w:val="hybridMultilevel"/>
+    <w:tmpl w:val="0BB6C0FE"/>
+    <w:lvl w:ilvl="0" w:tplc="208ABED2">
+      <w:start w:val="1"/>
+      <w:numFmt w:val="decimal"/>
+      <w:suff w:val="nothing"/>
+      <w:lvlText w:val="%1."/>
+      <w:lvlJc w:val="left"/>
+      <w:pPr>
+        <w:ind w:left="0" w:firstLine="0"/>
+      </w:pPr>
+      <w:rPr>
+        <w:rFonts w:hint="default"/>
+      </w:rPr>
+    </w:lvl>
+    <w:lvl w:ilvl="1" w:tplc="0F4893B8">
+      <w:numFmt w:val="decimal"/>
+      <w:lvlText w:val=""/>
+      <w:lvlJc w:val="left"/>
+    </w:lvl>
+    <w:lvl w:ilvl="2" w:tplc="5D54DEFA">
+      <w:numFmt w:val="decimal"/>
+      <w:lvlText w:val=""/>
+      <w:lvlJc w:val="left"/>
+    </w:lvl>
+    <w:lvl w:ilvl="3" w:tplc="D1F07CD4">
+      <w:numFmt w:val="decimal"/>
+      <w:lvlText w:val=""/>
+      <w:lvlJc w:val="left"/>
+    </w:lvl>
+    <w:lvl w:ilvl="4" w:tplc="4D4810B2">
+      <w:numFmt w:val="decimal"/>
+      <w:lvlText w:val=""/>
+      <w:lvlJc w:val="left"/>
+    </w:lvl>
+    <w:lvl w:ilvl="5" w:tplc="EFE0FA88">
+      <w:numFmt w:val="decimal"/>
+      <w:lvlText w:val=""/>
+      <w:lvlJc w:val="left"/>
+    </w:lvl>
+    <w:lvl w:ilvl="6" w:tplc="D06E89D2">
+      <w:numFmt w:val="decimal"/>
+      <w:lvlText w:val=""/>
+      <w:lvlJc w:val="left"/>
+    </w:lvl>
+    <w:lvl w:ilvl="7" w:tplc="BF12B688">
+      <w:numFmt w:val="decimal"/>
+      <w:lvlText w:val=""/>
+      <w:lvlJc w:val="left"/>
+    </w:lvl>
+    <w:lvl w:ilvl="8" w:tplc="F7FC2B84">
+      <w:numFmt w:val="decimal"/>
+      <w:lvlText w:val=""/>
+      <w:lvlJc w:val="left"/>
+    </w:lvl>
+  </w:abstractNum>
   <w:abstractNum w:abstractNumId="1" w15:restartNumberingAfterBreak="0">
+    <w:nsid w:val="409E3509"/>
     <w:multiLevelType w:val="hybridMultilevel"/>
-    <w:lvl w:ilvl="0" w15:tentative="1">
+    <w:tmpl w:val="A1BADE78"/>
+    <w:lvl w:ilvl="0" w:tplc="310C124C">
       <w:start w:val="1"/>
       <w:numFmt w:val="bullet"/>
       <w:lvlText w:val="●"/>
@@ -4458,7 +5946,7 @@
         <w:ind w:left="720" w:hanging="360"/>
       </w:pPr>
     </w:lvl>
-    <w:lvl w:ilvl="1" w15:tentative="1">
+    <w:lvl w:ilvl="1" w:tplc="68D88FCA">
       <w:start w:val="1"/>
       <w:numFmt w:val="bullet"/>
       <w:lvlText w:val="○"/>
@@ -4467,7 +5955,7 @@
         <w:ind w:left="1440" w:hanging="360"/>
       </w:pPr>
     </w:lvl>
-    <w:lvl w:ilvl="2" w15:tentative="1">
+    <w:lvl w:ilvl="2" w:tplc="CE9CBF40">
       <w:start w:val="1"/>
       <w:numFmt w:val="bullet"/>
       <w:lvlText w:val="■"/>
@@ -4476,7 +5964,7 @@
         <w:ind w:left="2160" w:hanging="360"/>
       </w:pPr>
     </w:lvl>
-    <w:lvl w:ilvl="3" w15:tentative="1">
+    <w:lvl w:ilvl="3" w:tplc="7C006E7A">
       <w:start w:val="1"/>
       <w:numFmt w:val="bullet"/>
       <w:lvlText w:val="●"/>
@@ -4485,7 +5973,7 @@
         <w:ind w:left="2880" w:hanging="360"/>
       </w:pPr>
     </w:lvl>
-    <w:lvl w:ilvl="4" w15:tentative="1">
+    <w:lvl w:ilvl="4" w:tplc="E1E230DE">
       <w:start w:val="1"/>
       <w:numFmt w:val="bullet"/>
       <w:lvlText w:val="○"/>
@@ -4494,7 +5982,7 @@
         <w:ind w:left="3600" w:hanging="360"/>
       </w:pPr>
     </w:lvl>
-    <w:lvl w:ilvl="5" w15:tentative="1">
+    <w:lvl w:ilvl="5" w:tplc="30FA5436">
       <w:start w:val="1"/>
       <w:numFmt w:val="bullet"/>
       <w:lvlText w:val="■"/>
@@ -4503,7 +5991,7 @@
         <w:ind w:left="4320" w:hanging="360"/>
       </w:pPr>
     </w:lvl>
-    <w:lvl w:ilvl="6" w15:tentative="1">
+    <w:lvl w:ilvl="6" w:tplc="F02ECBFA">
       <w:start w:val="1"/>
       <w:numFmt w:val="bullet"/>
       <w:lvlText w:val="●"/>
@@ -4512,7 +6000,7 @@
         <w:ind w:left="5040" w:hanging="360"/>
       </w:pPr>
     </w:lvl>
-    <w:lvl w:ilvl="7" w15:tentative="1">
+    <w:lvl w:ilvl="7" w:tplc="A968686E">
       <w:start w:val="1"/>
       <w:numFmt w:val="bullet"/>
       <w:lvlText w:val="●"/>
@@ -4521,7 +6009,7 @@
         <w:ind w:left="5760" w:hanging="360"/>
       </w:pPr>
     </w:lvl>
-    <w:lvl w:ilvl="8" w15:tentative="1">
+    <w:lvl w:ilvl="8" w:tplc="DC4288A8">
       <w:start w:val="1"/>
       <w:numFmt w:val="bullet"/>
       <w:lvlText w:val="●"/>
@@ -4529,15 +6017,6 @@
       <w:pPr>
         <w:ind w:left="6480" w:hanging="360"/>
       </w:pPr>
-    </w:lvl>
-  </w:abstractNum>
-  <w:abstractNum w:abstractNumId="2" w15:restartNumberingAfterBreak="0">
-    <w:multiLevelType w:val="hybridMultilevel"/>
-    <w:lvl w:ilvl="0" w15:tentative="1">
-      <w:start w:val="1"/>
-      <w:numFmt w:val="decimal"/>
-      <w:lvlText w:val="%1."/>
-      <w:lvlJc w:val="start"/>
     </w:lvl>
   </w:abstractNum>
   <w:num w:numId="1">
@@ -4547,41 +6026,416 @@
     </w:lvlOverride>
   </w:num>
   <w:num w:numId="2">
-    <w:abstractNumId w:val="2"/>
-    <w:lvlOverride w:ilvl="0">
-      <w:startOverride w:val="1"/>
-    </w:lvlOverride>
+    <w:abstractNumId w:val="0"/>
+  </w:num>
+  <w:num w:numId="3">
+    <w:abstractNumId w:val="0"/>
   </w:num>
 </w:numbering>
 </file>
 
 <file path=word/styles.xml><?xml version="1.0" encoding="utf-8"?>
-<w:styles xmlns:mc="http://schemas.openxmlformats.org/markup-compatibility/2006" xmlns:r="http://schemas.openxmlformats.org/officeDocument/2006/relationships" xmlns:w="http://schemas.openxmlformats.org/wordprocessingml/2006/main" xmlns:w14="http://schemas.microsoft.com/office/word/2010/wordml" xmlns:w15="http://schemas.microsoft.com/office/word/2012/wordml" mc:Ignorable="w14 w15">
+<w:styles xmlns:mc="http://schemas.openxmlformats.org/markup-compatibility/2006" xmlns:r="http://schemas.openxmlformats.org/officeDocument/2006/relationships" xmlns:w="http://schemas.openxmlformats.org/wordprocessingml/2006/main" xmlns:w14="http://schemas.microsoft.com/office/word/2010/wordml" xmlns:w15="http://schemas.microsoft.com/office/word/2012/wordml" xmlns:w16cex="http://schemas.microsoft.com/office/word/2018/wordml/cex" xmlns:w16cid="http://schemas.microsoft.com/office/word/2016/wordml/cid" xmlns:w16="http://schemas.microsoft.com/office/word/2018/wordml" xmlns:w16sdtdh="http://schemas.microsoft.com/office/word/2020/wordml/sdtdatahash" xmlns:w16se="http://schemas.microsoft.com/office/word/2015/wordml/symex" mc:Ignorable="w14 w15 w16se w16cid w16 w16cex w16sdtdh">
   <w:docDefaults>
     <w:rPrDefault>
       <w:rPr>
-        <w:rFonts w:ascii="Calibri" w:cs="Calibri" w:eastAsia="Calibri" w:hAnsi="Calibri"/>
+        <w:rFonts w:ascii="Calibri" w:eastAsia="Calibri" w:hAnsi="Calibri" w:cs="Calibri"/>
         <w:sz w:val="22"/>
         <w:szCs w:val="22"/>
+        <w:lang w:val="en-US" w:eastAsia="ja-JP" w:bidi="th-TH"/>
       </w:rPr>
     </w:rPrDefault>
     <w:pPrDefault/>
   </w:docDefaults>
-  <w:style w:type="paragraph" w:styleId="Title">
-    <w:name w:val="Title"/>
-    <w:basedOn w:val="Normal"/>
-    <w:next w:val="Normal"/>
+  <w:latentStyles w:defLockedState="0" w:defUIPriority="99" w:defSemiHidden="0" w:defUnhideWhenUsed="0" w:defQFormat="0" w:count="376">
+    <w:lsdException w:name="Normal" w:uiPriority="0" w:qFormat="1"/>
+    <w:lsdException w:name="heading 1" w:uiPriority="9" w:qFormat="1"/>
+    <w:lsdException w:name="heading 2" w:semiHidden="1" w:uiPriority="9" w:unhideWhenUsed="1" w:qFormat="1"/>
+    <w:lsdException w:name="heading 3" w:semiHidden="1" w:uiPriority="9" w:unhideWhenUsed="1" w:qFormat="1"/>
+    <w:lsdException w:name="heading 4" w:semiHidden="1" w:uiPriority="9" w:unhideWhenUsed="1" w:qFormat="1"/>
+    <w:lsdException w:name="heading 5" w:semiHidden="1" w:uiPriority="9" w:unhideWhenUsed="1" w:qFormat="1"/>
+    <w:lsdException w:name="heading 6" w:semiHidden="1" w:uiPriority="9" w:unhideWhenUsed="1" w:qFormat="1"/>
+    <w:lsdException w:name="heading 7" w:semiHidden="1" w:uiPriority="9" w:unhideWhenUsed="1" w:qFormat="1"/>
+    <w:lsdException w:name="heading 8" w:semiHidden="1" w:uiPriority="9" w:unhideWhenUsed="1" w:qFormat="1"/>
+    <w:lsdException w:name="heading 9" w:semiHidden="1" w:uiPriority="9" w:unhideWhenUsed="1" w:qFormat="1"/>
+    <w:lsdException w:name="index 1" w:semiHidden="1" w:unhideWhenUsed="1"/>
+    <w:lsdException w:name="index 2" w:semiHidden="1" w:unhideWhenUsed="1"/>
+    <w:lsdException w:name="index 3" w:semiHidden="1" w:unhideWhenUsed="1"/>
+    <w:lsdException w:name="index 4" w:semiHidden="1" w:unhideWhenUsed="1"/>
+    <w:lsdException w:name="index 5" w:semiHidden="1" w:unhideWhenUsed="1"/>
+    <w:lsdException w:name="index 6" w:semiHidden="1" w:unhideWhenUsed="1"/>
+    <w:lsdException w:name="index 7" w:semiHidden="1" w:unhideWhenUsed="1"/>
+    <w:lsdException w:name="index 8" w:semiHidden="1" w:unhideWhenUsed="1"/>
+    <w:lsdException w:name="index 9" w:semiHidden="1" w:unhideWhenUsed="1"/>
+    <w:lsdException w:name="toc 1" w:semiHidden="1" w:uiPriority="39" w:unhideWhenUsed="1"/>
+    <w:lsdException w:name="toc 2" w:semiHidden="1" w:uiPriority="39" w:unhideWhenUsed="1"/>
+    <w:lsdException w:name="toc 3" w:semiHidden="1" w:uiPriority="39" w:unhideWhenUsed="1"/>
+    <w:lsdException w:name="toc 4" w:semiHidden="1" w:uiPriority="39" w:unhideWhenUsed="1"/>
+    <w:lsdException w:name="toc 5" w:semiHidden="1" w:uiPriority="39" w:unhideWhenUsed="1"/>
+    <w:lsdException w:name="toc 6" w:semiHidden="1" w:uiPriority="39" w:unhideWhenUsed="1"/>
+    <w:lsdException w:name="toc 7" w:semiHidden="1" w:uiPriority="39" w:unhideWhenUsed="1"/>
+    <w:lsdException w:name="toc 8" w:semiHidden="1" w:uiPriority="39" w:unhideWhenUsed="1"/>
+    <w:lsdException w:name="toc 9" w:semiHidden="1" w:uiPriority="39" w:unhideWhenUsed="1"/>
+    <w:lsdException w:name="Normal Indent" w:semiHidden="1" w:unhideWhenUsed="1"/>
+    <w:lsdException w:name="footnote text" w:semiHidden="1" w:unhideWhenUsed="1"/>
+    <w:lsdException w:name="annotation text" w:semiHidden="1" w:unhideWhenUsed="1"/>
+    <w:lsdException w:name="header" w:semiHidden="1" w:unhideWhenUsed="1"/>
+    <w:lsdException w:name="footer" w:semiHidden="1" w:unhideWhenUsed="1"/>
+    <w:lsdException w:name="index heading" w:semiHidden="1" w:unhideWhenUsed="1"/>
+    <w:lsdException w:name="caption" w:semiHidden="1" w:uiPriority="35" w:unhideWhenUsed="1" w:qFormat="1"/>
+    <w:lsdException w:name="table of figures" w:semiHidden="1" w:unhideWhenUsed="1"/>
+    <w:lsdException w:name="envelope address" w:semiHidden="1" w:unhideWhenUsed="1"/>
+    <w:lsdException w:name="envelope return" w:semiHidden="1" w:unhideWhenUsed="1"/>
+    <w:lsdException w:name="footnote reference" w:semiHidden="1" w:unhideWhenUsed="1"/>
+    <w:lsdException w:name="annotation reference" w:semiHidden="1" w:unhideWhenUsed="1"/>
+    <w:lsdException w:name="line number" w:semiHidden="1" w:unhideWhenUsed="1"/>
+    <w:lsdException w:name="page number" w:semiHidden="1" w:unhideWhenUsed="1"/>
+    <w:lsdException w:name="endnote reference" w:semiHidden="1" w:unhideWhenUsed="1"/>
+    <w:lsdException w:name="endnote text" w:semiHidden="1" w:unhideWhenUsed="1"/>
+    <w:lsdException w:name="table of authorities" w:semiHidden="1" w:unhideWhenUsed="1"/>
+    <w:lsdException w:name="macro" w:semiHidden="1" w:unhideWhenUsed="1"/>
+    <w:lsdException w:name="toa heading" w:semiHidden="1" w:unhideWhenUsed="1"/>
+    <w:lsdException w:name="List" w:semiHidden="1" w:unhideWhenUsed="1"/>
+    <w:lsdException w:name="List Bullet" w:semiHidden="1" w:unhideWhenUsed="1"/>
+    <w:lsdException w:name="List Number" w:semiHidden="1" w:unhideWhenUsed="1"/>
+    <w:lsdException w:name="List 2" w:semiHidden="1" w:unhideWhenUsed="1"/>
+    <w:lsdException w:name="List 3" w:semiHidden="1" w:unhideWhenUsed="1"/>
+    <w:lsdException w:name="List 4" w:semiHidden="1" w:unhideWhenUsed="1"/>
+    <w:lsdException w:name="List 5" w:semiHidden="1" w:unhideWhenUsed="1"/>
+    <w:lsdException w:name="List Bullet 2" w:semiHidden="1" w:unhideWhenUsed="1"/>
+    <w:lsdException w:name="List Bullet 3" w:semiHidden="1" w:unhideWhenUsed="1"/>
+    <w:lsdException w:name="List Bullet 4" w:semiHidden="1" w:unhideWhenUsed="1"/>
+    <w:lsdException w:name="List Bullet 5" w:semiHidden="1" w:unhideWhenUsed="1"/>
+    <w:lsdException w:name="List Number 2" w:semiHidden="1" w:unhideWhenUsed="1"/>
+    <w:lsdException w:name="List Number 3" w:semiHidden="1" w:unhideWhenUsed="1"/>
+    <w:lsdException w:name="List Number 4" w:semiHidden="1" w:unhideWhenUsed="1"/>
+    <w:lsdException w:name="List Number 5" w:semiHidden="1" w:unhideWhenUsed="1"/>
+    <w:lsdException w:name="Title" w:uiPriority="10" w:qFormat="1"/>
+    <w:lsdException w:name="Closing" w:semiHidden="1" w:unhideWhenUsed="1"/>
+    <w:lsdException w:name="Signature" w:semiHidden="1" w:unhideWhenUsed="1"/>
+    <w:lsdException w:name="Default Paragraph Font" w:semiHidden="1" w:uiPriority="1" w:unhideWhenUsed="1"/>
+    <w:lsdException w:name="Body Text" w:semiHidden="1" w:unhideWhenUsed="1"/>
+    <w:lsdException w:name="Body Text Indent" w:semiHidden="1" w:unhideWhenUsed="1"/>
+    <w:lsdException w:name="List Continue" w:semiHidden="1" w:unhideWhenUsed="1"/>
+    <w:lsdException w:name="List Continue 2" w:semiHidden="1" w:unhideWhenUsed="1"/>
+    <w:lsdException w:name="List Continue 3" w:semiHidden="1" w:unhideWhenUsed="1"/>
+    <w:lsdException w:name="List Continue 4" w:semiHidden="1" w:unhideWhenUsed="1"/>
+    <w:lsdException w:name="List Continue 5" w:semiHidden="1" w:unhideWhenUsed="1"/>
+    <w:lsdException w:name="Message Header" w:semiHidden="1" w:unhideWhenUsed="1"/>
+    <w:lsdException w:name="Subtitle" w:uiPriority="11" w:qFormat="1"/>
+    <w:lsdException w:name="Salutation" w:semiHidden="1" w:unhideWhenUsed="1"/>
+    <w:lsdException w:name="Date" w:semiHidden="1" w:unhideWhenUsed="1"/>
+    <w:lsdException w:name="Body Text First Indent" w:semiHidden="1" w:unhideWhenUsed="1"/>
+    <w:lsdException w:name="Body Text First Indent 2" w:semiHidden="1" w:unhideWhenUsed="1"/>
+    <w:lsdException w:name="Note Heading" w:semiHidden="1" w:unhideWhenUsed="1"/>
+    <w:lsdException w:name="Body Text 2" w:semiHidden="1" w:unhideWhenUsed="1"/>
+    <w:lsdException w:name="Body Text 3" w:semiHidden="1" w:unhideWhenUsed="1"/>
+    <w:lsdException w:name="Body Text Indent 2" w:semiHidden="1" w:unhideWhenUsed="1"/>
+    <w:lsdException w:name="Body Text Indent 3" w:semiHidden="1" w:unhideWhenUsed="1"/>
+    <w:lsdException w:name="Block Text" w:semiHidden="1" w:unhideWhenUsed="1"/>
+    <w:lsdException w:name="Hyperlink" w:semiHidden="1" w:unhideWhenUsed="1"/>
+    <w:lsdException w:name="FollowedHyperlink" w:semiHidden="1" w:unhideWhenUsed="1"/>
+    <w:lsdException w:name="Strong" w:uiPriority="22" w:qFormat="1"/>
+    <w:lsdException w:name="Emphasis" w:uiPriority="20" w:qFormat="1"/>
+    <w:lsdException w:name="Document Map" w:semiHidden="1" w:unhideWhenUsed="1"/>
+    <w:lsdException w:name="Plain Text" w:semiHidden="1" w:unhideWhenUsed="1"/>
+    <w:lsdException w:name="E-mail Signature" w:semiHidden="1" w:unhideWhenUsed="1"/>
+    <w:lsdException w:name="HTML Top of Form" w:semiHidden="1" w:unhideWhenUsed="1"/>
+    <w:lsdException w:name="HTML Bottom of Form" w:semiHidden="1" w:unhideWhenUsed="1"/>
+    <w:lsdException w:name="Normal (Web)" w:semiHidden="1" w:unhideWhenUsed="1"/>
+    <w:lsdException w:name="HTML Acronym" w:semiHidden="1" w:unhideWhenUsed="1"/>
+    <w:lsdException w:name="HTML Address" w:semiHidden="1" w:unhideWhenUsed="1"/>
+    <w:lsdException w:name="HTML Cite" w:semiHidden="1" w:unhideWhenUsed="1"/>
+    <w:lsdException w:name="HTML Code" w:semiHidden="1" w:unhideWhenUsed="1"/>
+    <w:lsdException w:name="HTML Definition" w:semiHidden="1" w:unhideWhenUsed="1"/>
+    <w:lsdException w:name="HTML Keyboard" w:semiHidden="1" w:unhideWhenUsed="1"/>
+    <w:lsdException w:name="HTML Preformatted" w:semiHidden="1" w:unhideWhenUsed="1"/>
+    <w:lsdException w:name="HTML Sample" w:semiHidden="1" w:unhideWhenUsed="1"/>
+    <w:lsdException w:name="HTML Typewriter" w:semiHidden="1" w:unhideWhenUsed="1"/>
+    <w:lsdException w:name="HTML Variable" w:semiHidden="1" w:unhideWhenUsed="1"/>
+    <w:lsdException w:name="Normal Table" w:semiHidden="1" w:unhideWhenUsed="1"/>
+    <w:lsdException w:name="annotation subject" w:semiHidden="1" w:unhideWhenUsed="1"/>
+    <w:lsdException w:name="No List" w:semiHidden="1" w:unhideWhenUsed="1"/>
+    <w:lsdException w:name="Outline List 1" w:semiHidden="1" w:unhideWhenUsed="1"/>
+    <w:lsdException w:name="Outline List 2" w:semiHidden="1" w:unhideWhenUsed="1"/>
+    <w:lsdException w:name="Outline List 3" w:semiHidden="1" w:unhideWhenUsed="1"/>
+    <w:lsdException w:name="Table Simple 1" w:semiHidden="1" w:unhideWhenUsed="1"/>
+    <w:lsdException w:name="Table Simple 2" w:semiHidden="1" w:unhideWhenUsed="1"/>
+    <w:lsdException w:name="Table Simple 3" w:semiHidden="1" w:unhideWhenUsed="1"/>
+    <w:lsdException w:name="Table Classic 1" w:semiHidden="1" w:unhideWhenUsed="1"/>
+    <w:lsdException w:name="Table Classic 2" w:semiHidden="1" w:unhideWhenUsed="1"/>
+    <w:lsdException w:name="Table Classic 3" w:semiHidden="1" w:unhideWhenUsed="1"/>
+    <w:lsdException w:name="Table Classic 4" w:semiHidden="1" w:unhideWhenUsed="1"/>
+    <w:lsdException w:name="Table Colorful 1" w:semiHidden="1" w:unhideWhenUsed="1"/>
+    <w:lsdException w:name="Table Colorful 2" w:semiHidden="1" w:unhideWhenUsed="1"/>
+    <w:lsdException w:name="Table Colorful 3" w:semiHidden="1" w:unhideWhenUsed="1"/>
+    <w:lsdException w:name="Table Columns 1" w:semiHidden="1" w:unhideWhenUsed="1"/>
+    <w:lsdException w:name="Table Columns 2" w:semiHidden="1" w:unhideWhenUsed="1"/>
+    <w:lsdException w:name="Table Columns 3" w:semiHidden="1" w:unhideWhenUsed="1"/>
+    <w:lsdException w:name="Table Columns 4" w:semiHidden="1" w:unhideWhenUsed="1"/>
+    <w:lsdException w:name="Table Columns 5" w:semiHidden="1" w:unhideWhenUsed="1"/>
+    <w:lsdException w:name="Table Grid 1" w:semiHidden="1" w:unhideWhenUsed="1"/>
+    <w:lsdException w:name="Table Grid 2" w:semiHidden="1" w:unhideWhenUsed="1"/>
+    <w:lsdException w:name="Table Grid 3" w:semiHidden="1" w:unhideWhenUsed="1"/>
+    <w:lsdException w:name="Table Grid 4" w:semiHidden="1" w:unhideWhenUsed="1"/>
+    <w:lsdException w:name="Table Grid 5" w:semiHidden="1" w:unhideWhenUsed="1"/>
+    <w:lsdException w:name="Table Grid 6" w:semiHidden="1" w:unhideWhenUsed="1"/>
+    <w:lsdException w:name="Table Grid 7" w:semiHidden="1" w:unhideWhenUsed="1"/>
+    <w:lsdException w:name="Table Grid 8" w:semiHidden="1" w:unhideWhenUsed="1"/>
+    <w:lsdException w:name="Table List 1" w:semiHidden="1" w:unhideWhenUsed="1"/>
+    <w:lsdException w:name="Table List 2" w:semiHidden="1" w:unhideWhenUsed="1"/>
+    <w:lsdException w:name="Table List 3" w:semiHidden="1" w:unhideWhenUsed="1"/>
+    <w:lsdException w:name="Table List 4" w:semiHidden="1" w:unhideWhenUsed="1"/>
+    <w:lsdException w:name="Table List 5" w:semiHidden="1" w:unhideWhenUsed="1"/>
+    <w:lsdException w:name="Table List 6" w:semiHidden="1" w:unhideWhenUsed="1"/>
+    <w:lsdException w:name="Table List 7" w:semiHidden="1" w:unhideWhenUsed="1"/>
+    <w:lsdException w:name="Table List 8" w:semiHidden="1" w:unhideWhenUsed="1"/>
+    <w:lsdException w:name="Table 3D effects 1" w:semiHidden="1" w:unhideWhenUsed="1"/>
+    <w:lsdException w:name="Table 3D effects 2" w:semiHidden="1" w:unhideWhenUsed="1"/>
+    <w:lsdException w:name="Table 3D effects 3" w:semiHidden="1" w:unhideWhenUsed="1"/>
+    <w:lsdException w:name="Table Contemporary" w:semiHidden="1" w:unhideWhenUsed="1"/>
+    <w:lsdException w:name="Table Elegant" w:semiHidden="1" w:unhideWhenUsed="1"/>
+    <w:lsdException w:name="Table Professional" w:semiHidden="1" w:unhideWhenUsed="1"/>
+    <w:lsdException w:name="Table Subtle 1" w:semiHidden="1" w:unhideWhenUsed="1"/>
+    <w:lsdException w:name="Table Subtle 2" w:semiHidden="1" w:unhideWhenUsed="1"/>
+    <w:lsdException w:name="Table Web 1" w:semiHidden="1" w:unhideWhenUsed="1"/>
+    <w:lsdException w:name="Table Web 2" w:semiHidden="1" w:unhideWhenUsed="1"/>
+    <w:lsdException w:name="Table Web 3" w:semiHidden="1" w:unhideWhenUsed="1"/>
+    <w:lsdException w:name="Balloon Text" w:semiHidden="1" w:unhideWhenUsed="1"/>
+    <w:lsdException w:name="Table Grid" w:uiPriority="39"/>
+    <w:lsdException w:name="Table Theme" w:semiHidden="1" w:unhideWhenUsed="1"/>
+    <w:lsdException w:name="Placeholder Text" w:semiHidden="1"/>
+    <w:lsdException w:name="No Spacing" w:uiPriority="1" w:qFormat="1"/>
+    <w:lsdException w:name="Light Shading" w:uiPriority="60"/>
+    <w:lsdException w:name="Light List" w:uiPriority="61"/>
+    <w:lsdException w:name="Light Grid" w:uiPriority="62"/>
+    <w:lsdException w:name="Medium Shading 1" w:uiPriority="63"/>
+    <w:lsdException w:name="Medium Shading 2" w:uiPriority="64"/>
+    <w:lsdException w:name="Medium List 1" w:uiPriority="65"/>
+    <w:lsdException w:name="Medium List 2" w:uiPriority="66"/>
+    <w:lsdException w:name="Medium Grid 1" w:uiPriority="67"/>
+    <w:lsdException w:name="Medium Grid 2" w:uiPriority="68"/>
+    <w:lsdException w:name="Medium Grid 3" w:uiPriority="69"/>
+    <w:lsdException w:name="Dark List" w:uiPriority="70"/>
+    <w:lsdException w:name="Colorful Shading" w:uiPriority="71"/>
+    <w:lsdException w:name="Colorful List" w:uiPriority="72"/>
+    <w:lsdException w:name="Colorful Grid" w:uiPriority="73"/>
+    <w:lsdException w:name="Light Shading Accent 1" w:uiPriority="60"/>
+    <w:lsdException w:name="Light List Accent 1" w:uiPriority="61"/>
+    <w:lsdException w:name="Light Grid Accent 1" w:uiPriority="62"/>
+    <w:lsdException w:name="Medium Shading 1 Accent 1" w:uiPriority="63"/>
+    <w:lsdException w:name="Medium Shading 2 Accent 1" w:uiPriority="64"/>
+    <w:lsdException w:name="Medium List 1 Accent 1" w:uiPriority="65"/>
+    <w:lsdException w:name="Revision" w:semiHidden="1"/>
+    <w:lsdException w:name="List Paragraph" w:uiPriority="34" w:qFormat="1"/>
+    <w:lsdException w:name="Quote" w:uiPriority="29" w:qFormat="1"/>
+    <w:lsdException w:name="Intense Quote" w:uiPriority="30" w:qFormat="1"/>
+    <w:lsdException w:name="Medium List 2 Accent 1" w:uiPriority="66"/>
+    <w:lsdException w:name="Medium Grid 1 Accent 1" w:uiPriority="67"/>
+    <w:lsdException w:name="Medium Grid 2 Accent 1" w:uiPriority="68"/>
+    <w:lsdException w:name="Medium Grid 3 Accent 1" w:uiPriority="69"/>
+    <w:lsdException w:name="Dark List Accent 1" w:uiPriority="70"/>
+    <w:lsdException w:name="Colorful Shading Accent 1" w:uiPriority="71"/>
+    <w:lsdException w:name="Colorful List Accent 1" w:uiPriority="72"/>
+    <w:lsdException w:name="Colorful Grid Accent 1" w:uiPriority="73"/>
+    <w:lsdException w:name="Light Shading Accent 2" w:uiPriority="60"/>
+    <w:lsdException w:name="Light List Accent 2" w:uiPriority="61"/>
+    <w:lsdException w:name="Light Grid Accent 2" w:uiPriority="62"/>
+    <w:lsdException w:name="Medium Shading 1 Accent 2" w:uiPriority="63"/>
+    <w:lsdException w:name="Medium Shading 2 Accent 2" w:uiPriority="64"/>
+    <w:lsdException w:name="Medium List 1 Accent 2" w:uiPriority="65"/>
+    <w:lsdException w:name="Medium List 2 Accent 2" w:uiPriority="66"/>
+    <w:lsdException w:name="Medium Grid 1 Accent 2" w:uiPriority="67"/>
+    <w:lsdException w:name="Medium Grid 2 Accent 2" w:uiPriority="68"/>
+    <w:lsdException w:name="Medium Grid 3 Accent 2" w:uiPriority="69"/>
+    <w:lsdException w:name="Dark List Accent 2" w:uiPriority="70"/>
+    <w:lsdException w:name="Colorful Shading Accent 2" w:uiPriority="71"/>
+    <w:lsdException w:name="Colorful List Accent 2" w:uiPriority="72"/>
+    <w:lsdException w:name="Colorful Grid Accent 2" w:uiPriority="73"/>
+    <w:lsdException w:name="Light Shading Accent 3" w:uiPriority="60"/>
+    <w:lsdException w:name="Light List Accent 3" w:uiPriority="61"/>
+    <w:lsdException w:name="Light Grid Accent 3" w:uiPriority="62"/>
+    <w:lsdException w:name="Medium Shading 1 Accent 3" w:uiPriority="63"/>
+    <w:lsdException w:name="Medium Shading 2 Accent 3" w:uiPriority="64"/>
+    <w:lsdException w:name="Medium List 1 Accent 3" w:uiPriority="65"/>
+    <w:lsdException w:name="Medium List 2 Accent 3" w:uiPriority="66"/>
+    <w:lsdException w:name="Medium Grid 1 Accent 3" w:uiPriority="67"/>
+    <w:lsdException w:name="Medium Grid 2 Accent 3" w:uiPriority="68"/>
+    <w:lsdException w:name="Medium Grid 3 Accent 3" w:uiPriority="69"/>
+    <w:lsdException w:name="Dark List Accent 3" w:uiPriority="70"/>
+    <w:lsdException w:name="Colorful Shading Accent 3" w:uiPriority="71"/>
+    <w:lsdException w:name="Colorful List Accent 3" w:uiPriority="72"/>
+    <w:lsdException w:name="Colorful Grid Accent 3" w:uiPriority="73"/>
+    <w:lsdException w:name="Light Shading Accent 4" w:uiPriority="60"/>
+    <w:lsdException w:name="Light List Accent 4" w:uiPriority="61"/>
+    <w:lsdException w:name="Light Grid Accent 4" w:uiPriority="62"/>
+    <w:lsdException w:name="Medium Shading 1 Accent 4" w:uiPriority="63"/>
+    <w:lsdException w:name="Medium Shading 2 Accent 4" w:uiPriority="64"/>
+    <w:lsdException w:name="Medium List 1 Accent 4" w:uiPriority="65"/>
+    <w:lsdException w:name="Medium List 2 Accent 4" w:uiPriority="66"/>
+    <w:lsdException w:name="Medium Grid 1 Accent 4" w:uiPriority="67"/>
+    <w:lsdException w:name="Medium Grid 2 Accent 4" w:uiPriority="68"/>
+    <w:lsdException w:name="Medium Grid 3 Accent 4" w:uiPriority="69"/>
+    <w:lsdException w:name="Dark List Accent 4" w:uiPriority="70"/>
+    <w:lsdException w:name="Colorful Shading Accent 4" w:uiPriority="71"/>
+    <w:lsdException w:name="Colorful List Accent 4" w:uiPriority="72"/>
+    <w:lsdException w:name="Colorful Grid Accent 4" w:uiPriority="73"/>
+    <w:lsdException w:name="Light Shading Accent 5" w:uiPriority="60"/>
+    <w:lsdException w:name="Light List Accent 5" w:uiPriority="61"/>
+    <w:lsdException w:name="Light Grid Accent 5" w:uiPriority="62"/>
+    <w:lsdException w:name="Medium Shading 1 Accent 5" w:uiPriority="63"/>
+    <w:lsdException w:name="Medium Shading 2 Accent 5" w:uiPriority="64"/>
+    <w:lsdException w:name="Medium List 1 Accent 5" w:uiPriority="65"/>
+    <w:lsdException w:name="Medium List 2 Accent 5" w:uiPriority="66"/>
+    <w:lsdException w:name="Medium Grid 1 Accent 5" w:uiPriority="67"/>
+    <w:lsdException w:name="Medium Grid 2 Accent 5" w:uiPriority="68"/>
+    <w:lsdException w:name="Medium Grid 3 Accent 5" w:uiPriority="69"/>
+    <w:lsdException w:name="Dark List Accent 5" w:uiPriority="70"/>
+    <w:lsdException w:name="Colorful Shading Accent 5" w:uiPriority="71"/>
+    <w:lsdException w:name="Colorful List Accent 5" w:uiPriority="72"/>
+    <w:lsdException w:name="Colorful Grid Accent 5" w:uiPriority="73"/>
+    <w:lsdException w:name="Light Shading Accent 6" w:uiPriority="60"/>
+    <w:lsdException w:name="Light List Accent 6" w:uiPriority="61"/>
+    <w:lsdException w:name="Light Grid Accent 6" w:uiPriority="62"/>
+    <w:lsdException w:name="Medium Shading 1 Accent 6" w:uiPriority="63"/>
+    <w:lsdException w:name="Medium Shading 2 Accent 6" w:uiPriority="64"/>
+    <w:lsdException w:name="Medium List 1 Accent 6" w:uiPriority="65"/>
+    <w:lsdException w:name="Medium List 2 Accent 6" w:uiPriority="66"/>
+    <w:lsdException w:name="Medium Grid 1 Accent 6" w:uiPriority="67"/>
+    <w:lsdException w:name="Medium Grid 2 Accent 6" w:uiPriority="68"/>
+    <w:lsdException w:name="Medium Grid 3 Accent 6" w:uiPriority="69"/>
+    <w:lsdException w:name="Dark List Accent 6" w:uiPriority="70"/>
+    <w:lsdException w:name="Colorful Shading Accent 6" w:uiPriority="71"/>
+    <w:lsdException w:name="Colorful List Accent 6" w:uiPriority="72"/>
+    <w:lsdException w:name="Colorful Grid Accent 6" w:uiPriority="73"/>
+    <w:lsdException w:name="Subtle Emphasis" w:uiPriority="19" w:qFormat="1"/>
+    <w:lsdException w:name="Intense Emphasis" w:uiPriority="21" w:qFormat="1"/>
+    <w:lsdException w:name="Subtle Reference" w:uiPriority="31" w:qFormat="1"/>
+    <w:lsdException w:name="Intense Reference" w:uiPriority="32" w:qFormat="1"/>
+    <w:lsdException w:name="Book Title" w:uiPriority="33" w:qFormat="1"/>
+    <w:lsdException w:name="Bibliography" w:semiHidden="1" w:uiPriority="37" w:unhideWhenUsed="1"/>
+    <w:lsdException w:name="TOC Heading" w:semiHidden="1" w:uiPriority="39" w:unhideWhenUsed="1" w:qFormat="1"/>
+    <w:lsdException w:name="Plain Table 1" w:uiPriority="41"/>
+    <w:lsdException w:name="Plain Table 2" w:uiPriority="42"/>
+    <w:lsdException w:name="Plain Table 3" w:uiPriority="43"/>
+    <w:lsdException w:name="Plain Table 4" w:uiPriority="44"/>
+    <w:lsdException w:name="Plain Table 5" w:uiPriority="45"/>
+    <w:lsdException w:name="Grid Table Light" w:uiPriority="40"/>
+    <w:lsdException w:name="Grid Table 1 Light" w:uiPriority="46"/>
+    <w:lsdException w:name="Grid Table 2" w:uiPriority="47"/>
+    <w:lsdException w:name="Grid Table 3" w:uiPriority="48"/>
+    <w:lsdException w:name="Grid Table 4" w:uiPriority="49"/>
+    <w:lsdException w:name="Grid Table 5 Dark" w:uiPriority="50"/>
+    <w:lsdException w:name="Grid Table 6 Colorful" w:uiPriority="51"/>
+    <w:lsdException w:name="Grid Table 7 Colorful" w:uiPriority="52"/>
+    <w:lsdException w:name="Grid Table 1 Light Accent 1" w:uiPriority="46"/>
+    <w:lsdException w:name="Grid Table 2 Accent 1" w:uiPriority="47"/>
+    <w:lsdException w:name="Grid Table 3 Accent 1" w:uiPriority="48"/>
+    <w:lsdException w:name="Grid Table 4 Accent 1" w:uiPriority="49"/>
+    <w:lsdException w:name="Grid Table 5 Dark Accent 1" w:uiPriority="50"/>
+    <w:lsdException w:name="Grid Table 6 Colorful Accent 1" w:uiPriority="51"/>
+    <w:lsdException w:name="Grid Table 7 Colorful Accent 1" w:uiPriority="52"/>
+    <w:lsdException w:name="Grid Table 1 Light Accent 2" w:uiPriority="46"/>
+    <w:lsdException w:name="Grid Table 2 Accent 2" w:uiPriority="47"/>
+    <w:lsdException w:name="Grid Table 3 Accent 2" w:uiPriority="48"/>
+    <w:lsdException w:name="Grid Table 4 Accent 2" w:uiPriority="49"/>
+    <w:lsdException w:name="Grid Table 5 Dark Accent 2" w:uiPriority="50"/>
+    <w:lsdException w:name="Grid Table 6 Colorful Accent 2" w:uiPriority="51"/>
+    <w:lsdException w:name="Grid Table 7 Colorful Accent 2" w:uiPriority="52"/>
+    <w:lsdException w:name="Grid Table 1 Light Accent 3" w:uiPriority="46"/>
+    <w:lsdException w:name="Grid Table 2 Accent 3" w:uiPriority="47"/>
+    <w:lsdException w:name="Grid Table 3 Accent 3" w:uiPriority="48"/>
+    <w:lsdException w:name="Grid Table 4 Accent 3" w:uiPriority="49"/>
+    <w:lsdException w:name="Grid Table 5 Dark Accent 3" w:uiPriority="50"/>
+    <w:lsdException w:name="Grid Table 6 Colorful Accent 3" w:uiPriority="51"/>
+    <w:lsdException w:name="Grid Table 7 Colorful Accent 3" w:uiPriority="52"/>
+    <w:lsdException w:name="Grid Table 1 Light Accent 4" w:uiPriority="46"/>
+    <w:lsdException w:name="Grid Table 2 Accent 4" w:uiPriority="47"/>
+    <w:lsdException w:name="Grid Table 3 Accent 4" w:uiPriority="48"/>
+    <w:lsdException w:name="Grid Table 4 Accent 4" w:uiPriority="49"/>
+    <w:lsdException w:name="Grid Table 5 Dark Accent 4" w:uiPriority="50"/>
+    <w:lsdException w:name="Grid Table 6 Colorful Accent 4" w:uiPriority="51"/>
+    <w:lsdException w:name="Grid Table 7 Colorful Accent 4" w:uiPriority="52"/>
+    <w:lsdException w:name="Grid Table 1 Light Accent 5" w:uiPriority="46"/>
+    <w:lsdException w:name="Grid Table 2 Accent 5" w:uiPriority="47"/>
+    <w:lsdException w:name="Grid Table 3 Accent 5" w:uiPriority="48"/>
+    <w:lsdException w:name="Grid Table 4 Accent 5" w:uiPriority="49"/>
+    <w:lsdException w:name="Grid Table 5 Dark Accent 5" w:uiPriority="50"/>
+    <w:lsdException w:name="Grid Table 6 Colorful Accent 5" w:uiPriority="51"/>
+    <w:lsdException w:name="Grid Table 7 Colorful Accent 5" w:uiPriority="52"/>
+    <w:lsdException w:name="Grid Table 1 Light Accent 6" w:uiPriority="46"/>
+    <w:lsdException w:name="Grid Table 2 Accent 6" w:uiPriority="47"/>
+    <w:lsdException w:name="Grid Table 3 Accent 6" w:uiPriority="48"/>
+    <w:lsdException w:name="Grid Table 4 Accent 6" w:uiPriority="49"/>
+    <w:lsdException w:name="Grid Table 5 Dark Accent 6" w:uiPriority="50"/>
+    <w:lsdException w:name="Grid Table 6 Colorful Accent 6" w:uiPriority="51"/>
+    <w:lsdException w:name="Grid Table 7 Colorful Accent 6" w:uiPriority="52"/>
+    <w:lsdException w:name="List Table 1 Light" w:uiPriority="46"/>
+    <w:lsdException w:name="List Table 2" w:uiPriority="47"/>
+    <w:lsdException w:name="List Table 3" w:uiPriority="48"/>
+    <w:lsdException w:name="List Table 4" w:uiPriority="49"/>
+    <w:lsdException w:name="List Table 5 Dark" w:uiPriority="50"/>
+    <w:lsdException w:name="List Table 6 Colorful" w:uiPriority="51"/>
+    <w:lsdException w:name="List Table 7 Colorful" w:uiPriority="52"/>
+    <w:lsdException w:name="List Table 1 Light Accent 1" w:uiPriority="46"/>
+    <w:lsdException w:name="List Table 2 Accent 1" w:uiPriority="47"/>
+    <w:lsdException w:name="List Table 3 Accent 1" w:uiPriority="48"/>
+    <w:lsdException w:name="List Table 4 Accent 1" w:uiPriority="49"/>
+    <w:lsdException w:name="List Table 5 Dark Accent 1" w:uiPriority="50"/>
+    <w:lsdException w:name="List Table 6 Colorful Accent 1" w:uiPriority="51"/>
+    <w:lsdException w:name="List Table 7 Colorful Accent 1" w:uiPriority="52"/>
+    <w:lsdException w:name="List Table 1 Light Accent 2" w:uiPriority="46"/>
+    <w:lsdException w:name="List Table 2 Accent 2" w:uiPriority="47"/>
+    <w:lsdException w:name="List Table 3 Accent 2" w:uiPriority="48"/>
+    <w:lsdException w:name="List Table 4 Accent 2" w:uiPriority="49"/>
+    <w:lsdException w:name="List Table 5 Dark Accent 2" w:uiPriority="50"/>
+    <w:lsdException w:name="List Table 6 Colorful Accent 2" w:uiPriority="51"/>
+    <w:lsdException w:name="List Table 7 Colorful Accent 2" w:uiPriority="52"/>
+    <w:lsdException w:name="List Table 1 Light Accent 3" w:uiPriority="46"/>
+    <w:lsdException w:name="List Table 2 Accent 3" w:uiPriority="47"/>
+    <w:lsdException w:name="List Table 3 Accent 3" w:uiPriority="48"/>
+    <w:lsdException w:name="List Table 4 Accent 3" w:uiPriority="49"/>
+    <w:lsdException w:name="List Table 5 Dark Accent 3" w:uiPriority="50"/>
+    <w:lsdException w:name="List Table 6 Colorful Accent 3" w:uiPriority="51"/>
+    <w:lsdException w:name="List Table 7 Colorful Accent 3" w:uiPriority="52"/>
+    <w:lsdException w:name="List Table 1 Light Accent 4" w:uiPriority="46"/>
+    <w:lsdException w:name="List Table 2 Accent 4" w:uiPriority="47"/>
+    <w:lsdException w:name="List Table 3 Accent 4" w:uiPriority="48"/>
+    <w:lsdException w:name="List Table 4 Accent 4" w:uiPriority="49"/>
+    <w:lsdException w:name="List Table 5 Dark Accent 4" w:uiPriority="50"/>
+    <w:lsdException w:name="List Table 6 Colorful Accent 4" w:uiPriority="51"/>
+    <w:lsdException w:name="List Table 7 Colorful Accent 4" w:uiPriority="52"/>
+    <w:lsdException w:name="List Table 1 Light Accent 5" w:uiPriority="46"/>
+    <w:lsdException w:name="List Table 2 Accent 5" w:uiPriority="47"/>
+    <w:lsdException w:name="List Table 3 Accent 5" w:uiPriority="48"/>
+    <w:lsdException w:name="List Table 4 Accent 5" w:uiPriority="49"/>
+    <w:lsdException w:name="List Table 5 Dark Accent 5" w:uiPriority="50"/>
+    <w:lsdException w:name="List Table 6 Colorful Accent 5" w:uiPriority="51"/>
+    <w:lsdException w:name="List Table 7 Colorful Accent 5" w:uiPriority="52"/>
+    <w:lsdException w:name="List Table 1 Light Accent 6" w:uiPriority="46"/>
+    <w:lsdException w:name="List Table 2 Accent 6" w:uiPriority="47"/>
+    <w:lsdException w:name="List Table 3 Accent 6" w:uiPriority="48"/>
+    <w:lsdException w:name="List Table 4 Accent 6" w:uiPriority="49"/>
+    <w:lsdException w:name="List Table 5 Dark Accent 6" w:uiPriority="50"/>
+    <w:lsdException w:name="List Table 6 Colorful Accent 6" w:uiPriority="51"/>
+    <w:lsdException w:name="List Table 7 Colorful Accent 6" w:uiPriority="52"/>
+    <w:lsdException w:name="Mention" w:semiHidden="1" w:unhideWhenUsed="1"/>
+    <w:lsdException w:name="Smart Hyperlink" w:semiHidden="1" w:unhideWhenUsed="1"/>
+    <w:lsdException w:name="Hashtag" w:semiHidden="1" w:unhideWhenUsed="1"/>
+    <w:lsdException w:name="Unresolved Mention" w:semiHidden="1" w:unhideWhenUsed="1"/>
+    <w:lsdException w:name="Smart Link" w:semiHidden="1" w:unhideWhenUsed="1"/>
+  </w:latentStyles>
+  <w:style w:type="paragraph" w:default="1" w:styleId="Normal">
+    <w:name w:val="Normal"/>
     <w:qFormat/>
-    <w:rPr>
-      <w:sz w:val="56"/>
-      <w:szCs w:val="56"/>
-    </w:rPr>
   </w:style>
   <w:style w:type="paragraph" w:styleId="Heading1">
-    <w:name w:val="Heading 1"/>
-    <w:basedOn w:val="Normal"/>
-    <w:next w:val="Normal"/>
+    <w:name w:val="heading 1"/>
+    <w:uiPriority w:val="9"/>
     <w:qFormat/>
+    <w:pPr>
+      <w:outlineLvl w:val="0"/>
+    </w:pPr>
     <w:rPr>
       <w:color w:val="2E74B5"/>
       <w:sz w:val="32"/>
@@ -4589,10 +6443,14 @@
     </w:rPr>
   </w:style>
   <w:style w:type="paragraph" w:styleId="Heading2">
-    <w:name w:val="Heading 2"/>
-    <w:basedOn w:val="Normal"/>
-    <w:next w:val="Normal"/>
+    <w:name w:val="heading 2"/>
+    <w:uiPriority w:val="9"/>
+    <w:semiHidden/>
+    <w:unhideWhenUsed/>
     <w:qFormat/>
+    <w:pPr>
+      <w:outlineLvl w:val="1"/>
+    </w:pPr>
     <w:rPr>
       <w:color w:val="2E74B5"/>
       <w:sz w:val="26"/>
@@ -4600,10 +6458,14 @@
     </w:rPr>
   </w:style>
   <w:style w:type="paragraph" w:styleId="Heading3">
-    <w:name w:val="Heading 3"/>
-    <w:basedOn w:val="Normal"/>
-    <w:next w:val="Normal"/>
+    <w:name w:val="heading 3"/>
+    <w:uiPriority w:val="9"/>
+    <w:semiHidden/>
+    <w:unhideWhenUsed/>
     <w:qFormat/>
+    <w:pPr>
+      <w:outlineLvl w:val="2"/>
+    </w:pPr>
     <w:rPr>
       <w:color w:val="1F4D78"/>
       <w:sz w:val="24"/>
@@ -4611,10 +6473,14 @@
     </w:rPr>
   </w:style>
   <w:style w:type="paragraph" w:styleId="Heading4">
-    <w:name w:val="Heading 4"/>
-    <w:basedOn w:val="Normal"/>
-    <w:next w:val="Normal"/>
+    <w:name w:val="heading 4"/>
+    <w:uiPriority w:val="9"/>
+    <w:semiHidden/>
+    <w:unhideWhenUsed/>
     <w:qFormat/>
+    <w:pPr>
+      <w:outlineLvl w:val="3"/>
+    </w:pPr>
     <w:rPr>
       <w:i/>
       <w:iCs/>
@@ -4622,27 +6488,69 @@
     </w:rPr>
   </w:style>
   <w:style w:type="paragraph" w:styleId="Heading5">
-    <w:name w:val="Heading 5"/>
-    <w:basedOn w:val="Normal"/>
-    <w:next w:val="Normal"/>
+    <w:name w:val="heading 5"/>
+    <w:uiPriority w:val="9"/>
+    <w:semiHidden/>
+    <w:unhideWhenUsed/>
     <w:qFormat/>
+    <w:pPr>
+      <w:outlineLvl w:val="4"/>
+    </w:pPr>
     <w:rPr>
       <w:color w:val="2E74B5"/>
     </w:rPr>
   </w:style>
   <w:style w:type="paragraph" w:styleId="Heading6">
-    <w:name w:val="Heading 6"/>
-    <w:basedOn w:val="Normal"/>
-    <w:next w:val="Normal"/>
+    <w:name w:val="heading 6"/>
+    <w:uiPriority w:val="9"/>
+    <w:semiHidden/>
+    <w:unhideWhenUsed/>
     <w:qFormat/>
+    <w:pPr>
+      <w:outlineLvl w:val="5"/>
+    </w:pPr>
     <w:rPr>
       <w:color w:val="1F4D78"/>
     </w:rPr>
   </w:style>
-  <w:style w:type="paragraph" w:styleId="Strong">
-    <w:name w:val="Strong"/>
-    <w:basedOn w:val="Normal"/>
-    <w:next w:val="Normal"/>
+  <w:style w:type="character" w:default="1" w:styleId="DefaultParagraphFont">
+    <w:name w:val="Default Paragraph Font"/>
+    <w:uiPriority w:val="1"/>
+    <w:semiHidden/>
+    <w:unhideWhenUsed/>
+  </w:style>
+  <w:style w:type="table" w:default="1" w:styleId="TableNormal">
+    <w:name w:val="Normal Table"/>
+    <w:uiPriority w:val="99"/>
+    <w:semiHidden/>
+    <w:unhideWhenUsed/>
+    <w:tblPr>
+      <w:tblInd w:w="0" w:type="dxa"/>
+      <w:tblCellMar>
+        <w:top w:w="0" w:type="dxa"/>
+        <w:left w:w="108" w:type="dxa"/>
+        <w:bottom w:w="0" w:type="dxa"/>
+        <w:right w:w="108" w:type="dxa"/>
+      </w:tblCellMar>
+    </w:tblPr>
+  </w:style>
+  <w:style w:type="numbering" w:default="1" w:styleId="NoList">
+    <w:name w:val="No List"/>
+    <w:uiPriority w:val="99"/>
+    <w:semiHidden/>
+    <w:unhideWhenUsed/>
+  </w:style>
+  <w:style w:type="paragraph" w:styleId="Title">
+    <w:name w:val="Title"/>
+    <w:uiPriority w:val="10"/>
+    <w:qFormat/>
+    <w:rPr>
+      <w:sz w:val="56"/>
+      <w:szCs w:val="56"/>
+    </w:rPr>
+  </w:style>
+  <w:style w:type="paragraph" w:customStyle="1" w:styleId="Strong1">
+    <w:name w:val="Strong1"/>
     <w:qFormat/>
     <w:rPr>
       <w:b/>
@@ -4651,12 +6559,10 @@
   </w:style>
   <w:style w:type="paragraph" w:styleId="ListParagraph">
     <w:name w:val="List Paragraph"/>
-    <w:basedOn w:val="Normal"/>
     <w:qFormat/>
   </w:style>
   <w:style w:type="character" w:styleId="Hyperlink">
     <w:name w:val="Hyperlink"/>
-    <w:basedOn w:val="DefaultParagraphFont"/>
     <w:uiPriority w:val="99"/>
     <w:unhideWhenUsed/>
     <w:rPr>
@@ -4666,7 +6572,6 @@
   </w:style>
   <w:style w:type="character" w:styleId="FootnoteReference">
     <w:name w:val="footnote reference"/>
-    <w:basedOn w:val="DefaultParagraphFont"/>
     <w:uiPriority w:val="99"/>
     <w:semiHidden/>
     <w:unhideWhenUsed/>
@@ -4676,22 +6581,17 @@
   </w:style>
   <w:style w:type="paragraph" w:styleId="FootnoteText">
     <w:name w:val="footnote text"/>
-    <w:basedOn w:val="Normal"/>
     <w:link w:val="FootnoteTextChar"/>
     <w:uiPriority w:val="99"/>
     <w:semiHidden/>
     <w:unhideWhenUsed/>
-    <w:pPr>
-      <w:spacing w:after="0" w:line="240" w:lineRule="auto"/>
-    </w:pPr>
     <w:rPr>
       <w:sz w:val="20"/>
       <w:szCs w:val="20"/>
     </w:rPr>
   </w:style>
-  <w:style w:type="character" w:styleId="FootnoteTextChar">
+  <w:style w:type="character" w:customStyle="1" w:styleId="FootnoteTextChar">
     <w:name w:val="Footnote Text Char"/>
-    <w:basedOn w:val="DefaultParagraphFont"/>
     <w:link w:val="FootnoteText"/>
     <w:uiPriority w:val="99"/>
     <w:semiHidden/>
@@ -4703,7 +6603,6 @@
   </w:style>
   <w:style w:type="character" w:styleId="EndnoteReference">
     <w:name w:val="endnote reference"/>
-    <w:basedOn w:val="DefaultParagraphFont"/>
     <w:uiPriority w:val="99"/>
     <w:semiHidden/>
     <w:unhideWhenUsed/>
@@ -4713,22 +6612,17 @@
   </w:style>
   <w:style w:type="paragraph" w:styleId="EndnoteText">
     <w:name w:val="endnote text"/>
-    <w:basedOn w:val="Normal"/>
     <w:link w:val="EndnoteTextChar"/>
     <w:uiPriority w:val="99"/>
     <w:semiHidden/>
     <w:unhideWhenUsed/>
-    <w:pPr>
-      <w:spacing w:after="0" w:line="240" w:lineRule="auto"/>
-    </w:pPr>
     <w:rPr>
       <w:sz w:val="20"/>
       <w:szCs w:val="20"/>
     </w:rPr>
   </w:style>
-  <w:style w:type="character" w:styleId="EndnoteTextChar">
+  <w:style w:type="character" w:customStyle="1" w:styleId="EndnoteTextChar">
     <w:name w:val="Endnote Text Char"/>
-    <w:basedOn w:val="DefaultParagraphFont"/>
     <w:link w:val="EndnoteText"/>
     <w:uiPriority w:val="99"/>
     <w:semiHidden/>
@@ -4739,4 +6633,299 @@
     </w:rPr>
   </w:style>
 </w:styles>
+</file>
+
+<file path=word/theme/theme1.xml><?xml version="1.0" encoding="utf-8"?>
+<a:theme xmlns:a="http://schemas.openxmlformats.org/drawingml/2006/main" name="Office Theme">
+  <a:themeElements>
+    <a:clrScheme name="Office">
+      <a:dk1>
+        <a:sysClr val="windowText" lastClr="000000"/>
+      </a:dk1>
+      <a:lt1>
+        <a:sysClr val="window" lastClr="FFFFFF"/>
+      </a:lt1>
+      <a:dk2>
+        <a:srgbClr val="44546A"/>
+      </a:dk2>
+      <a:lt2>
+        <a:srgbClr val="E7E6E6"/>
+      </a:lt2>
+      <a:accent1>
+        <a:srgbClr val="4472C4"/>
+      </a:accent1>
+      <a:accent2>
+        <a:srgbClr val="ED7D31"/>
+      </a:accent2>
+      <a:accent3>
+        <a:srgbClr val="A5A5A5"/>
+      </a:accent3>
+      <a:accent4>
+        <a:srgbClr val="FFC000"/>
+      </a:accent4>
+      <a:accent5>
+        <a:srgbClr val="5B9BD5"/>
+      </a:accent5>
+      <a:accent6>
+        <a:srgbClr val="70AD47"/>
+      </a:accent6>
+      <a:hlink>
+        <a:srgbClr val="0563C1"/>
+      </a:hlink>
+      <a:folHlink>
+        <a:srgbClr val="954F72"/>
+      </a:folHlink>
+    </a:clrScheme>
+    <a:fontScheme name="Office">
+      <a:majorFont>
+        <a:latin typeface="Calibri Light" panose="020F0302020204030204"/>
+        <a:ea typeface=""/>
+        <a:cs typeface=""/>
+        <a:font script="Jpan" typeface="游ゴシック Light"/>
+        <a:font script="Hang" typeface="맑은 고딕"/>
+        <a:font script="Hans" typeface="等线 Light"/>
+        <a:font script="Hant" typeface="新細明體"/>
+        <a:font script="Arab" typeface="Times New Roman"/>
+        <a:font script="Hebr" typeface="Times New Roman"/>
+        <a:font script="Thai" typeface="Angsana New"/>
+        <a:font script="Ethi" typeface="Nyala"/>
+        <a:font script="Beng" typeface="Vrinda"/>
+        <a:font script="Gujr" typeface="Shruti"/>
+        <a:font script="Khmr" typeface="MoolBoran"/>
+        <a:font script="Knda" typeface="Tunga"/>
+        <a:font script="Guru" typeface="Raavi"/>
+        <a:font script="Cans" typeface="Euphemia"/>
+        <a:font script="Cher" typeface="Plantagenet Cherokee"/>
+        <a:font script="Yiii" typeface="Microsoft Yi Baiti"/>
+        <a:font script="Tibt" typeface="Microsoft Himalaya"/>
+        <a:font script="Thaa" typeface="MV Boli"/>
+        <a:font script="Deva" typeface="Mangal"/>
+        <a:font script="Telu" typeface="Gautami"/>
+        <a:font script="Taml" typeface="Latha"/>
+        <a:font script="Syrc" typeface="Estrangelo Edessa"/>
+        <a:font script="Orya" typeface="Kalinga"/>
+        <a:font script="Mlym" typeface="Kartika"/>
+        <a:font script="Laoo" typeface="DokChampa"/>
+        <a:font script="Sinh" typeface="Iskoola Pota"/>
+        <a:font script="Mong" typeface="Mongolian Baiti"/>
+        <a:font script="Viet" typeface="Times New Roman"/>
+        <a:font script="Uigh" typeface="Microsoft Uighur"/>
+        <a:font script="Geor" typeface="Sylfaen"/>
+        <a:font script="Armn" typeface="Arial"/>
+        <a:font script="Bugi" typeface="Leelawadee UI"/>
+        <a:font script="Bopo" typeface="Microsoft JhengHei"/>
+        <a:font script="Java" typeface="Javanese Text"/>
+        <a:font script="Lisu" typeface="Segoe UI"/>
+        <a:font script="Mymr" typeface="Myanmar Text"/>
+        <a:font script="Nkoo" typeface="Ebrima"/>
+        <a:font script="Olck" typeface="Nirmala UI"/>
+        <a:font script="Osma" typeface="Ebrima"/>
+        <a:font script="Phag" typeface="Phagspa"/>
+        <a:font script="Syrn" typeface="Estrangelo Edessa"/>
+        <a:font script="Syrj" typeface="Estrangelo Edessa"/>
+        <a:font script="Syre" typeface="Estrangelo Edessa"/>
+        <a:font script="Sora" typeface="Nirmala UI"/>
+        <a:font script="Tale" typeface="Microsoft Tai Le"/>
+        <a:font script="Talu" typeface="Microsoft New Tai Lue"/>
+        <a:font script="Tfng" typeface="Ebrima"/>
+      </a:majorFont>
+      <a:minorFont>
+        <a:latin typeface="Calibri" panose="020F0502020204030204"/>
+        <a:ea typeface=""/>
+        <a:cs typeface=""/>
+        <a:font script="Jpan" typeface="游明朝"/>
+        <a:font script="Hang" typeface="맑은 고딕"/>
+        <a:font script="Hans" typeface="等线"/>
+        <a:font script="Hant" typeface="新細明體"/>
+        <a:font script="Arab" typeface="Arial"/>
+        <a:font script="Hebr" typeface="Arial"/>
+        <a:font script="Thai" typeface="Cordia New"/>
+        <a:font script="Ethi" typeface="Nyala"/>
+        <a:font script="Beng" typeface="Vrinda"/>
+        <a:font script="Gujr" typeface="Shruti"/>
+        <a:font script="Khmr" typeface="DaunPenh"/>
+        <a:font script="Knda" typeface="Tunga"/>
+        <a:font script="Guru" typeface="Raavi"/>
+        <a:font script="Cans" typeface="Euphemia"/>
+        <a:font script="Cher" typeface="Plantagenet Cherokee"/>
+        <a:font script="Yiii" typeface="Microsoft Yi Baiti"/>
+        <a:font script="Tibt" typeface="Microsoft Himalaya"/>
+        <a:font script="Thaa" typeface="MV Boli"/>
+        <a:font script="Deva" typeface="Mangal"/>
+        <a:font script="Telu" typeface="Gautami"/>
+        <a:font script="Taml" typeface="Latha"/>
+        <a:font script="Syrc" typeface="Estrangelo Edessa"/>
+        <a:font script="Orya" typeface="Kalinga"/>
+        <a:font script="Mlym" typeface="Kartika"/>
+        <a:font script="Laoo" typeface="DokChampa"/>
+        <a:font script="Sinh" typeface="Iskoola Pota"/>
+        <a:font script="Mong" typeface="Mongolian Baiti"/>
+        <a:font script="Viet" typeface="Arial"/>
+        <a:font script="Uigh" typeface="Microsoft Uighur"/>
+        <a:font script="Geor" typeface="Sylfaen"/>
+        <a:font script="Armn" typeface="Arial"/>
+        <a:font script="Bugi" typeface="Leelawadee UI"/>
+        <a:font script="Bopo" typeface="Microsoft JhengHei"/>
+        <a:font script="Java" typeface="Javanese Text"/>
+        <a:font script="Lisu" typeface="Segoe UI"/>
+        <a:font script="Mymr" typeface="Myanmar Text"/>
+        <a:font script="Nkoo" typeface="Ebrima"/>
+        <a:font script="Olck" typeface="Nirmala UI"/>
+        <a:font script="Osma" typeface="Ebrima"/>
+        <a:font script="Phag" typeface="Phagspa"/>
+        <a:font script="Syrn" typeface="Estrangelo Edessa"/>
+        <a:font script="Syrj" typeface="Estrangelo Edessa"/>
+        <a:font script="Syre" typeface="Estrangelo Edessa"/>
+        <a:font script="Sora" typeface="Nirmala UI"/>
+        <a:font script="Tale" typeface="Microsoft Tai Le"/>
+        <a:font script="Talu" typeface="Microsoft New Tai Lue"/>
+        <a:font script="Tfng" typeface="Ebrima"/>
+      </a:minorFont>
+    </a:fontScheme>
+    <a:fmtScheme name="Office">
+      <a:fillStyleLst>
+        <a:solidFill>
+          <a:schemeClr val="phClr"/>
+        </a:solidFill>
+        <a:gradFill rotWithShape="1">
+          <a:gsLst>
+            <a:gs pos="0">
+              <a:schemeClr val="phClr">
+                <a:lumMod val="110000"/>
+                <a:satMod val="105000"/>
+                <a:tint val="67000"/>
+              </a:schemeClr>
+            </a:gs>
+            <a:gs pos="50000">
+              <a:schemeClr val="phClr">
+                <a:lumMod val="105000"/>
+                <a:satMod val="103000"/>
+                <a:tint val="73000"/>
+              </a:schemeClr>
+            </a:gs>
+            <a:gs pos="100000">
+              <a:schemeClr val="phClr">
+                <a:lumMod val="105000"/>
+                <a:satMod val="109000"/>
+                <a:tint val="81000"/>
+              </a:schemeClr>
+            </a:gs>
+          </a:gsLst>
+          <a:lin ang="5400000" scaled="0"/>
+        </a:gradFill>
+        <a:gradFill rotWithShape="1">
+          <a:gsLst>
+            <a:gs pos="0">
+              <a:schemeClr val="phClr">
+                <a:satMod val="103000"/>
+                <a:lumMod val="102000"/>
+                <a:tint val="94000"/>
+              </a:schemeClr>
+            </a:gs>
+            <a:gs pos="50000">
+              <a:schemeClr val="phClr">
+                <a:satMod val="110000"/>
+                <a:lumMod val="100000"/>
+                <a:shade val="100000"/>
+              </a:schemeClr>
+            </a:gs>
+            <a:gs pos="100000">
+              <a:schemeClr val="phClr">
+                <a:lumMod val="99000"/>
+                <a:satMod val="120000"/>
+                <a:shade val="78000"/>
+              </a:schemeClr>
+            </a:gs>
+          </a:gsLst>
+          <a:lin ang="5400000" scaled="0"/>
+        </a:gradFill>
+      </a:fillStyleLst>
+      <a:lnStyleLst>
+        <a:ln w="6350" cap="flat" cmpd="sng" algn="ctr">
+          <a:solidFill>
+            <a:schemeClr val="phClr"/>
+          </a:solidFill>
+          <a:prstDash val="solid"/>
+          <a:miter lim="800000"/>
+        </a:ln>
+        <a:ln w="12700" cap="flat" cmpd="sng" algn="ctr">
+          <a:solidFill>
+            <a:schemeClr val="phClr"/>
+          </a:solidFill>
+          <a:prstDash val="solid"/>
+          <a:miter lim="800000"/>
+        </a:ln>
+        <a:ln w="19050" cap="flat" cmpd="sng" algn="ctr">
+          <a:solidFill>
+            <a:schemeClr val="phClr"/>
+          </a:solidFill>
+          <a:prstDash val="solid"/>
+          <a:miter lim="800000"/>
+        </a:ln>
+      </a:lnStyleLst>
+      <a:effectStyleLst>
+        <a:effectStyle>
+          <a:effectLst/>
+        </a:effectStyle>
+        <a:effectStyle>
+          <a:effectLst/>
+        </a:effectStyle>
+        <a:effectStyle>
+          <a:effectLst>
+            <a:outerShdw blurRad="57150" dist="19050" dir="5400000" algn="ctr" rotWithShape="0">
+              <a:srgbClr val="000000">
+                <a:alpha val="63000"/>
+              </a:srgbClr>
+            </a:outerShdw>
+          </a:effectLst>
+        </a:effectStyle>
+      </a:effectStyleLst>
+      <a:bgFillStyleLst>
+        <a:solidFill>
+          <a:schemeClr val="phClr"/>
+        </a:solidFill>
+        <a:solidFill>
+          <a:schemeClr val="phClr">
+            <a:tint val="95000"/>
+            <a:satMod val="170000"/>
+          </a:schemeClr>
+        </a:solidFill>
+        <a:gradFill rotWithShape="1">
+          <a:gsLst>
+            <a:gs pos="0">
+              <a:schemeClr val="phClr">
+                <a:tint val="93000"/>
+                <a:satMod val="150000"/>
+                <a:shade val="98000"/>
+                <a:lumMod val="102000"/>
+              </a:schemeClr>
+            </a:gs>
+            <a:gs pos="50000">
+              <a:schemeClr val="phClr">
+                <a:tint val="98000"/>
+                <a:satMod val="130000"/>
+                <a:shade val="90000"/>
+                <a:lumMod val="103000"/>
+              </a:schemeClr>
+            </a:gs>
+            <a:gs pos="100000">
+              <a:schemeClr val="phClr">
+                <a:shade val="63000"/>
+                <a:satMod val="120000"/>
+              </a:schemeClr>
+            </a:gs>
+          </a:gsLst>
+          <a:lin ang="5400000" scaled="0"/>
+        </a:gradFill>
+      </a:bgFillStyleLst>
+    </a:fmtScheme>
+  </a:themeElements>
+  <a:objectDefaults/>
+  <a:extraClrSchemeLst/>
+  <a:extLst>
+    <a:ext uri="{05A4C25C-085E-4340-85A3-A5531E510DB2}">
+      <thm15:themeFamily xmlns:thm15="http://schemas.microsoft.com/office/thememl/2012/main" name="Office Theme" id="{62F939B6-93AF-4DB8-9C6B-D6C7DFDC589F}" vid="{4A3C46E8-61CC-4603-A589-7422A47A8E4A}"/>
+    </a:ext>
+  </a:extLst>
+</a:theme>
 </file>